--- a/3_Documentazione/Modello documentazione progetto v2.docx
+++ b/3_Documentazione/Modello documentazione progetto v2.docx
@@ -1,6 +1,6 @@
 
 <file path=word/document.xml><?xml version="1.0" encoding="utf-8"?>
-<w:document xmlns:wpc="http://schemas.microsoft.com/office/word/2010/wordprocessingCanvas" xmlns:cx="http://schemas.microsoft.com/office/drawing/2014/chartex" xmlns:cx1="http://schemas.microsoft.com/office/drawing/2015/9/8/chartex" xmlns:cx2="http://schemas.microsoft.com/office/drawing/2015/10/21/chartex" xmlns:cx3="http://schemas.microsoft.com/office/drawing/2016/5/9/chartex" xmlns:cx4="http://schemas.microsoft.com/office/drawing/2016/5/10/chartex" xmlns:cx5="http://schemas.microsoft.com/office/drawing/2016/5/11/chartex" xmlns:cx6="http://schemas.microsoft.com/office/drawing/2016/5/12/chartex" xmlns:cx7="http://schemas.microsoft.com/office/drawing/2016/5/13/chartex" xmlns:cx8="http://schemas.microsoft.com/office/drawing/2016/5/14/chartex" xmlns:mc="http://schemas.openxmlformats.org/markup-compatibility/2006" xmlns:aink="http://schemas.microsoft.com/office/drawing/2016/ink" xmlns:am3d="http://schemas.microsoft.com/office/drawing/2017/model3d" xmlns:o="urn:schemas-microsoft-com:office:office" xmlns:r="http://schemas.openxmlformats.org/officeDocument/2006/relationships" xmlns:m="http://schemas.openxmlformats.org/officeDocument/2006/math" xmlns:v="urn:schemas-microsoft-com:vml" xmlns:wp14="http://schemas.microsoft.com/office/word/2010/wordprocessingDrawing" xmlns:wp="http://schemas.openxmlformats.org/drawingml/2006/wordprocessingDrawing" xmlns:w10="urn:schemas-microsoft-com:office:word" xmlns:w="http://schemas.openxmlformats.org/wordprocessingml/2006/main" xmlns:w14="http://schemas.microsoft.com/office/word/2010/wordml" xmlns:w15="http://schemas.microsoft.com/office/word/2012/wordml" xmlns:w16cid="http://schemas.microsoft.com/office/word/2016/wordml/cid" xmlns:w16se="http://schemas.microsoft.com/office/word/2015/wordml/symex" xmlns:wpg="http://schemas.microsoft.com/office/word/2010/wordprocessingGroup" xmlns:wpi="http://schemas.microsoft.com/office/word/2010/wordprocessingInk" xmlns:wne="http://schemas.microsoft.com/office/word/2006/wordml" xmlns:wps="http://schemas.microsoft.com/office/word/2010/wordprocessingShape" mc:Ignorable="w14 w15 w16se w16cid wp14">
+<w:document xmlns:wpc="http://schemas.microsoft.com/office/word/2010/wordprocessingCanvas" xmlns:cx="http://schemas.microsoft.com/office/drawing/2014/chartex" xmlns:cx1="http://schemas.microsoft.com/office/drawing/2015/9/8/chartex" xmlns:cx2="http://schemas.microsoft.com/office/drawing/2015/10/21/chartex" xmlns:cx3="http://schemas.microsoft.com/office/drawing/2016/5/9/chartex" xmlns:cx4="http://schemas.microsoft.com/office/drawing/2016/5/10/chartex" xmlns:cx5="http://schemas.microsoft.com/office/drawing/2016/5/11/chartex" xmlns:cx6="http://schemas.microsoft.com/office/drawing/2016/5/12/chartex" xmlns:cx7="http://schemas.microsoft.com/office/drawing/2016/5/13/chartex" xmlns:cx8="http://schemas.microsoft.com/office/drawing/2016/5/14/chartex" xmlns:mc="http://schemas.openxmlformats.org/markup-compatibility/2006" xmlns:aink="http://schemas.microsoft.com/office/drawing/2016/ink" xmlns:am3d="http://schemas.microsoft.com/office/drawing/2017/model3d" xmlns:o="urn:schemas-microsoft-com:office:office" xmlns:oel="http://schemas.microsoft.com/office/2019/extlst" xmlns:r="http://schemas.openxmlformats.org/officeDocument/2006/relationships" xmlns:m="http://schemas.openxmlformats.org/officeDocument/2006/math" xmlns:v="urn:schemas-microsoft-com:vml" xmlns:wp14="http://schemas.microsoft.com/office/word/2010/wordprocessingDrawing" xmlns:wp="http://schemas.openxmlformats.org/drawingml/2006/wordprocessingDrawing" xmlns:w10="urn:schemas-microsoft-com:office:word" xmlns:w="http://schemas.openxmlformats.org/wordprocessingml/2006/main" xmlns:w14="http://schemas.microsoft.com/office/word/2010/wordml" xmlns:w15="http://schemas.microsoft.com/office/word/2012/wordml" xmlns:w16cex="http://schemas.microsoft.com/office/word/2018/wordml/cex" xmlns:w16cid="http://schemas.microsoft.com/office/word/2016/wordml/cid" xmlns:w16="http://schemas.microsoft.com/office/word/2018/wordml" xmlns:w16sdtdh="http://schemas.microsoft.com/office/word/2020/wordml/sdtdatahash" xmlns:w16se="http://schemas.microsoft.com/office/word/2015/wordml/symex" xmlns:wpg="http://schemas.microsoft.com/office/word/2010/wordprocessingGroup" xmlns:wpi="http://schemas.microsoft.com/office/word/2010/wordprocessingInk" xmlns:wne="http://schemas.microsoft.com/office/word/2006/wordml" xmlns:wps="http://schemas.microsoft.com/office/word/2010/wordprocessingShape" mc:Ignorable="w14 w15 w16se w16cid w16 w16cex w16sdtdh wp14">
   <w:body>
     <w:p>
       <w:pPr>
@@ -10,8 +10,6 @@
           <w:tab w:val="right" w:leader="dot" w:pos="9628"/>
         </w:tabs>
       </w:pPr>
-      <w:bookmarkStart w:id="0" w:name="_GoBack"/>
-      <w:bookmarkEnd w:id="0"/>
     </w:p>
     <w:p>
       <w:pPr>
@@ -24,7 +22,7 @@
         <w:rPr>
           <w:lang w:val="it-CH"/>
         </w:rPr>
-        <w:t>Esempio di documentazione</w:t>
+        <w:t>Agenda Intelligente documentazione</w:t>
       </w:r>
     </w:p>
     <w:p>
@@ -61,12 +59,12 @@
       <w:pPr>
         <w:pStyle w:val="Titolo1"/>
       </w:pPr>
-      <w:bookmarkStart w:id="1" w:name="_Toc124935596"/>
+      <w:bookmarkStart w:id="0" w:name="_Toc124935596"/>
       <w:r>
         <w:lastRenderedPageBreak/>
         <w:t>Indice</w:t>
       </w:r>
-      <w:bookmarkEnd w:id="1"/>
+      <w:bookmarkEnd w:id="0"/>
     </w:p>
     <w:p>
       <w:pPr>
@@ -2775,12 +2773,153 @@
       <w:r>
         <w:br w:type="page"/>
       </w:r>
-      <w:bookmarkStart w:id="2" w:name="_Toc124935597"/>
+      <w:bookmarkStart w:id="1" w:name="_Toc124935597"/>
       <w:r>
         <w:lastRenderedPageBreak/>
         <w:t>Introduzione</w:t>
       </w:r>
+      <w:bookmarkEnd w:id="1"/>
+    </w:p>
+    <w:p>
+      <w:pPr>
+        <w:pStyle w:val="Titolo2"/>
+        <w:rPr>
+          <w:lang w:val="it-CH"/>
+        </w:rPr>
+      </w:pPr>
+      <w:bookmarkStart w:id="2" w:name="_Toc124935598"/>
+      <w:r>
+        <w:rPr>
+          <w:lang w:val="it-CH"/>
+        </w:rPr>
+        <w:t>Informazioni sul progetto</w:t>
+      </w:r>
       <w:bookmarkEnd w:id="2"/>
+      <w:r>
+        <w:rPr>
+          <w:lang w:val="it-CH"/>
+        </w:rPr>
+        <w:t xml:space="preserve"> </w:t>
+      </w:r>
+    </w:p>
+    <w:p>
+      <w:r>
+        <w:t xml:space="preserve">Questo progetto riguardante la </w:t>
+      </w:r>
+      <w:r>
+        <w:t>creazione di un’applicativo multipiattaforma</w:t>
+      </w:r>
+      <w:r>
+        <w:t xml:space="preserve"> per la gestione del proprio tempo</w:t>
+      </w:r>
+      <w:r>
+        <w:t xml:space="preserve"> iniziato</w:t>
+      </w:r>
+      <w:r>
+        <w:t xml:space="preserve"> </w:t>
+      </w:r>
+      <w:r>
+        <w:t>il 04</w:t>
+      </w:r>
+      <w:r>
+        <w:t>.</w:t>
+      </w:r>
+      <w:r>
+        <w:t>09</w:t>
+      </w:r>
+      <w:r>
+        <w:t>.202</w:t>
+      </w:r>
+      <w:r>
+        <w:t>6</w:t>
+      </w:r>
+      <w:r>
+        <w:t xml:space="preserve"> da Fabio Maruca nel ruolo di Progettatore, </w:t>
+      </w:r>
+      <w:r>
+        <w:t xml:space="preserve">supervisionato e </w:t>
+      </w:r>
+      <w:r>
+        <w:t xml:space="preserve">valutato </w:t>
+      </w:r>
+      <w:r>
+        <w:t xml:space="preserve">dal professore </w:t>
+      </w:r>
+      <w:r>
+        <w:t>Geo Petrini</w:t>
+      </w:r>
+      <w:r>
+        <w:t xml:space="preserve"> con termine al </w:t>
+      </w:r>
+      <w:r>
+        <w:t>7</w:t>
+      </w:r>
+      <w:r>
+        <w:t>.</w:t>
+      </w:r>
+      <w:r>
+        <w:t>12</w:t>
+      </w:r>
+      <w:r>
+        <w:t>.202</w:t>
+      </w:r>
+      <w:r>
+        <w:t>6</w:t>
+      </w:r>
+      <w:r>
+        <w:t>.</w:t>
+      </w:r>
+    </w:p>
+    <w:p>
+      <w:r>
+        <w:t xml:space="preserve">Il progetto in questione è stato incaricato durante il </w:t>
+      </w:r>
+      <w:r>
+        <w:t>terzo</w:t>
+      </w:r>
+      <w:r>
+        <w:t xml:space="preserve"> anno della Scuola Arti e Mestieri di Trevano, nella sezione Informatica BD, come </w:t>
+      </w:r>
+      <w:r>
+        <w:t xml:space="preserve">nota del primo semestre dei moduli </w:t>
+      </w:r>
+      <w:r>
+        <w:rPr>
+          <w:b/>
+          <w:bCs/>
+        </w:rPr>
+        <w:t>M306</w:t>
+      </w:r>
+      <w:r>
+        <w:t xml:space="preserve">, </w:t>
+      </w:r>
+      <w:r>
+        <w:rPr>
+          <w:b/>
+          <w:bCs/>
+        </w:rPr>
+        <w:t>M426</w:t>
+      </w:r>
+      <w:r>
+        <w:t xml:space="preserve"> e </w:t>
+      </w:r>
+      <w:r>
+        <w:rPr>
+          <w:b/>
+          <w:bCs/>
+        </w:rPr>
+        <w:t>Laboratorio Progetti</w:t>
+      </w:r>
+      <w:r>
+        <w:t>.</w:t>
+      </w:r>
+    </w:p>
+    <w:p>
+      <w:pPr>
+        <w:rPr>
+          <w:lang w:val="it-IT"/>
+        </w:rPr>
+      </w:pPr>
     </w:p>
     <w:p>
       <w:pPr>
@@ -2789,97 +2928,14 @@
           <w:lang w:val="it-CH"/>
         </w:rPr>
       </w:pPr>
-      <w:bookmarkStart w:id="3" w:name="_Toc124935598"/>
+      <w:bookmarkStart w:id="3" w:name="_Toc124935599"/>
       <w:r>
         <w:rPr>
           <w:lang w:val="it-CH"/>
         </w:rPr>
-        <w:t>Informazioni sul progetto</w:t>
+        <w:t>Abstract</w:t>
       </w:r>
       <w:bookmarkEnd w:id="3"/>
-      <w:r>
-        <w:rPr>
-          <w:lang w:val="it-CH"/>
-        </w:rPr>
-        <w:t xml:space="preserve"> </w:t>
-      </w:r>
-    </w:p>
-    <w:p>
-      <w:r>
-        <w:t xml:space="preserve">In questo capitolo raccogliere le informazioni relative al progetto, ad esempio: </w:t>
-      </w:r>
-    </w:p>
-    <w:p>
-      <w:pPr>
-        <w:numPr>
-          <w:ilvl w:val="0"/>
-          <w:numId w:val="2"/>
-        </w:numPr>
-      </w:pPr>
-      <w:r>
-        <w:t>Allievo/i e</w:t>
-      </w:r>
-      <w:r>
-        <w:t xml:space="preserve"> </w:t>
-      </w:r>
-      <w:r>
-        <w:t>docente/i coinvolti nel progetto e rispettivi ruoli,</w:t>
-      </w:r>
-    </w:p>
-    <w:p>
-      <w:pPr>
-        <w:numPr>
-          <w:ilvl w:val="0"/>
-          <w:numId w:val="2"/>
-        </w:numPr>
-      </w:pPr>
-      <w:r>
-        <w:t>scuola,</w:t>
-      </w:r>
-      <w:r>
-        <w:t xml:space="preserve"> </w:t>
-      </w:r>
-      <w:r>
-        <w:t>sezione, materia/e,</w:t>
-      </w:r>
-    </w:p>
-    <w:p>
-      <w:pPr>
-        <w:numPr>
-          <w:ilvl w:val="0"/>
-          <w:numId w:val="2"/>
-        </w:numPr>
-      </w:pPr>
-      <w:r>
-        <w:t>date di inizio e termine di consegna,</w:t>
-      </w:r>
-    </w:p>
-    <w:p>
-      <w:pPr>
-        <w:numPr>
-          <w:ilvl w:val="0"/>
-          <w:numId w:val="2"/>
-        </w:numPr>
-      </w:pPr>
-      <w:r>
-        <w:t>…</w:t>
-      </w:r>
-    </w:p>
-    <w:p>
-      <w:pPr>
-        <w:pStyle w:val="Titolo2"/>
-        <w:rPr>
-          <w:lang w:val="it-CH"/>
-        </w:rPr>
-      </w:pPr>
-      <w:bookmarkStart w:id="4" w:name="_Toc124935599"/>
-      <w:r>
-        <w:rPr>
-          <w:lang w:val="it-CH"/>
-        </w:rPr>
-        <w:t>Abstract</w:t>
-      </w:r>
-      <w:bookmarkEnd w:id="4"/>
       <w:r>
         <w:rPr>
           <w:lang w:val="it-CH"/>
@@ -3003,712 +3059,50 @@
         <w:ind w:left="720"/>
         <w:rPr>
           <w:i/>
-        </w:rPr>
-      </w:pPr>
-      <w:proofErr w:type="spellStart"/>
+          <w:lang w:val="fr-CH"/>
+        </w:rPr>
+      </w:pPr>
       <w:r>
         <w:rPr>
           <w:i/>
         </w:rPr>
-        <w:t>As</w:t>
-      </w:r>
-      <w:proofErr w:type="spellEnd"/>
+        <w:t xml:space="preserve">As the size and complexity of today’s most modern computer chips increase, new techniques must be developed to effectively design and create Very </w:t>
+      </w:r>
       <w:r>
         <w:rPr>
           <w:i/>
         </w:rPr>
-        <w:t xml:space="preserve"> the size and </w:t>
-      </w:r>
-      <w:proofErr w:type="spellStart"/>
+        <w:t>Large-Scale</w:t>
+      </w:r>
       <w:r>
         <w:rPr>
           <w:i/>
         </w:rPr>
-        <w:t>complexity</w:t>
-      </w:r>
-      <w:proofErr w:type="spellEnd"/>
+        <w:t xml:space="preserve"> Integration chips quickly. </w:t>
+      </w:r>
       <w:r>
         <w:rPr>
           <w:i/>
-        </w:rPr>
-        <w:t xml:space="preserve"> of </w:t>
-      </w:r>
-      <w:proofErr w:type="spellStart"/>
-      <w:r>
+          <w:lang w:val="fr-CH"/>
+        </w:rPr>
+        <w:t>For this project, a new type of hardware compiler is created. This hardware compiler will read a C++ program, and physically design a suitable microprocessor intended for running that specific program. With this new and powerful compiler, it is possible to design anything from a small adder, to a microprocessor with millions of transistors. Designing new computer chips, such as the Pentium 4, can require dozens of engineers and months of time. With the help of this compiler, a single person could design such a large-scale microprocessor in just weeks.</w:t>
+      </w:r>
+    </w:p>
+    <w:p>
+      <w:pPr>
+        <w:ind w:left="720"/>
         <w:rPr>
           <w:i/>
-        </w:rPr>
-        <w:t>today’s</w:t>
-      </w:r>
-      <w:proofErr w:type="spellEnd"/>
-      <w:r>
+          <w:lang w:val="fr-CH"/>
+        </w:rPr>
+      </w:pPr>
+    </w:p>
+    <w:p>
+      <w:pPr>
+        <w:ind w:left="720"/>
         <w:rPr>
           <w:i/>
-        </w:rPr>
-        <w:t xml:space="preserve"> </w:t>
-      </w:r>
-      <w:proofErr w:type="spellStart"/>
-      <w:r>
-        <w:rPr>
-          <w:i/>
-        </w:rPr>
-        <w:t>most</w:t>
-      </w:r>
-      <w:proofErr w:type="spellEnd"/>
-      <w:r>
-        <w:rPr>
-          <w:i/>
-        </w:rPr>
-        <w:t xml:space="preserve"> </w:t>
-      </w:r>
-      <w:proofErr w:type="spellStart"/>
-      <w:r>
-        <w:rPr>
-          <w:i/>
-        </w:rPr>
-        <w:t>modern</w:t>
-      </w:r>
-      <w:proofErr w:type="spellEnd"/>
-      <w:r>
-        <w:rPr>
-          <w:i/>
-        </w:rPr>
-        <w:t xml:space="preserve"> computer chips </w:t>
-      </w:r>
-      <w:proofErr w:type="spellStart"/>
-      <w:r>
-        <w:rPr>
-          <w:i/>
-        </w:rPr>
-        <w:t>increase</w:t>
-      </w:r>
-      <w:proofErr w:type="spellEnd"/>
-      <w:r>
-        <w:rPr>
-          <w:i/>
-        </w:rPr>
-        <w:t xml:space="preserve">, new techniques must be </w:t>
-      </w:r>
-      <w:proofErr w:type="spellStart"/>
-      <w:r>
-        <w:rPr>
-          <w:i/>
-        </w:rPr>
-        <w:t>developed</w:t>
-      </w:r>
-      <w:proofErr w:type="spellEnd"/>
-      <w:r>
-        <w:rPr>
-          <w:i/>
-        </w:rPr>
-        <w:t xml:space="preserve"> to </w:t>
-      </w:r>
-      <w:proofErr w:type="spellStart"/>
-      <w:r>
-        <w:rPr>
-          <w:i/>
-        </w:rPr>
-        <w:t>effectively</w:t>
-      </w:r>
-      <w:proofErr w:type="spellEnd"/>
-      <w:r>
-        <w:rPr>
-          <w:i/>
-        </w:rPr>
-        <w:t xml:space="preserve"> design and create </w:t>
-      </w:r>
-      <w:proofErr w:type="spellStart"/>
-      <w:r>
-        <w:rPr>
-          <w:i/>
-        </w:rPr>
-        <w:t>Very</w:t>
-      </w:r>
-      <w:proofErr w:type="spellEnd"/>
-      <w:r>
-        <w:rPr>
-          <w:i/>
-        </w:rPr>
-        <w:t xml:space="preserve"> </w:t>
-      </w:r>
-      <w:r>
-        <w:rPr>
-          <w:i/>
-        </w:rPr>
-        <w:t>Large-Scale</w:t>
-      </w:r>
-      <w:r>
-        <w:rPr>
-          <w:i/>
-        </w:rPr>
-        <w:t xml:space="preserve"> Integration chips </w:t>
-      </w:r>
-      <w:proofErr w:type="spellStart"/>
-      <w:r>
-        <w:rPr>
-          <w:i/>
-        </w:rPr>
-        <w:t>quickly</w:t>
-      </w:r>
-      <w:proofErr w:type="spellEnd"/>
-      <w:r>
-        <w:rPr>
-          <w:i/>
-        </w:rPr>
-        <w:t xml:space="preserve">. For </w:t>
-      </w:r>
-      <w:proofErr w:type="spellStart"/>
-      <w:r>
-        <w:rPr>
-          <w:i/>
-        </w:rPr>
-        <w:t>this</w:t>
-      </w:r>
-      <w:proofErr w:type="spellEnd"/>
-      <w:r>
-        <w:rPr>
-          <w:i/>
-        </w:rPr>
-        <w:t xml:space="preserve"> project, a new </w:t>
-      </w:r>
-      <w:proofErr w:type="spellStart"/>
-      <w:r>
-        <w:rPr>
-          <w:i/>
-        </w:rPr>
-        <w:t>type</w:t>
-      </w:r>
-      <w:proofErr w:type="spellEnd"/>
-      <w:r>
-        <w:rPr>
-          <w:i/>
-        </w:rPr>
-        <w:t xml:space="preserve"> of hardware </w:t>
-      </w:r>
-      <w:proofErr w:type="spellStart"/>
-      <w:r>
-        <w:rPr>
-          <w:i/>
-        </w:rPr>
-        <w:t>compiler</w:t>
-      </w:r>
-      <w:proofErr w:type="spellEnd"/>
-      <w:r>
-        <w:rPr>
-          <w:i/>
-        </w:rPr>
-        <w:t xml:space="preserve"> </w:t>
-      </w:r>
-      <w:proofErr w:type="spellStart"/>
-      <w:r>
-        <w:rPr>
-          <w:i/>
-        </w:rPr>
-        <w:t>is</w:t>
-      </w:r>
-      <w:proofErr w:type="spellEnd"/>
-      <w:r>
-        <w:rPr>
-          <w:i/>
-        </w:rPr>
-        <w:t xml:space="preserve"> </w:t>
-      </w:r>
-      <w:proofErr w:type="spellStart"/>
-      <w:r>
-        <w:rPr>
-          <w:i/>
-        </w:rPr>
-        <w:t>created</w:t>
-      </w:r>
-      <w:proofErr w:type="spellEnd"/>
-      <w:r>
-        <w:rPr>
-          <w:i/>
-        </w:rPr>
-        <w:t xml:space="preserve">. </w:t>
-      </w:r>
-      <w:proofErr w:type="spellStart"/>
-      <w:r>
-        <w:rPr>
-          <w:i/>
-        </w:rPr>
-        <w:t>This</w:t>
-      </w:r>
-      <w:proofErr w:type="spellEnd"/>
-      <w:r>
-        <w:rPr>
-          <w:i/>
-        </w:rPr>
-        <w:t xml:space="preserve"> hardware </w:t>
-      </w:r>
-      <w:proofErr w:type="spellStart"/>
-      <w:r>
-        <w:rPr>
-          <w:i/>
-        </w:rPr>
-        <w:t>compiler</w:t>
-      </w:r>
-      <w:proofErr w:type="spellEnd"/>
-      <w:r>
-        <w:rPr>
-          <w:i/>
-        </w:rPr>
-        <w:t xml:space="preserve"> </w:t>
-      </w:r>
-      <w:proofErr w:type="spellStart"/>
-      <w:r>
-        <w:rPr>
-          <w:i/>
-        </w:rPr>
-        <w:t>will</w:t>
-      </w:r>
-      <w:proofErr w:type="spellEnd"/>
-      <w:r>
-        <w:rPr>
-          <w:i/>
-        </w:rPr>
-        <w:t xml:space="preserve"> </w:t>
-      </w:r>
-      <w:proofErr w:type="spellStart"/>
-      <w:r>
-        <w:rPr>
-          <w:i/>
-        </w:rPr>
-        <w:t>read</w:t>
-      </w:r>
-      <w:proofErr w:type="spellEnd"/>
-      <w:r>
-        <w:rPr>
-          <w:i/>
-        </w:rPr>
-        <w:t xml:space="preserve"> a C++ </w:t>
-      </w:r>
-      <w:proofErr w:type="spellStart"/>
-      <w:r>
-        <w:rPr>
-          <w:i/>
-        </w:rPr>
-        <w:t>program</w:t>
-      </w:r>
-      <w:proofErr w:type="spellEnd"/>
-      <w:r>
-        <w:rPr>
-          <w:i/>
-        </w:rPr>
-        <w:t xml:space="preserve">, and </w:t>
-      </w:r>
-      <w:proofErr w:type="spellStart"/>
-      <w:r>
-        <w:rPr>
-          <w:i/>
-        </w:rPr>
-        <w:t>physically</w:t>
-      </w:r>
-      <w:proofErr w:type="spellEnd"/>
-      <w:r>
-        <w:rPr>
-          <w:i/>
-        </w:rPr>
-        <w:t xml:space="preserve"> design a </w:t>
-      </w:r>
-      <w:proofErr w:type="spellStart"/>
-      <w:r>
-        <w:rPr>
-          <w:i/>
-        </w:rPr>
-        <w:t>suitable</w:t>
-      </w:r>
-      <w:proofErr w:type="spellEnd"/>
-      <w:r>
-        <w:rPr>
-          <w:i/>
-        </w:rPr>
-        <w:t xml:space="preserve"> </w:t>
-      </w:r>
-      <w:proofErr w:type="spellStart"/>
-      <w:r>
-        <w:rPr>
-          <w:i/>
-        </w:rPr>
-        <w:t>microprocessor</w:t>
-      </w:r>
-      <w:proofErr w:type="spellEnd"/>
-      <w:r>
-        <w:rPr>
-          <w:i/>
-        </w:rPr>
-        <w:t xml:space="preserve"> </w:t>
-      </w:r>
-      <w:proofErr w:type="spellStart"/>
-      <w:r>
-        <w:rPr>
-          <w:i/>
-        </w:rPr>
-        <w:t>intended</w:t>
-      </w:r>
-      <w:proofErr w:type="spellEnd"/>
-      <w:r>
-        <w:rPr>
-          <w:i/>
-        </w:rPr>
-        <w:t xml:space="preserve"> for running </w:t>
-      </w:r>
-      <w:proofErr w:type="spellStart"/>
-      <w:r>
-        <w:rPr>
-          <w:i/>
-        </w:rPr>
-        <w:t>that</w:t>
-      </w:r>
-      <w:proofErr w:type="spellEnd"/>
-      <w:r>
-        <w:rPr>
-          <w:i/>
-        </w:rPr>
-        <w:t xml:space="preserve"> </w:t>
-      </w:r>
-      <w:proofErr w:type="spellStart"/>
-      <w:r>
-        <w:rPr>
-          <w:i/>
-        </w:rPr>
-        <w:t>specific</w:t>
-      </w:r>
-      <w:proofErr w:type="spellEnd"/>
-      <w:r>
-        <w:rPr>
-          <w:i/>
-        </w:rPr>
-        <w:t xml:space="preserve"> </w:t>
-      </w:r>
-      <w:proofErr w:type="spellStart"/>
-      <w:r>
-        <w:rPr>
-          <w:i/>
-        </w:rPr>
-        <w:t>program</w:t>
-      </w:r>
-      <w:proofErr w:type="spellEnd"/>
-      <w:r>
-        <w:rPr>
-          <w:i/>
-        </w:rPr>
-        <w:t xml:space="preserve">. With </w:t>
-      </w:r>
-      <w:proofErr w:type="spellStart"/>
-      <w:r>
-        <w:rPr>
-          <w:i/>
-        </w:rPr>
-        <w:t>this</w:t>
-      </w:r>
-      <w:proofErr w:type="spellEnd"/>
-      <w:r>
-        <w:rPr>
-          <w:i/>
-        </w:rPr>
-        <w:t xml:space="preserve"> new and powerful </w:t>
-      </w:r>
-      <w:proofErr w:type="spellStart"/>
-      <w:r>
-        <w:rPr>
-          <w:i/>
-        </w:rPr>
-        <w:t>compiler</w:t>
-      </w:r>
-      <w:proofErr w:type="spellEnd"/>
-      <w:r>
-        <w:rPr>
-          <w:i/>
-        </w:rPr>
-        <w:t xml:space="preserve">, </w:t>
-      </w:r>
-      <w:proofErr w:type="spellStart"/>
-      <w:r>
-        <w:rPr>
-          <w:i/>
-        </w:rPr>
-        <w:t>it</w:t>
-      </w:r>
-      <w:proofErr w:type="spellEnd"/>
-      <w:r>
-        <w:rPr>
-          <w:i/>
-        </w:rPr>
-        <w:t xml:space="preserve"> </w:t>
-      </w:r>
-      <w:proofErr w:type="spellStart"/>
-      <w:r>
-        <w:rPr>
-          <w:i/>
-        </w:rPr>
-        <w:t>is</w:t>
-      </w:r>
-      <w:proofErr w:type="spellEnd"/>
-      <w:r>
-        <w:rPr>
-          <w:i/>
-        </w:rPr>
-        <w:t xml:space="preserve"> </w:t>
-      </w:r>
-      <w:proofErr w:type="spellStart"/>
-      <w:r>
-        <w:rPr>
-          <w:i/>
-        </w:rPr>
-        <w:t>possible</w:t>
-      </w:r>
-      <w:proofErr w:type="spellEnd"/>
-      <w:r>
-        <w:rPr>
-          <w:i/>
-        </w:rPr>
-        <w:t xml:space="preserve"> to design </w:t>
-      </w:r>
-      <w:proofErr w:type="spellStart"/>
-      <w:r>
-        <w:rPr>
-          <w:i/>
-        </w:rPr>
-        <w:t>anything</w:t>
-      </w:r>
-      <w:proofErr w:type="spellEnd"/>
-      <w:r>
-        <w:rPr>
-          <w:i/>
-        </w:rPr>
-        <w:t xml:space="preserve"> from a small </w:t>
-      </w:r>
-      <w:proofErr w:type="spellStart"/>
-      <w:r>
-        <w:rPr>
-          <w:i/>
-        </w:rPr>
-        <w:t>adder</w:t>
-      </w:r>
-      <w:proofErr w:type="spellEnd"/>
-      <w:r>
-        <w:rPr>
-          <w:i/>
-        </w:rPr>
-        <w:t xml:space="preserve">, to a </w:t>
-      </w:r>
-      <w:proofErr w:type="spellStart"/>
-      <w:r>
-        <w:rPr>
-          <w:i/>
-        </w:rPr>
-        <w:t>microprocessor</w:t>
-      </w:r>
-      <w:proofErr w:type="spellEnd"/>
-      <w:r>
-        <w:rPr>
-          <w:i/>
-        </w:rPr>
-        <w:t xml:space="preserve"> with </w:t>
-      </w:r>
-      <w:proofErr w:type="spellStart"/>
-      <w:r>
-        <w:rPr>
-          <w:i/>
-        </w:rPr>
-        <w:t>millions</w:t>
-      </w:r>
-      <w:proofErr w:type="spellEnd"/>
-      <w:r>
-        <w:rPr>
-          <w:i/>
-        </w:rPr>
-        <w:t xml:space="preserve"> of </w:t>
-      </w:r>
-      <w:proofErr w:type="spellStart"/>
-      <w:r>
-        <w:rPr>
-          <w:i/>
-        </w:rPr>
-        <w:t>transistors</w:t>
-      </w:r>
-      <w:proofErr w:type="spellEnd"/>
-      <w:r>
-        <w:rPr>
-          <w:i/>
-        </w:rPr>
-        <w:t xml:space="preserve">. </w:t>
-      </w:r>
-      <w:proofErr w:type="spellStart"/>
-      <w:r>
-        <w:rPr>
-          <w:i/>
-        </w:rPr>
-        <w:t>Designing</w:t>
-      </w:r>
-      <w:proofErr w:type="spellEnd"/>
-      <w:r>
-        <w:rPr>
-          <w:i/>
-        </w:rPr>
-        <w:t xml:space="preserve"> new computer chips, </w:t>
-      </w:r>
-      <w:proofErr w:type="spellStart"/>
-      <w:r>
-        <w:rPr>
-          <w:i/>
-        </w:rPr>
-        <w:t>such</w:t>
-      </w:r>
-      <w:proofErr w:type="spellEnd"/>
-      <w:r>
-        <w:rPr>
-          <w:i/>
-        </w:rPr>
-        <w:t xml:space="preserve"> </w:t>
-      </w:r>
-      <w:proofErr w:type="spellStart"/>
-      <w:r>
-        <w:rPr>
-          <w:i/>
-        </w:rPr>
-        <w:t>as</w:t>
-      </w:r>
-      <w:proofErr w:type="spellEnd"/>
-      <w:r>
-        <w:rPr>
-          <w:i/>
-        </w:rPr>
-        <w:t xml:space="preserve"> the Pentium 4, can </w:t>
-      </w:r>
-      <w:proofErr w:type="spellStart"/>
-      <w:r>
-        <w:rPr>
-          <w:i/>
-        </w:rPr>
-        <w:t>require</w:t>
-      </w:r>
-      <w:proofErr w:type="spellEnd"/>
-      <w:r>
-        <w:rPr>
-          <w:i/>
-        </w:rPr>
-        <w:t xml:space="preserve"> </w:t>
-      </w:r>
-      <w:proofErr w:type="spellStart"/>
-      <w:r>
-        <w:rPr>
-          <w:i/>
-        </w:rPr>
-        <w:t>dozens</w:t>
-      </w:r>
-      <w:proofErr w:type="spellEnd"/>
-      <w:r>
-        <w:rPr>
-          <w:i/>
-        </w:rPr>
-        <w:t xml:space="preserve"> of </w:t>
-      </w:r>
-      <w:proofErr w:type="spellStart"/>
-      <w:r>
-        <w:rPr>
-          <w:i/>
-        </w:rPr>
-        <w:t>engineers</w:t>
-      </w:r>
-      <w:proofErr w:type="spellEnd"/>
-      <w:r>
-        <w:rPr>
-          <w:i/>
-        </w:rPr>
-        <w:t xml:space="preserve"> and months of time. With the help of </w:t>
-      </w:r>
-      <w:proofErr w:type="spellStart"/>
-      <w:r>
-        <w:rPr>
-          <w:i/>
-        </w:rPr>
-        <w:t>this</w:t>
-      </w:r>
-      <w:proofErr w:type="spellEnd"/>
-      <w:r>
-        <w:rPr>
-          <w:i/>
-        </w:rPr>
-        <w:t xml:space="preserve"> </w:t>
-      </w:r>
-      <w:proofErr w:type="spellStart"/>
-      <w:r>
-        <w:rPr>
-          <w:i/>
-        </w:rPr>
-        <w:t>compiler</w:t>
-      </w:r>
-      <w:proofErr w:type="spellEnd"/>
-      <w:r>
-        <w:rPr>
-          <w:i/>
-        </w:rPr>
-        <w:t xml:space="preserve">, a single </w:t>
-      </w:r>
-      <w:proofErr w:type="spellStart"/>
-      <w:r>
-        <w:rPr>
-          <w:i/>
-        </w:rPr>
-        <w:t>person</w:t>
-      </w:r>
-      <w:proofErr w:type="spellEnd"/>
-      <w:r>
-        <w:rPr>
-          <w:i/>
-        </w:rPr>
-        <w:t xml:space="preserve"> </w:t>
-      </w:r>
-      <w:proofErr w:type="spellStart"/>
-      <w:r>
-        <w:rPr>
-          <w:i/>
-        </w:rPr>
-        <w:t>could</w:t>
-      </w:r>
-      <w:proofErr w:type="spellEnd"/>
-      <w:r>
-        <w:rPr>
-          <w:i/>
-        </w:rPr>
-        <w:t xml:space="preserve"> design </w:t>
-      </w:r>
-      <w:proofErr w:type="spellStart"/>
-      <w:r>
-        <w:rPr>
-          <w:i/>
-        </w:rPr>
-        <w:t>such</w:t>
-      </w:r>
-      <w:proofErr w:type="spellEnd"/>
-      <w:r>
-        <w:rPr>
-          <w:i/>
-        </w:rPr>
-        <w:t xml:space="preserve"> a large-scale </w:t>
-      </w:r>
-      <w:proofErr w:type="spellStart"/>
-      <w:r>
-        <w:rPr>
-          <w:i/>
-        </w:rPr>
-        <w:t>microprocessor</w:t>
-      </w:r>
-      <w:proofErr w:type="spellEnd"/>
-      <w:r>
-        <w:rPr>
-          <w:i/>
-        </w:rPr>
-        <w:t xml:space="preserve"> in just weeks.</w:t>
-      </w:r>
-    </w:p>
-    <w:p>
-      <w:pPr>
-        <w:ind w:left="720"/>
-        <w:rPr>
-          <w:i/>
+          <w:lang w:val="fr-CH"/>
         </w:rPr>
       </w:pPr>
     </w:p>
@@ -3719,30 +3113,229 @@
           <w:lang w:val="it-CH"/>
         </w:rPr>
       </w:pPr>
-      <w:bookmarkStart w:id="5" w:name="_Toc124935600"/>
+      <w:bookmarkStart w:id="4" w:name="_Toc124935600"/>
       <w:r>
         <w:rPr>
           <w:lang w:val="it-CH"/>
         </w:rPr>
+        <w:lastRenderedPageBreak/>
         <w:t>Scopo</w:t>
       </w:r>
-      <w:bookmarkEnd w:id="5"/>
-    </w:p>
-    <w:p>
-      <w:r>
-        <w:t>Lo scopo del progetto (scopi didattici/scopi operativi)</w:t>
-      </w:r>
-      <w:r>
-        <w:t>. Dovrebbe descrivere il mandato</w:t>
-      </w:r>
-      <w:r>
-        <w:t>, ma non vanno ricopiate le informazioni del quaderno dei compiti</w:t>
-      </w:r>
-      <w:r>
-        <w:t xml:space="preserve"> (che va invece allegato)</w:t>
-      </w:r>
-      <w:r>
-        <w:t>.</w:t>
+      <w:bookmarkEnd w:id="4"/>
+    </w:p>
+    <w:p>
+      <w:r>
+        <w:t>Gli scopi didattici del progetto sono:</w:t>
+      </w:r>
+    </w:p>
+    <w:p>
+      <w:pPr>
+        <w:pStyle w:val="Paragrafoelenco"/>
+        <w:numPr>
+          <w:ilvl w:val="0"/>
+          <w:numId w:val="25"/>
+        </w:numPr>
+      </w:pPr>
+      <w:r>
+        <w:t>Imparare a gestire un progetto in modo autonomo</w:t>
+      </w:r>
+    </w:p>
+    <w:p>
+      <w:pPr>
+        <w:pStyle w:val="Paragrafoelenco"/>
+        <w:numPr>
+          <w:ilvl w:val="0"/>
+          <w:numId w:val="25"/>
+        </w:numPr>
+      </w:pPr>
+      <w:r>
+        <w:t>Documentare il proprio lavoro</w:t>
+      </w:r>
+    </w:p>
+    <w:p>
+      <w:pPr>
+        <w:pStyle w:val="Paragrafoelenco"/>
+        <w:numPr>
+          <w:ilvl w:val="0"/>
+          <w:numId w:val="25"/>
+        </w:numPr>
+      </w:pPr>
+      <w:r>
+        <w:t>Analisi</w:t>
+      </w:r>
+      <w:r>
+        <w:t xml:space="preserve"> prima di implementare e integrare</w:t>
+      </w:r>
+    </w:p>
+    <w:p>
+      <w:pPr>
+        <w:pStyle w:val="Paragrafoelenco"/>
+        <w:numPr>
+          <w:ilvl w:val="0"/>
+          <w:numId w:val="25"/>
+        </w:numPr>
+      </w:pPr>
+      <w:r>
+        <w:t>Scoprire nuovi linguaggi/API/metodi</w:t>
+      </w:r>
+    </w:p>
+    <w:p>
+      <w:pPr>
+        <w:pStyle w:val="Paragrafoelenco"/>
+        <w:numPr>
+          <w:ilvl w:val="0"/>
+          <w:numId w:val="25"/>
+        </w:numPr>
+      </w:pPr>
+      <w:r>
+        <w:t xml:space="preserve">Collegare </w:t>
+      </w:r>
+      <w:r>
+        <w:t>servizi</w:t>
+      </w:r>
+      <w:r>
+        <w:t xml:space="preserve"> al proprio codice tramite protocollo </w:t>
+      </w:r>
+      <w:r>
+        <w:t>http</w:t>
+      </w:r>
+    </w:p>
+    <w:p/>
+    <w:p>
+      <w:r>
+        <w:t>Gli scopi operativi del progetto sono:</w:t>
+      </w:r>
+    </w:p>
+    <w:p>
+      <w:pPr>
+        <w:pStyle w:val="Paragrafoelenco"/>
+        <w:numPr>
+          <w:ilvl w:val="0"/>
+          <w:numId w:val="25"/>
+        </w:numPr>
+      </w:pPr>
+      <w:r>
+        <w:t>Permettere</w:t>
+      </w:r>
+      <w:r>
+        <w:t xml:space="preserve"> all’utente di organizzare e gestire in modo efficace i propri impegni.</w:t>
+      </w:r>
+    </w:p>
+    <w:p>
+      <w:pPr>
+        <w:pStyle w:val="Paragrafoelenco"/>
+        <w:numPr>
+          <w:ilvl w:val="0"/>
+          <w:numId w:val="25"/>
+        </w:numPr>
+      </w:pPr>
+      <w:r>
+        <w:t>Realizzare un’applicazione multipiattaforma</w:t>
+      </w:r>
+    </w:p>
+    <w:p>
+      <w:pPr>
+        <w:pStyle w:val="Paragrafoelenco"/>
+        <w:numPr>
+          <w:ilvl w:val="0"/>
+          <w:numId w:val="25"/>
+        </w:numPr>
+      </w:pPr>
+      <w:r>
+        <w:t>Permettere la creazione, la modifica e l’eliminazione di eventi e attività all’interno dell’agenda.</w:t>
+      </w:r>
+    </w:p>
+    <w:p>
+      <w:pPr>
+        <w:pStyle w:val="Paragrafoelenco"/>
+        <w:numPr>
+          <w:ilvl w:val="0"/>
+          <w:numId w:val="25"/>
+        </w:numPr>
+      </w:pPr>
+      <w:r>
+        <w:t>V</w:t>
+      </w:r>
+      <w:r>
+        <w:t>isualizza</w:t>
+      </w:r>
+      <w:r>
+        <w:t>zione de</w:t>
+      </w:r>
+      <w:r>
+        <w:t>gli impegni in modo chiaro e organizzato</w:t>
+      </w:r>
+    </w:p>
+    <w:p>
+      <w:pPr>
+        <w:pStyle w:val="Paragrafoelenco"/>
+        <w:numPr>
+          <w:ilvl w:val="0"/>
+          <w:numId w:val="25"/>
+        </w:numPr>
+      </w:pPr>
+      <w:r>
+        <w:t>Integrare funzionalità intelligenti che aiutino l’utente nella pianificazione e nell’organizzazione delle proprie attività.</w:t>
+      </w:r>
+    </w:p>
+    <w:p>
+      <w:pPr>
+        <w:pStyle w:val="Paragrafoelenco"/>
+        <w:numPr>
+          <w:ilvl w:val="0"/>
+          <w:numId w:val="25"/>
+        </w:numPr>
+      </w:pPr>
+      <w:r>
+        <w:t>Gestire e salvare in modo affidabile i dati relativi agli impegni dell’utente.</w:t>
+      </w:r>
+    </w:p>
+    <w:p>
+      <w:pPr>
+        <w:pStyle w:val="Paragrafoelenco"/>
+        <w:numPr>
+          <w:ilvl w:val="0"/>
+          <w:numId w:val="25"/>
+        </w:numPr>
+      </w:pPr>
+      <w:r>
+        <w:t>Integrare eventuali servizi esterni tramite API e protocollo HTTP</w:t>
+      </w:r>
+    </w:p>
+    <w:p>
+      <w:pPr>
+        <w:pStyle w:val="Paragrafoelenco"/>
+        <w:numPr>
+          <w:ilvl w:val="0"/>
+          <w:numId w:val="25"/>
+        </w:numPr>
+      </w:pPr>
+      <w:r>
+        <w:t>Realizzare un’interfaccia semplice e intuitiva</w:t>
+      </w:r>
+    </w:p>
+    <w:p>
+      <w:pPr>
+        <w:pStyle w:val="Paragrafoelenco"/>
+        <w:numPr>
+          <w:ilvl w:val="0"/>
+          <w:numId w:val="25"/>
+        </w:numPr>
+      </w:pPr>
+      <w:r>
+        <w:t>Verificare attraverso appositi test che le funzionalità implementate rispettino i requisiti definiti.</w:t>
+      </w:r>
+    </w:p>
+    <w:p>
+      <w:pPr>
+        <w:pStyle w:val="Paragrafoelenco"/>
+        <w:numPr>
+          <w:ilvl w:val="0"/>
+          <w:numId w:val="25"/>
+        </w:numPr>
+      </w:pPr>
+      <w:r>
+        <w:t>Ottenere un prodotto funzionante, documentato e riproducibile al termine del progetto.</w:t>
       </w:r>
     </w:p>
     <w:p>
@@ -3752,28 +3345,28 @@
       <w:r>
         <w:br w:type="page"/>
       </w:r>
-      <w:bookmarkStart w:id="6" w:name="_Toc124935601"/>
+      <w:bookmarkStart w:id="5" w:name="_Toc124935601"/>
       <w:r>
         <w:lastRenderedPageBreak/>
         <w:t>Analisi</w:t>
       </w:r>
+      <w:bookmarkEnd w:id="5"/>
+    </w:p>
+    <w:p>
+      <w:pPr>
+        <w:pStyle w:val="Titolo2"/>
+        <w:rPr>
+          <w:lang w:val="it-CH"/>
+        </w:rPr>
+      </w:pPr>
+      <w:bookmarkStart w:id="6" w:name="_Toc124935602"/>
+      <w:r>
+        <w:rPr>
+          <w:lang w:val="it-CH"/>
+        </w:rPr>
+        <w:t>Analisi del dominio</w:t>
+      </w:r>
       <w:bookmarkEnd w:id="6"/>
-    </w:p>
-    <w:p>
-      <w:pPr>
-        <w:pStyle w:val="Titolo2"/>
-        <w:rPr>
-          <w:lang w:val="it-CH"/>
-        </w:rPr>
-      </w:pPr>
-      <w:bookmarkStart w:id="7" w:name="_Toc124935602"/>
-      <w:r>
-        <w:rPr>
-          <w:lang w:val="it-CH"/>
-        </w:rPr>
-        <w:t>Analisi del dominio</w:t>
-      </w:r>
-      <w:bookmarkEnd w:id="7"/>
     </w:p>
     <w:p>
       <w:r>
@@ -3877,6 +3470,12 @@
         <w:t>…</w:t>
       </w:r>
     </w:p>
+    <w:p/>
+    <w:p>
+      <w:r>
+        <w:t>Ti capita molto spesso di prendere impegni, dimenticartene e doverti preparare all’ultimo o direttamente saltarli? Se sì, allora questo progetto potrebbe fare al caso tuo:</w:t>
+      </w:r>
+    </w:p>
     <w:p>
       <w:pPr>
         <w:pStyle w:val="Titolo2"/>
@@ -3884,14 +3483,14 @@
           <w:lang w:val="it-CH"/>
         </w:rPr>
       </w:pPr>
-      <w:bookmarkStart w:id="8" w:name="_Toc124935603"/>
+      <w:bookmarkStart w:id="7" w:name="_Toc124935603"/>
       <w:r>
         <w:rPr>
           <w:lang w:val="it-CH"/>
         </w:rPr>
         <w:t>Analisi e specifica dei requisiti</w:t>
       </w:r>
-      <w:bookmarkEnd w:id="8"/>
+      <w:bookmarkEnd w:id="7"/>
     </w:p>
     <w:p>
       <w:r>
@@ -4045,6 +3644,7 @@
     <w:p/>
     <w:p>
       <w:r>
+        <w:lastRenderedPageBreak/>
         <w:t>Stile 1</w:t>
       </w:r>
     </w:p>
@@ -4189,7 +3789,6 @@
                 <w:b/>
                 <w:bCs/>
               </w:rPr>
-              <w:lastRenderedPageBreak/>
               <w:t>Nome</w:t>
             </w:r>
           </w:p>
@@ -4848,7 +4447,7 @@
         </w:rPr>
         <w:br w:type="page"/>
       </w:r>
-      <w:bookmarkStart w:id="9" w:name="_Toc124935604"/>
+      <w:bookmarkStart w:id="8" w:name="_Toc124935604"/>
       <w:r>
         <w:rPr>
           <w:lang w:val="it-CH"/>
@@ -4856,40 +4455,40 @@
         <w:lastRenderedPageBreak/>
         <w:t>Use case</w:t>
       </w:r>
+      <w:bookmarkEnd w:id="8"/>
+    </w:p>
+    <w:p>
+      <w:r>
+        <w:t xml:space="preserve">I casi d’uso rappresentano l’interazione tra i vari </w:t>
+      </w:r>
+      <w:r>
+        <w:t>attori e le funzionalità</w:t>
+      </w:r>
+      <w:r>
+        <w:t xml:space="preserve"> del prodotto</w:t>
+      </w:r>
+      <w:r>
+        <w:t>.</w:t>
+      </w:r>
+    </w:p>
+    <w:p>
+      <w:pPr>
+        <w:pStyle w:val="Titolo2"/>
+        <w:rPr>
+          <w:lang w:val="it-CH"/>
+        </w:rPr>
+      </w:pPr>
+      <w:bookmarkStart w:id="9" w:name="_Toc124935605"/>
+      <w:r>
+        <w:rPr>
+          <w:lang w:val="it-CH"/>
+        </w:rPr>
+        <w:t>Pianificazione</w:t>
+      </w:r>
       <w:bookmarkEnd w:id="9"/>
     </w:p>
     <w:p>
       <w:r>
-        <w:t xml:space="preserve">I casi d’uso rappresentano l’interazione tra i vari </w:t>
-      </w:r>
-      <w:r>
-        <w:t>attori e le funzionalità</w:t>
-      </w:r>
-      <w:r>
-        <w:t xml:space="preserve"> del prodotto</w:t>
-      </w:r>
-      <w:r>
-        <w:t>.</w:t>
-      </w:r>
-    </w:p>
-    <w:p>
-      <w:pPr>
-        <w:pStyle w:val="Titolo2"/>
-        <w:rPr>
-          <w:lang w:val="it-CH"/>
-        </w:rPr>
-      </w:pPr>
-      <w:bookmarkStart w:id="10" w:name="_Toc124935605"/>
-      <w:r>
-        <w:rPr>
-          <w:lang w:val="it-CH"/>
-        </w:rPr>
-        <w:t>Pianificazione</w:t>
-      </w:r>
-      <w:bookmarkEnd w:id="10"/>
-    </w:p>
-    <w:p>
-      <w:r>
         <w:t xml:space="preserve">Prima di stabilire una pianificazione bisogna avere almeno una vaga idea del modello di sviluppo che si intende adottare. In questa sezione bisognerà inserire il modello concettuale di sviluppo che si seguirà durante il progetto. </w:t>
       </w:r>
       <w:r>
@@ -4899,15 +4498,7 @@
     <w:p/>
     <w:p>
       <w:r>
-        <w:t xml:space="preserve">La pianificazione può essere rappresentata mediante un diagramma di </w:t>
-      </w:r>
-      <w:proofErr w:type="spellStart"/>
-      <w:r>
-        <w:t>Gantt</w:t>
-      </w:r>
-      <w:proofErr w:type="spellEnd"/>
-      <w:r>
-        <w:t>:</w:t>
+        <w:t>La pianificazione può essere rappresentata mediante un diagramma di Gantt:</w:t>
       </w:r>
     </w:p>
     <w:p/>
@@ -4979,30 +4570,38 @@
       <w:pPr>
         <w:pStyle w:val="Didascalia"/>
       </w:pPr>
-      <w:bookmarkStart w:id="11" w:name="_Toc124775984"/>
+      <w:bookmarkStart w:id="10" w:name="_Toc124775984"/>
       <w:r>
         <w:t xml:space="preserve">Figura </w:t>
       </w:r>
-      <w:fldSimple w:instr=" SEQ Figura \* ARABIC ">
-        <w:r>
-          <w:rPr>
-            <w:noProof/>
-          </w:rPr>
-          <w:t>1</w:t>
-        </w:r>
-      </w:fldSimple>
+      <w:r>
+        <w:fldChar w:fldCharType="begin"/>
+      </w:r>
+      <w:r>
+        <w:instrText xml:space="preserve"> SEQ Figura \* ARABIC </w:instrText>
+      </w:r>
+      <w:r>
+        <w:fldChar w:fldCharType="separate"/>
+      </w:r>
+      <w:r>
+        <w:rPr>
+          <w:noProof/>
+        </w:rPr>
+        <w:t>1</w:t>
+      </w:r>
+      <w:r>
+        <w:rPr>
+          <w:noProof/>
+        </w:rPr>
+        <w:fldChar w:fldCharType="end"/>
+      </w:r>
       <w:r>
         <w:t xml:space="preserve"> </w:t>
       </w:r>
       <w:r>
-        <w:t xml:space="preserve">Esempio di diagramma di </w:t>
-      </w:r>
-      <w:proofErr w:type="spellStart"/>
-      <w:r>
-        <w:t>Gantt</w:t>
-      </w:r>
-      <w:bookmarkEnd w:id="11"/>
-      <w:proofErr w:type="spellEnd"/>
+        <w:t>Esempio di diagramma di Gantt</w:t>
+      </w:r>
+      <w:bookmarkEnd w:id="10"/>
     </w:p>
     <w:p>
       <w:r>
@@ -5018,15 +4617,7 @@
         <w:t>.</w:t>
       </w:r>
       <w:r>
-        <w:t xml:space="preserve"> </w:t>
-      </w:r>
-      <w:proofErr w:type="spellStart"/>
-      <w:r>
-        <w:t>scrum</w:t>
-      </w:r>
-      <w:proofErr w:type="spellEnd"/>
-      <w:r>
-        <w:t>), dovranno apparire in questo capitolo.</w:t>
+        <w:t xml:space="preserve"> scrum), dovranno apparire in questo capitolo.</w:t>
       </w:r>
     </w:p>
     <w:p/>
@@ -5121,30 +4712,38 @@
       <w:pPr>
         <w:pStyle w:val="Didascalia"/>
       </w:pPr>
-      <w:bookmarkStart w:id="12" w:name="_Toc124775985"/>
+      <w:bookmarkStart w:id="11" w:name="_Toc124775985"/>
       <w:r>
         <w:t xml:space="preserve">Figura </w:t>
       </w:r>
-      <w:fldSimple w:instr=" SEQ Figura \* ARABIC ">
-        <w:r>
-          <w:rPr>
-            <w:noProof/>
-          </w:rPr>
-          <w:t>2</w:t>
-        </w:r>
-      </w:fldSimple>
+      <w:r>
+        <w:fldChar w:fldCharType="begin"/>
+      </w:r>
+      <w:r>
+        <w:instrText xml:space="preserve"> SEQ Figura \* ARABIC </w:instrText>
+      </w:r>
+      <w:r>
+        <w:fldChar w:fldCharType="separate"/>
+      </w:r>
+      <w:r>
+        <w:rPr>
+          <w:noProof/>
+        </w:rPr>
+        <w:t>2</w:t>
+      </w:r>
+      <w:r>
+        <w:rPr>
+          <w:noProof/>
+        </w:rPr>
+        <w:fldChar w:fldCharType="end"/>
+      </w:r>
       <w:r>
         <w:t xml:space="preserve"> </w:t>
       </w:r>
       <w:r>
-        <w:t xml:space="preserve">Esempio di diagramma di </w:t>
-      </w:r>
-      <w:proofErr w:type="spellStart"/>
-      <w:r>
-        <w:t>Gantt</w:t>
-      </w:r>
-      <w:bookmarkEnd w:id="12"/>
-      <w:proofErr w:type="spellEnd"/>
+        <w:t>Esempio di diagramma di Gantt</w:t>
+      </w:r>
+      <w:bookmarkEnd w:id="11"/>
     </w:p>
     <w:p/>
     <w:p>
@@ -5168,7 +4767,7 @@
           <w:lang w:val="it-CH"/>
         </w:rPr>
       </w:pPr>
-      <w:bookmarkStart w:id="13" w:name="_Toc124935606"/>
+      <w:bookmarkStart w:id="12" w:name="_Toc124935606"/>
       <w:r>
         <w:rPr>
           <w:lang w:val="it-CH"/>
@@ -5176,17 +4775,49 @@
         <w:lastRenderedPageBreak/>
         <w:t>Analisi dei mezzi</w:t>
       </w:r>
+      <w:bookmarkEnd w:id="12"/>
+    </w:p>
+    <w:p>
+      <w:r>
+        <w:t xml:space="preserve">Elencare e descrivere i </w:t>
+      </w:r>
+      <w:r>
+        <w:t>mezzi disponibili pe</w:t>
+      </w:r>
+      <w:r>
+        <w:t>r la realizzazione del progetto. Ricordarsi di sempre descrivere nel dettaglio le versioni e il modello di riferimento.</w:t>
+      </w:r>
+    </w:p>
+    <w:p>
+      <w:pPr>
+        <w:pStyle w:val="Titolo3"/>
+        <w:rPr>
+          <w:lang w:val="it-CH"/>
+        </w:rPr>
+      </w:pPr>
+      <w:bookmarkStart w:id="13" w:name="_Toc413411419"/>
+      <w:bookmarkStart w:id="14" w:name="_Toc124935607"/>
+      <w:r>
+        <w:rPr>
+          <w:lang w:val="it-CH"/>
+        </w:rPr>
+        <w:t>Software</w:t>
+      </w:r>
       <w:bookmarkEnd w:id="13"/>
-    </w:p>
-    <w:p>
-      <w:r>
-        <w:t xml:space="preserve">Elencare e descrivere i </w:t>
-      </w:r>
-      <w:r>
-        <w:t>mezzi disponibili pe</w:t>
-      </w:r>
-      <w:r>
-        <w:t>r la realizzazione del progetto. Ricordarsi di sempre descrivere nel dettaglio le versioni e il modello di riferimento.</w:t>
+      <w:bookmarkEnd w:id="14"/>
+    </w:p>
+    <w:p>
+      <w:r>
+        <w:t>SDK, librerie, tools utilizzati pe</w:t>
+      </w:r>
+      <w:r>
+        <w:t>r la realizzazione del progetto</w:t>
+      </w:r>
+      <w:r>
+        <w:t xml:space="preserve"> e eventuali dipendenze</w:t>
+      </w:r>
+      <w:r>
+        <w:t>.</w:t>
       </w:r>
     </w:p>
     <w:p>
@@ -5196,103 +4827,63 @@
           <w:lang w:val="it-CH"/>
         </w:rPr>
       </w:pPr>
-      <w:bookmarkStart w:id="14" w:name="_Toc413411419"/>
-      <w:bookmarkStart w:id="15" w:name="_Toc124935607"/>
+      <w:bookmarkStart w:id="15" w:name="_Toc413411420"/>
+      <w:bookmarkStart w:id="16" w:name="_Toc124935608"/>
       <w:r>
         <w:rPr>
           <w:lang w:val="it-CH"/>
         </w:rPr>
-        <w:t>Software</w:t>
-      </w:r>
-      <w:bookmarkEnd w:id="14"/>
+        <w:t>Hardware</w:t>
+      </w:r>
       <w:bookmarkEnd w:id="15"/>
-    </w:p>
-    <w:p>
-      <w:r>
-        <w:t xml:space="preserve">SDK, librerie, </w:t>
-      </w:r>
-      <w:proofErr w:type="spellStart"/>
-      <w:r>
-        <w:t>tools</w:t>
-      </w:r>
-      <w:proofErr w:type="spellEnd"/>
-      <w:r>
-        <w:t xml:space="preserve"> utilizzati pe</w:t>
-      </w:r>
-      <w:r>
-        <w:t>r la realizzazione del progetto</w:t>
-      </w:r>
-      <w:r>
-        <w:t xml:space="preserve"> e eventuali dipendenze</w:t>
-      </w:r>
-      <w:r>
-        <w:t>.</w:t>
-      </w:r>
-    </w:p>
-    <w:p>
-      <w:pPr>
-        <w:pStyle w:val="Titolo3"/>
+      <w:bookmarkEnd w:id="16"/>
+    </w:p>
+    <w:p>
+      <w:r>
+        <w:t xml:space="preserve">Su quale piattaforma dovrà essere eseguito il prodotto? Che hardware particolare è coinvolto nel progetto? Che particolarità e limitazioni presenta? Che </w:t>
+      </w:r>
+      <w:r>
+        <w:t>HW</w:t>
+      </w:r>
+      <w:r>
+        <w:t xml:space="preserve"> sarà disponibile durante lo sviluppo?</w:t>
+      </w:r>
+    </w:p>
+    <w:p>
+      <w:pPr>
+        <w:pStyle w:val="Titolo1"/>
+      </w:pPr>
+      <w:bookmarkStart w:id="17" w:name="_Toc429059808"/>
+      <w:bookmarkStart w:id="18" w:name="_Toc124935609"/>
+      <w:r>
+        <w:t>Progettazione</w:t>
+      </w:r>
+      <w:bookmarkEnd w:id="17"/>
+      <w:bookmarkEnd w:id="18"/>
+    </w:p>
+    <w:p>
+      <w:r>
+        <w:t>Questo capitolo descrive esaustivamente come deve essere realizzato il prodotto fin nei suoi dettagli. Una buona progettazione permette all’esecutore di evitare fraintendimenti e imprecisioni nell’implementazione del prodotto.</w:t>
+      </w:r>
+    </w:p>
+    <w:p/>
+    <w:p>
+      <w:pPr>
+        <w:pStyle w:val="Titolo2"/>
         <w:rPr>
           <w:lang w:val="it-CH"/>
         </w:rPr>
       </w:pPr>
-      <w:bookmarkStart w:id="16" w:name="_Toc413411420"/>
-      <w:bookmarkStart w:id="17" w:name="_Toc124935608"/>
+      <w:bookmarkStart w:id="19" w:name="_Toc429059809"/>
+      <w:bookmarkStart w:id="20" w:name="_Toc124935610"/>
       <w:r>
         <w:rPr>
           <w:lang w:val="it-CH"/>
         </w:rPr>
-        <w:t>Hardware</w:t>
-      </w:r>
-      <w:bookmarkEnd w:id="16"/>
-      <w:bookmarkEnd w:id="17"/>
-    </w:p>
-    <w:p>
-      <w:r>
-        <w:t xml:space="preserve">Su quale piattaforma dovrà essere eseguito il prodotto? Che hardware particolare è coinvolto nel progetto? Che particolarità e limitazioni presenta? Che </w:t>
-      </w:r>
-      <w:r>
-        <w:t>HW</w:t>
-      </w:r>
-      <w:r>
-        <w:t xml:space="preserve"> sarà disponibile durante lo sviluppo?</w:t>
-      </w:r>
-    </w:p>
-    <w:p>
-      <w:pPr>
-        <w:pStyle w:val="Titolo1"/>
-      </w:pPr>
-      <w:bookmarkStart w:id="18" w:name="_Toc429059808"/>
-      <w:bookmarkStart w:id="19" w:name="_Toc124935609"/>
-      <w:r>
-        <w:t>Progettazione</w:t>
-      </w:r>
-      <w:bookmarkEnd w:id="18"/>
+        <w:t>Design dell’architettura del sistema</w:t>
+      </w:r>
       <w:bookmarkEnd w:id="19"/>
-    </w:p>
-    <w:p>
-      <w:r>
-        <w:t>Questo capitolo descrive esaustivamente come deve essere realizzato il prodotto fin nei suoi dettagli. Una buona progettazione permette all’esecutore di evitare fraintendimenti e imprecisioni nell’implementazione del prodotto.</w:t>
-      </w:r>
-    </w:p>
-    <w:p/>
-    <w:p>
-      <w:pPr>
-        <w:pStyle w:val="Titolo2"/>
-        <w:rPr>
-          <w:lang w:val="it-CH"/>
-        </w:rPr>
-      </w:pPr>
-      <w:bookmarkStart w:id="20" w:name="_Toc429059809"/>
-      <w:bookmarkStart w:id="21" w:name="_Toc124935610"/>
-      <w:r>
-        <w:rPr>
-          <w:lang w:val="it-CH"/>
-        </w:rPr>
-        <w:t>Design dell’architettura del sistema</w:t>
-      </w:r>
       <w:bookmarkEnd w:id="20"/>
-      <w:bookmarkEnd w:id="21"/>
     </w:p>
     <w:p>
       <w:r>
@@ -5349,13 +4940,8 @@
         </w:numPr>
       </w:pPr>
       <w:r>
-        <w:t xml:space="preserve">Eventuale </w:t>
-      </w:r>
-      <w:proofErr w:type="spellStart"/>
-      <w:r>
-        <w:t>sitemap</w:t>
-      </w:r>
-      <w:proofErr w:type="spellEnd"/>
+        <w:t>Eventuale sitemap</w:t>
+      </w:r>
     </w:p>
     <w:p>
       <w:pPr>
@@ -5364,16 +4950,16 @@
           <w:lang w:val="it-CH"/>
         </w:rPr>
       </w:pPr>
-      <w:bookmarkStart w:id="22" w:name="_Toc429059810"/>
-      <w:bookmarkStart w:id="23" w:name="_Toc124935611"/>
+      <w:bookmarkStart w:id="21" w:name="_Toc429059810"/>
+      <w:bookmarkStart w:id="22" w:name="_Toc124935611"/>
       <w:r>
         <w:rPr>
           <w:lang w:val="it-CH"/>
         </w:rPr>
         <w:t>Design dei dati e database</w:t>
       </w:r>
+      <w:bookmarkEnd w:id="21"/>
       <w:bookmarkEnd w:id="22"/>
-      <w:bookmarkEnd w:id="23"/>
     </w:p>
     <w:p>
       <w:r>
@@ -5463,22 +5049,35 @@
       <w:pPr>
         <w:pStyle w:val="Didascalia"/>
       </w:pPr>
-      <w:bookmarkStart w:id="24" w:name="_Toc124775986"/>
+      <w:bookmarkStart w:id="23" w:name="_Toc124775986"/>
       <w:r>
         <w:t xml:space="preserve">Figura </w:t>
       </w:r>
-      <w:fldSimple w:instr=" SEQ Figura \* ARABIC ">
-        <w:r>
-          <w:rPr>
-            <w:noProof/>
-          </w:rPr>
-          <w:t>3</w:t>
-        </w:r>
-      </w:fldSimple>
+      <w:r>
+        <w:fldChar w:fldCharType="begin"/>
+      </w:r>
+      <w:r>
+        <w:instrText xml:space="preserve"> SEQ Figura \* ARABIC </w:instrText>
+      </w:r>
+      <w:r>
+        <w:fldChar w:fldCharType="separate"/>
+      </w:r>
+      <w:r>
+        <w:rPr>
+          <w:noProof/>
+        </w:rPr>
+        <w:t>3</w:t>
+      </w:r>
+      <w:r>
+        <w:rPr>
+          <w:noProof/>
+        </w:rPr>
+        <w:fldChar w:fldCharType="end"/>
+      </w:r>
       <w:r>
         <w:t xml:space="preserve"> Diagramma ER Chen</w:t>
       </w:r>
-      <w:bookmarkEnd w:id="24"/>
+      <w:bookmarkEnd w:id="23"/>
     </w:p>
     <w:p/>
     <w:p>
@@ -5560,25 +5159,38 @@
       <w:pPr>
         <w:pStyle w:val="Didascalia"/>
       </w:pPr>
-      <w:bookmarkStart w:id="25" w:name="_Toc124775987"/>
+      <w:bookmarkStart w:id="24" w:name="_Toc124775987"/>
       <w:r>
         <w:t xml:space="preserve">Figura </w:t>
       </w:r>
-      <w:fldSimple w:instr=" SEQ Figura \* ARABIC ">
-        <w:r>
-          <w:rPr>
-            <w:noProof/>
-          </w:rPr>
-          <w:t>4</w:t>
-        </w:r>
-      </w:fldSimple>
+      <w:r>
+        <w:fldChar w:fldCharType="begin"/>
+      </w:r>
+      <w:r>
+        <w:instrText xml:space="preserve"> SEQ Figura \* ARABIC </w:instrText>
+      </w:r>
+      <w:r>
+        <w:fldChar w:fldCharType="separate"/>
+      </w:r>
+      <w:r>
+        <w:rPr>
+          <w:noProof/>
+        </w:rPr>
+        <w:t>4</w:t>
+      </w:r>
+      <w:r>
+        <w:rPr>
+          <w:noProof/>
+        </w:rPr>
+        <w:fldChar w:fldCharType="end"/>
+      </w:r>
       <w:r>
         <w:t xml:space="preserve"> </w:t>
       </w:r>
       <w:r>
         <w:t>Diagramma ER Barker</w:t>
       </w:r>
-      <w:bookmarkEnd w:id="25"/>
+      <w:bookmarkEnd w:id="24"/>
     </w:p>
     <w:p/>
     <w:p>
@@ -5593,8 +5205,8 @@
           <w:lang w:val="it-CH"/>
         </w:rPr>
       </w:pPr>
-      <w:bookmarkStart w:id="26" w:name="_Toc429059811"/>
-      <w:bookmarkStart w:id="27" w:name="_Toc124935612"/>
+      <w:bookmarkStart w:id="25" w:name="_Toc429059811"/>
+      <w:bookmarkStart w:id="26" w:name="_Toc124935612"/>
       <w:r>
         <w:rPr>
           <w:lang w:val="it-CH"/>
@@ -5602,39 +5214,31 @@
         <w:lastRenderedPageBreak/>
         <w:t>Design delle interfacce</w:t>
       </w:r>
+      <w:bookmarkEnd w:id="25"/>
       <w:bookmarkEnd w:id="26"/>
+    </w:p>
+    <w:p>
+      <w:r>
+        <w:t>Descrizione delle interfacce interne ed esterne del sistema e dell’interfaccia utente. La progettazione delle interfacce è basata sulle informazioni ricavate durante la fase di analisi e realizzata tramite mockups.</w:t>
+      </w:r>
+    </w:p>
+    <w:p>
+      <w:pPr>
+        <w:pStyle w:val="Titolo2"/>
+        <w:rPr>
+          <w:lang w:val="it-CH"/>
+        </w:rPr>
+      </w:pPr>
+      <w:bookmarkStart w:id="27" w:name="_Toc429059812"/>
+      <w:bookmarkStart w:id="28" w:name="_Toc124935613"/>
+      <w:r>
+        <w:rPr>
+          <w:lang w:val="it-CH"/>
+        </w:rPr>
+        <w:t>Design procedurale</w:t>
+      </w:r>
       <w:bookmarkEnd w:id="27"/>
-    </w:p>
-    <w:p>
-      <w:r>
-        <w:t xml:space="preserve">Descrizione delle interfacce interne ed esterne del sistema e dell’interfaccia utente. La progettazione delle interfacce è basata sulle informazioni ricavate durante la fase di analisi e realizzata tramite </w:t>
-      </w:r>
-      <w:proofErr w:type="spellStart"/>
-      <w:r>
-        <w:t>mockups</w:t>
-      </w:r>
-      <w:proofErr w:type="spellEnd"/>
-      <w:r>
-        <w:t>.</w:t>
-      </w:r>
-    </w:p>
-    <w:p>
-      <w:pPr>
-        <w:pStyle w:val="Titolo2"/>
-        <w:rPr>
-          <w:lang w:val="it-CH"/>
-        </w:rPr>
-      </w:pPr>
-      <w:bookmarkStart w:id="28" w:name="_Toc429059812"/>
-      <w:bookmarkStart w:id="29" w:name="_Toc124935613"/>
-      <w:r>
-        <w:rPr>
-          <w:lang w:val="it-CH"/>
-        </w:rPr>
-        <w:t>Design procedurale</w:t>
-      </w:r>
       <w:bookmarkEnd w:id="28"/>
-      <w:bookmarkEnd w:id="29"/>
     </w:p>
     <w:p>
       <w:r>
@@ -5682,13 +5286,8 @@
         </w:numPr>
       </w:pPr>
       <w:r>
-        <w:t xml:space="preserve">Tabelle di </w:t>
-      </w:r>
-      <w:proofErr w:type="spellStart"/>
-      <w:r>
-        <w:t>routing</w:t>
-      </w:r>
-      <w:proofErr w:type="spellEnd"/>
+        <w:t>Tabelle di routing</w:t>
+      </w:r>
     </w:p>
     <w:p>
       <w:pPr>
@@ -5717,103 +5316,98 @@
       <w:pPr>
         <w:pStyle w:val="Titolo1"/>
       </w:pPr>
-      <w:bookmarkStart w:id="30" w:name="_Toc461179222"/>
-      <w:bookmarkStart w:id="31" w:name="_Toc124935614"/>
+      <w:bookmarkStart w:id="29" w:name="_Toc461179222"/>
+      <w:bookmarkStart w:id="30" w:name="_Toc124935614"/>
       <w:r>
         <w:lastRenderedPageBreak/>
         <w:t>Implementazione</w:t>
       </w:r>
+      <w:bookmarkEnd w:id="29"/>
       <w:bookmarkEnd w:id="30"/>
+    </w:p>
+    <w:p>
+      <w:r>
+        <w:t>In questo capitolo dovrà essere mostrato come è stato realizzato il lavoro. Questa parte può differenziarsi dalla progettazione in quanto il risultato ottenuto non per forza può essere come era stato progettato.</w:t>
+      </w:r>
+    </w:p>
+    <w:p>
+      <w:r>
+        <w:t xml:space="preserve">Sulla base di queste informazioni il lavoro svolto dovrà essere riproducibile. </w:t>
+      </w:r>
+    </w:p>
+    <w:p>
+      <w:r>
+        <w:t>In questa parte è richiesto l’inserimento di codice sorgente</w:t>
+      </w:r>
+      <w:r>
+        <w:t xml:space="preserve"> - </w:t>
+      </w:r>
+      <w:r>
+        <w:t>P</w:t>
+      </w:r>
+      <w:r>
+        <w:t xml:space="preserve">rint </w:t>
+      </w:r>
+      <w:r>
+        <w:t>S</w:t>
+      </w:r>
+      <w:r>
+        <w:t xml:space="preserve">creen </w:t>
+      </w:r>
+      <w:r>
+        <w:t xml:space="preserve">- </w:t>
+      </w:r>
+      <w:r>
+        <w:t>di maschere solamente per quei passaggi particolarmente significativi e/o critici.</w:t>
+      </w:r>
+    </w:p>
+    <w:p>
+      <w:r>
+        <w:t>Inoltre,</w:t>
+      </w:r>
+      <w:r>
+        <w:t xml:space="preserve"> dovranno essere descritte eventuali varianti di soluzione o scelte di prodotti con motivazione delle scelte.</w:t>
+      </w:r>
+    </w:p>
+    <w:p>
+      <w:r>
+        <w:t>Non deve apparire nessuna forma di guida d’uso di librerie o di componenti utilizzati. Eventualmente questa va allegata.</w:t>
+      </w:r>
+    </w:p>
+    <w:p>
+      <w:r>
+        <w:t>Per eventuali dettagli si possono inserire riferimenti ai diari.</w:t>
+      </w:r>
+    </w:p>
+    <w:p>
+      <w:pPr>
+        <w:pStyle w:val="Titolo1"/>
+      </w:pPr>
+      <w:bookmarkStart w:id="31" w:name="_Toc461179223"/>
+      <w:bookmarkStart w:id="32" w:name="_Toc124935615"/>
+      <w:r>
+        <w:t>Test</w:t>
+      </w:r>
       <w:bookmarkEnd w:id="31"/>
-    </w:p>
-    <w:p>
-      <w:r>
-        <w:t>In questo capitolo dovrà essere mostrato come è stato realizzato il lavoro. Questa parte può differenziarsi dalla progettazione in quanto il risultato ottenuto non per forza può essere come era stato progettato.</w:t>
-      </w:r>
-    </w:p>
-    <w:p>
-      <w:r>
-        <w:t xml:space="preserve">Sulla base di queste informazioni il lavoro svolto dovrà essere riproducibile. </w:t>
-      </w:r>
-    </w:p>
-    <w:p>
-      <w:r>
-        <w:t>In questa parte è richiesto l’inserimento di codice sorgente</w:t>
-      </w:r>
-      <w:r>
-        <w:t xml:space="preserve"> - </w:t>
-      </w:r>
-      <w:proofErr w:type="spellStart"/>
-      <w:r>
-        <w:t>P</w:t>
-      </w:r>
-      <w:r>
-        <w:t>rint</w:t>
-      </w:r>
-      <w:proofErr w:type="spellEnd"/>
-      <w:r>
-        <w:t xml:space="preserve"> </w:t>
-      </w:r>
-      <w:r>
-        <w:t>S</w:t>
-      </w:r>
-      <w:r>
-        <w:t xml:space="preserve">creen </w:t>
-      </w:r>
-      <w:r>
-        <w:t xml:space="preserve">- </w:t>
-      </w:r>
-      <w:r>
-        <w:t>di maschere solamente per quei passaggi particolarmente significativi e/o critici.</w:t>
-      </w:r>
-    </w:p>
-    <w:p>
-      <w:r>
-        <w:t>Inoltre,</w:t>
-      </w:r>
-      <w:r>
-        <w:t xml:space="preserve"> dovranno essere descritte eventuali varianti di soluzione o scelte di prodotti con motivazione delle scelte.</w:t>
-      </w:r>
-    </w:p>
-    <w:p>
-      <w:r>
-        <w:t>Non deve apparire nessuna forma di guida d’uso di librerie o di componenti utilizzati. Eventualmente questa va allegata.</w:t>
-      </w:r>
-    </w:p>
-    <w:p>
-      <w:r>
-        <w:t>Per eventuali dettagli si possono inserire riferimenti ai diari.</w:t>
-      </w:r>
-    </w:p>
-    <w:p>
-      <w:pPr>
-        <w:pStyle w:val="Titolo1"/>
-      </w:pPr>
-      <w:bookmarkStart w:id="32" w:name="_Toc461179223"/>
-      <w:bookmarkStart w:id="33" w:name="_Toc124935615"/>
-      <w:r>
-        <w:t>Test</w:t>
-      </w:r>
       <w:bookmarkEnd w:id="32"/>
+    </w:p>
+    <w:p>
+      <w:pPr>
+        <w:pStyle w:val="Titolo2"/>
+        <w:rPr>
+          <w:lang w:val="it-CH"/>
+        </w:rPr>
+      </w:pPr>
+      <w:bookmarkStart w:id="33" w:name="_Toc461179224"/>
+      <w:bookmarkStart w:id="34" w:name="_Toc124935616"/>
+      <w:r>
+        <w:rPr>
+          <w:lang w:val="it-CH"/>
+        </w:rPr>
+        <w:t>Protocollo di test</w:t>
+      </w:r>
       <w:bookmarkEnd w:id="33"/>
-    </w:p>
-    <w:p>
-      <w:pPr>
-        <w:pStyle w:val="Titolo2"/>
-        <w:rPr>
-          <w:lang w:val="it-CH"/>
-        </w:rPr>
-      </w:pPr>
-      <w:bookmarkStart w:id="34" w:name="_Toc461179224"/>
-      <w:bookmarkStart w:id="35" w:name="_Toc124935616"/>
-      <w:r>
-        <w:rPr>
-          <w:lang w:val="it-CH"/>
-        </w:rPr>
-        <w:t>Protocollo di test</w:t>
-      </w:r>
       <w:bookmarkEnd w:id="34"/>
-      <w:bookmarkEnd w:id="35"/>
     </w:p>
     <w:p>
       <w:r>
@@ -5973,79 +5567,7 @@
                 <w:szCs w:val="24"/>
                 <w:lang w:val="it-CH"/>
               </w:rPr>
-              <w:t xml:space="preserve">Import a card with KIC, KID and KIK </w:t>
-            </w:r>
-            <w:proofErr w:type="spellStart"/>
-            <w:r>
-              <w:rPr>
-                <w:sz w:val="24"/>
-                <w:szCs w:val="24"/>
-                <w:lang w:val="it-CH"/>
-              </w:rPr>
-              <w:t>keys</w:t>
-            </w:r>
-            <w:proofErr w:type="spellEnd"/>
-            <w:r>
-              <w:rPr>
-                <w:sz w:val="24"/>
-                <w:szCs w:val="24"/>
-                <w:lang w:val="it-CH"/>
-              </w:rPr>
-              <w:t xml:space="preserve">, </w:t>
-            </w:r>
-            <w:proofErr w:type="spellStart"/>
-            <w:r>
-              <w:rPr>
-                <w:sz w:val="24"/>
-                <w:szCs w:val="24"/>
-                <w:lang w:val="it-CH"/>
-              </w:rPr>
-              <w:t>but</w:t>
-            </w:r>
-            <w:proofErr w:type="spellEnd"/>
-            <w:r>
-              <w:rPr>
-                <w:sz w:val="24"/>
-                <w:szCs w:val="24"/>
-                <w:lang w:val="it-CH"/>
-              </w:rPr>
-              <w:t xml:space="preserve"> </w:t>
-            </w:r>
-            <w:proofErr w:type="spellStart"/>
-            <w:r>
-              <w:rPr>
-                <w:sz w:val="24"/>
-                <w:szCs w:val="24"/>
-                <w:lang w:val="it-CH"/>
-              </w:rPr>
-              <w:t>not</w:t>
-            </w:r>
-            <w:proofErr w:type="spellEnd"/>
-            <w:r>
-              <w:rPr>
-                <w:sz w:val="24"/>
-                <w:szCs w:val="24"/>
-                <w:lang w:val="it-CH"/>
-              </w:rPr>
-              <w:t xml:space="preserve"> </w:t>
-            </w:r>
-            <w:proofErr w:type="spellStart"/>
-            <w:r>
-              <w:rPr>
-                <w:sz w:val="24"/>
-                <w:szCs w:val="24"/>
-                <w:lang w:val="it-CH"/>
-              </w:rPr>
-              <w:t>shown</w:t>
-            </w:r>
-            <w:proofErr w:type="spellEnd"/>
-            <w:r>
-              <w:rPr>
-                <w:sz w:val="24"/>
-                <w:szCs w:val="24"/>
-                <w:lang w:val="it-CH"/>
-              </w:rPr>
-              <w:t xml:space="preserve"> with the GUI</w:t>
+              <w:t>Import a card with KIC, KID and KIK keys, but not shown with the GUI</w:t>
             </w:r>
           </w:p>
         </w:tc>
@@ -6097,97 +5619,7 @@
                 <w:szCs w:val="24"/>
                 <w:lang w:val="it-CH"/>
               </w:rPr>
-              <w:t xml:space="preserve">Import a card with KIC, KID and KIK </w:t>
-            </w:r>
-            <w:proofErr w:type="spellStart"/>
-            <w:r>
-              <w:rPr>
-                <w:sz w:val="24"/>
-                <w:szCs w:val="24"/>
-                <w:lang w:val="it-CH"/>
-              </w:rPr>
-              <w:t>keys</w:t>
-            </w:r>
-            <w:proofErr w:type="spellEnd"/>
-            <w:r>
-              <w:rPr>
-                <w:sz w:val="24"/>
-                <w:szCs w:val="24"/>
-                <w:lang w:val="it-CH"/>
-              </w:rPr>
-              <w:t xml:space="preserve"> with no </w:t>
-            </w:r>
-            <w:proofErr w:type="spellStart"/>
-            <w:r>
-              <w:rPr>
-                <w:sz w:val="24"/>
-                <w:szCs w:val="24"/>
-                <w:lang w:val="it-CH"/>
-              </w:rPr>
-              <w:t>obfuscation</w:t>
-            </w:r>
-            <w:proofErr w:type="spellEnd"/>
-            <w:r>
-              <w:rPr>
-                <w:sz w:val="24"/>
-                <w:szCs w:val="24"/>
-                <w:lang w:val="it-CH"/>
-              </w:rPr>
-              <w:t xml:space="preserve">, </w:t>
-            </w:r>
-            <w:proofErr w:type="spellStart"/>
-            <w:r>
-              <w:rPr>
-                <w:sz w:val="24"/>
-                <w:szCs w:val="24"/>
-                <w:lang w:val="it-CH"/>
-              </w:rPr>
-              <w:t>but</w:t>
-            </w:r>
-            <w:proofErr w:type="spellEnd"/>
-            <w:r>
-              <w:rPr>
-                <w:sz w:val="24"/>
-                <w:szCs w:val="24"/>
-                <w:lang w:val="it-CH"/>
-              </w:rPr>
-              <w:t xml:space="preserve"> </w:t>
-            </w:r>
-            <w:proofErr w:type="spellStart"/>
-            <w:r>
-              <w:rPr>
-                <w:sz w:val="24"/>
-                <w:szCs w:val="24"/>
-                <w:lang w:val="it-CH"/>
-              </w:rPr>
-              <w:t>not</w:t>
-            </w:r>
-            <w:proofErr w:type="spellEnd"/>
-            <w:r>
-              <w:rPr>
-                <w:sz w:val="24"/>
-                <w:szCs w:val="24"/>
-                <w:lang w:val="it-CH"/>
-              </w:rPr>
-              <w:t xml:space="preserve"> </w:t>
-            </w:r>
-            <w:proofErr w:type="spellStart"/>
-            <w:r>
-              <w:rPr>
-                <w:sz w:val="24"/>
-                <w:szCs w:val="24"/>
-                <w:lang w:val="it-CH"/>
-              </w:rPr>
-              <w:t>shown</w:t>
-            </w:r>
-            <w:proofErr w:type="spellEnd"/>
-            <w:r>
-              <w:rPr>
-                <w:sz w:val="24"/>
-                <w:szCs w:val="24"/>
-                <w:lang w:val="it-CH"/>
-              </w:rPr>
-              <w:t xml:space="preserve"> with the GUI</w:t>
+              <w:t>Import a card with KIC, KID and KIK keys with no obfuscation, but not shown with the GUI</w:t>
             </w:r>
           </w:p>
         </w:tc>
@@ -6230,104 +5662,46 @@
               <w:rPr>
                 <w:sz w:val="24"/>
                 <w:szCs w:val="24"/>
-                <w:lang w:val="it-CH"/>
+                <w:lang w:val="fr-CH"/>
               </w:rPr>
             </w:pPr>
             <w:r>
               <w:rPr>
                 <w:sz w:val="24"/>
                 <w:szCs w:val="24"/>
-                <w:lang w:val="it-CH"/>
+                <w:lang w:val="fr-CH"/>
               </w:rPr>
-              <w:t xml:space="preserve">Store on </w:t>
+              <w:t xml:space="preserve">Store on local PC: Profile_1.2.001.xml (appendix </w:t>
             </w:r>
-            <w:proofErr w:type="spellStart"/>
             <w:r>
               <w:rPr>
                 <w:sz w:val="24"/>
                 <w:szCs w:val="24"/>
-                <w:lang w:val="it-CH"/>
+                <w:lang w:val="fr-CH"/>
               </w:rPr>
-              <w:t>local</w:t>
+              <w:t>n_n</w:t>
             </w:r>
-            <w:proofErr w:type="spellEnd"/>
             <w:r>
               <w:rPr>
                 <w:sz w:val="24"/>
                 <w:szCs w:val="24"/>
-                <w:lang w:val="it-CH"/>
+                <w:lang w:val="fr-CH"/>
               </w:rPr>
-              <w:t xml:space="preserve"> PC: Profile_1.2.001.xml (</w:t>
+              <w:t xml:space="preserve">) and Cards_1.2.001.txt (appendix </w:t>
             </w:r>
-            <w:proofErr w:type="spellStart"/>
             <w:r>
               <w:rPr>
                 <w:sz w:val="24"/>
                 <w:szCs w:val="24"/>
-                <w:lang w:val="it-CH"/>
+                <w:lang w:val="fr-CH"/>
               </w:rPr>
-              <w:t>appendix</w:t>
+              <w:t>n_n</w:t>
             </w:r>
-            <w:proofErr w:type="spellEnd"/>
             <w:r>
               <w:rPr>
                 <w:sz w:val="24"/>
                 <w:szCs w:val="24"/>
-                <w:lang w:val="it-CH"/>
-              </w:rPr>
-              <w:t xml:space="preserve"> </w:t>
-            </w:r>
-            <w:proofErr w:type="spellStart"/>
-            <w:r>
-              <w:rPr>
-                <w:sz w:val="24"/>
-                <w:szCs w:val="24"/>
-                <w:lang w:val="it-CH"/>
-              </w:rPr>
-              <w:t>n_n</w:t>
-            </w:r>
-            <w:proofErr w:type="spellEnd"/>
-            <w:r>
-              <w:rPr>
-                <w:sz w:val="24"/>
-                <w:szCs w:val="24"/>
-                <w:lang w:val="it-CH"/>
-              </w:rPr>
-              <w:t>) and Cards_1.2.001.txt (</w:t>
-            </w:r>
-            <w:proofErr w:type="spellStart"/>
-            <w:r>
-              <w:rPr>
-                <w:sz w:val="24"/>
-                <w:szCs w:val="24"/>
-                <w:lang w:val="it-CH"/>
-              </w:rPr>
-              <w:t>appendix</w:t>
-            </w:r>
-            <w:proofErr w:type="spellEnd"/>
-            <w:r>
-              <w:rPr>
-                <w:sz w:val="24"/>
-                <w:szCs w:val="24"/>
-                <w:lang w:val="it-CH"/>
-              </w:rPr>
-              <w:t xml:space="preserve"> </w:t>
-            </w:r>
-            <w:proofErr w:type="spellStart"/>
-            <w:r>
-              <w:rPr>
-                <w:sz w:val="24"/>
-                <w:szCs w:val="24"/>
-                <w:lang w:val="it-CH"/>
-              </w:rPr>
-              <w:t>n_n</w:t>
-            </w:r>
-            <w:proofErr w:type="spellEnd"/>
-            <w:r>
-              <w:rPr>
-                <w:sz w:val="24"/>
-                <w:szCs w:val="24"/>
-                <w:lang w:val="it-CH"/>
+                <w:lang w:val="fr-CH"/>
               </w:rPr>
               <w:t>).</w:t>
             </w:r>
@@ -6338,13 +5712,13 @@
               <w:rPr>
                 <w:sz w:val="24"/>
                 <w:szCs w:val="24"/>
-                <w:lang w:val="it-CH"/>
+                <w:lang w:val="fr-CH"/>
               </w:rPr>
             </w:pPr>
             <w:r>
               <w:rPr>
                 <w:rStyle w:val="Codice"/>
-                <w:lang w:val="it-CH"/>
+                <w:lang w:val="fr-CH"/>
               </w:rPr>
               <w:t>PIN (OTA_VIEW_PIN_PUK_KEY) and ADM (OTA_VIEW_ADM_KEY)</w:t>
             </w:r>
@@ -6352,27 +5726,9 @@
               <w:rPr>
                 <w:sz w:val="24"/>
                 <w:szCs w:val="24"/>
-                <w:lang w:val="it-CH"/>
+                <w:lang w:val="fr-CH"/>
               </w:rPr>
-              <w:t xml:space="preserve"> user right </w:t>
-            </w:r>
-            <w:proofErr w:type="spellStart"/>
-            <w:r>
-              <w:rPr>
-                <w:sz w:val="24"/>
-                <w:szCs w:val="24"/>
-                <w:lang w:val="it-CH"/>
-              </w:rPr>
-              <w:t>not</w:t>
-            </w:r>
-            <w:proofErr w:type="spellEnd"/>
-            <w:r>
-              <w:rPr>
-                <w:sz w:val="24"/>
-                <w:szCs w:val="24"/>
-                <w:lang w:val="it-CH"/>
-              </w:rPr>
-              <w:t xml:space="preserve"> set.</w:t>
+              <w:t xml:space="preserve"> user right not set.</w:t>
             </w:r>
           </w:p>
         </w:tc>
@@ -6420,85 +5776,31 @@
               <w:rPr>
                 <w:sz w:val="24"/>
                 <w:szCs w:val="24"/>
-                <w:lang w:val="it-CH"/>
+                <w:lang w:val="fr-CH"/>
               </w:rPr>
             </w:pPr>
             <w:r>
               <w:rPr>
                 <w:sz w:val="24"/>
                 <w:szCs w:val="24"/>
-                <w:lang w:val="it-CH"/>
+                <w:lang w:val="fr-CH"/>
               </w:rPr>
-              <w:t>Go to “</w:t>
-            </w:r>
-            <w:proofErr w:type="spellStart"/>
-            <w:r>
-              <w:rPr>
-                <w:sz w:val="24"/>
-                <w:szCs w:val="24"/>
-                <w:lang w:val="it-CH"/>
-              </w:rPr>
-              <w:t>Cards</w:t>
-            </w:r>
-            <w:proofErr w:type="spellEnd"/>
-            <w:r>
-              <w:rPr>
-                <w:sz w:val="24"/>
-                <w:szCs w:val="24"/>
-                <w:lang w:val="it-CH"/>
-              </w:rPr>
-              <w:t xml:space="preserve"> manager” menu, </w:t>
+              <w:t xml:space="preserve">Go to “Cards manager” menu, </w:t>
             </w:r>
             <w:r>
               <w:rPr>
                 <w:sz w:val="24"/>
                 <w:szCs w:val="24"/>
-                <w:lang w:val="it-CH"/>
+                <w:lang w:val="fr-CH"/>
               </w:rPr>
               <w:br/>
-              <w:t xml:space="preserve">in </w:t>
-            </w:r>
-            <w:proofErr w:type="spellStart"/>
-            <w:r>
-              <w:rPr>
-                <w:sz w:val="24"/>
-                <w:szCs w:val="24"/>
-                <w:lang w:val="it-CH"/>
-              </w:rPr>
-              <w:t>main</w:t>
-            </w:r>
-            <w:proofErr w:type="spellEnd"/>
-            <w:r>
-              <w:rPr>
-                <w:sz w:val="24"/>
-                <w:szCs w:val="24"/>
-                <w:lang w:val="it-CH"/>
-              </w:rPr>
-              <w:t xml:space="preserve"> page click “Import </w:t>
-            </w:r>
-            <w:proofErr w:type="spellStart"/>
-            <w:r>
-              <w:rPr>
-                <w:sz w:val="24"/>
-                <w:szCs w:val="24"/>
-                <w:lang w:val="it-CH"/>
-              </w:rPr>
-              <w:t>Profiles</w:t>
-            </w:r>
-            <w:proofErr w:type="spellEnd"/>
-            <w:r>
-              <w:rPr>
-                <w:sz w:val="24"/>
-                <w:szCs w:val="24"/>
-                <w:lang w:val="it-CH"/>
-              </w:rPr>
-              <w:t>” link,</w:t>
+              <w:t>in main page click “Import Profiles” link,</w:t>
             </w:r>
             <w:r>
               <w:rPr>
                 <w:sz w:val="24"/>
                 <w:szCs w:val="24"/>
-                <w:lang w:val="it-CH"/>
+                <w:lang w:val="fr-CH"/>
               </w:rPr>
               <w:br/>
               <w:t>Select the “1.2.001.xml” file,</w:t>
@@ -6507,21 +5809,11 @@
               <w:rPr>
                 <w:sz w:val="24"/>
                 <w:szCs w:val="24"/>
-                <w:lang w:val="it-CH"/>
+                <w:lang w:val="fr-CH"/>
               </w:rPr>
               <w:br/>
-              <w:t xml:space="preserve">Import the </w:t>
+              <w:t>Import the Profile</w:t>
             </w:r>
-            <w:proofErr w:type="spellStart"/>
-            <w:r>
-              <w:rPr>
-                <w:sz w:val="24"/>
-                <w:szCs w:val="24"/>
-                <w:lang w:val="it-CH"/>
-              </w:rPr>
-              <w:t>Profile</w:t>
-            </w:r>
-            <w:proofErr w:type="spellEnd"/>
           </w:p>
           <w:p>
             <w:pPr>
@@ -6534,85 +5826,31 @@
               <w:rPr>
                 <w:sz w:val="24"/>
                 <w:szCs w:val="24"/>
-                <w:lang w:val="it-CH"/>
+                <w:lang w:val="fr-CH"/>
               </w:rPr>
             </w:pPr>
             <w:r>
               <w:rPr>
                 <w:sz w:val="24"/>
                 <w:szCs w:val="24"/>
-                <w:lang w:val="it-CH"/>
+                <w:lang w:val="fr-CH"/>
               </w:rPr>
-              <w:t>Go to “</w:t>
-            </w:r>
-            <w:proofErr w:type="spellStart"/>
-            <w:r>
-              <w:rPr>
-                <w:sz w:val="24"/>
-                <w:szCs w:val="24"/>
-                <w:lang w:val="it-CH"/>
-              </w:rPr>
-              <w:t>Cards</w:t>
-            </w:r>
-            <w:proofErr w:type="spellEnd"/>
-            <w:r>
-              <w:rPr>
-                <w:sz w:val="24"/>
-                <w:szCs w:val="24"/>
-                <w:lang w:val="it-CH"/>
-              </w:rPr>
-              <w:t xml:space="preserve"> manager” menu, </w:t>
+              <w:t xml:space="preserve">Go to “Cards manager” menu, </w:t>
             </w:r>
             <w:r>
               <w:rPr>
                 <w:sz w:val="24"/>
                 <w:szCs w:val="24"/>
-                <w:lang w:val="it-CH"/>
+                <w:lang w:val="fr-CH"/>
               </w:rPr>
               <w:br/>
-              <w:t xml:space="preserve">in </w:t>
-            </w:r>
-            <w:proofErr w:type="spellStart"/>
-            <w:r>
-              <w:rPr>
-                <w:sz w:val="24"/>
-                <w:szCs w:val="24"/>
-                <w:lang w:val="it-CH"/>
-              </w:rPr>
-              <w:t>main</w:t>
-            </w:r>
-            <w:proofErr w:type="spellEnd"/>
-            <w:r>
-              <w:rPr>
-                <w:sz w:val="24"/>
-                <w:szCs w:val="24"/>
-                <w:lang w:val="it-CH"/>
-              </w:rPr>
-              <w:t xml:space="preserve"> page click “Import </w:t>
-            </w:r>
-            <w:proofErr w:type="spellStart"/>
-            <w:r>
-              <w:rPr>
-                <w:sz w:val="24"/>
-                <w:szCs w:val="24"/>
-                <w:lang w:val="it-CH"/>
-              </w:rPr>
-              <w:t>Cards</w:t>
-            </w:r>
-            <w:proofErr w:type="spellEnd"/>
-            <w:r>
-              <w:rPr>
-                <w:sz w:val="24"/>
-                <w:szCs w:val="24"/>
-                <w:lang w:val="it-CH"/>
-              </w:rPr>
-              <w:t>” link,</w:t>
+              <w:t>in main page click “Import Cards” link,</w:t>
             </w:r>
             <w:r>
               <w:rPr>
                 <w:sz w:val="24"/>
                 <w:szCs w:val="24"/>
-                <w:lang w:val="it-CH"/>
+                <w:lang w:val="fr-CH"/>
               </w:rPr>
               <w:br/>
               <w:t>Select the “1.2.001.txt” file,</w:t>
@@ -6621,34 +5859,16 @@
               <w:rPr>
                 <w:sz w:val="24"/>
                 <w:szCs w:val="24"/>
-                <w:lang w:val="it-CH"/>
+                <w:lang w:val="fr-CH"/>
               </w:rPr>
               <w:br/>
-              <w:t xml:space="preserve">Delete the </w:t>
-            </w:r>
-            <w:proofErr w:type="spellStart"/>
-            <w:r>
-              <w:rPr>
-                <w:sz w:val="24"/>
-                <w:szCs w:val="24"/>
-                <w:lang w:val="it-CH"/>
-              </w:rPr>
-              <w:t>cards</w:t>
-            </w:r>
-            <w:proofErr w:type="spellEnd"/>
-            <w:r>
-              <w:rPr>
-                <w:sz w:val="24"/>
-                <w:szCs w:val="24"/>
-                <w:lang w:val="it-CH"/>
-              </w:rPr>
-              <w:t xml:space="preserve">, </w:t>
+              <w:t xml:space="preserve">Delete the cards, </w:t>
             </w:r>
             <w:r>
               <w:rPr>
                 <w:sz w:val="24"/>
                 <w:szCs w:val="24"/>
-                <w:lang w:val="it-CH"/>
+                <w:lang w:val="fr-CH"/>
               </w:rPr>
               <w:br/>
               <w:t>Select the “1.2.001.txt” file,</w:t>
@@ -6657,21 +5877,11 @@
               <w:rPr>
                 <w:sz w:val="24"/>
                 <w:szCs w:val="24"/>
-                <w:lang w:val="it-CH"/>
+                <w:lang w:val="fr-CH"/>
               </w:rPr>
               <w:br/>
-              <w:t xml:space="preserve">Import the </w:t>
+              <w:t>Import the cards</w:t>
             </w:r>
-            <w:proofErr w:type="spellStart"/>
-            <w:r>
-              <w:rPr>
-                <w:sz w:val="24"/>
-                <w:szCs w:val="24"/>
-                <w:lang w:val="it-CH"/>
-              </w:rPr>
-              <w:t>cards</w:t>
-            </w:r>
-            <w:proofErr w:type="spellEnd"/>
           </w:p>
           <w:p>
             <w:pPr>
@@ -6683,14 +5893,14 @@
               <w:rPr>
                 <w:sz w:val="24"/>
                 <w:szCs w:val="24"/>
-                <w:lang w:val="it-CH"/>
+                <w:lang w:val="fr-CH"/>
               </w:rPr>
             </w:pPr>
             <w:r>
               <w:rPr>
                 <w:sz w:val="24"/>
                 <w:szCs w:val="24"/>
-                <w:lang w:val="it-CH"/>
+                <w:lang w:val="fr-CH"/>
               </w:rPr>
               <w:lastRenderedPageBreak/>
               <w:t>Research the “</w:t>
@@ -6701,7 +5911,7 @@
                 <w:color w:val="000000"/>
                 <w:sz w:val="24"/>
                 <w:szCs w:val="24"/>
-                <w:lang w:val="it-CH" w:eastAsia="ja-JP"/>
+                <w:lang w:val="fr-CH" w:eastAsia="ja-JP"/>
               </w:rPr>
               <w:t>41795924770</w:t>
             </w:r>
@@ -6709,7 +5919,7 @@
               <w:rPr>
                 <w:sz w:val="24"/>
                 <w:szCs w:val="24"/>
-                <w:lang w:val="it-CH"/>
+                <w:lang w:val="fr-CH"/>
               </w:rPr>
               <w:t>” Card,</w:t>
             </w:r>
@@ -6717,34 +5927,16 @@
               <w:rPr>
                 <w:sz w:val="24"/>
                 <w:szCs w:val="24"/>
-                <w:lang w:val="it-CH"/>
+                <w:lang w:val="fr-CH"/>
               </w:rPr>
               <w:br/>
-              <w:t xml:space="preserve">Click the </w:t>
-            </w:r>
-            <w:proofErr w:type="spellStart"/>
-            <w:r>
-              <w:rPr>
-                <w:sz w:val="24"/>
-                <w:szCs w:val="24"/>
-                <w:lang w:val="it-CH"/>
-              </w:rPr>
-              <w:t>imsi</w:t>
-            </w:r>
-            <w:proofErr w:type="spellEnd"/>
-            <w:r>
-              <w:rPr>
-                <w:sz w:val="24"/>
-                <w:szCs w:val="24"/>
-                <w:lang w:val="it-CH"/>
-              </w:rPr>
-              <w:t xml:space="preserve"> card link</w:t>
+              <w:t>Click the imsi card link</w:t>
             </w:r>
             <w:r>
               <w:rPr>
                 <w:sz w:val="24"/>
                 <w:szCs w:val="24"/>
-                <w:lang w:val="it-CH"/>
+                <w:lang w:val="fr-CH"/>
               </w:rPr>
               <w:br/>
               <w:t>Check the card details</w:t>
@@ -6760,35 +5952,24 @@
               <w:rPr>
                 <w:sz w:val="24"/>
                 <w:szCs w:val="24"/>
-                <w:lang w:val="it-CH"/>
+                <w:lang w:val="fr-CH"/>
               </w:rPr>
             </w:pPr>
-            <w:proofErr w:type="spellStart"/>
             <w:r>
               <w:rPr>
                 <w:rFonts w:eastAsia="MS Mincho"/>
                 <w:sz w:val="24"/>
                 <w:szCs w:val="24"/>
-                <w:lang w:val="it-CH" w:eastAsia="ja-JP"/>
+                <w:lang w:val="fr-CH" w:eastAsia="ja-JP"/>
               </w:rPr>
-              <w:t>Execute</w:t>
-            </w:r>
-            <w:proofErr w:type="spellEnd"/>
-            <w:r>
-              <w:rPr>
-                <w:rFonts w:eastAsia="MS Mincho"/>
-                <w:sz w:val="24"/>
-                <w:szCs w:val="24"/>
-                <w:lang w:val="it-CH" w:eastAsia="ja-JP"/>
-              </w:rPr>
-              <w:t xml:space="preserve"> the SQL:</w:t>
+              <w:t>Execute the SQL:</w:t>
             </w:r>
             <w:r>
               <w:rPr>
                 <w:rFonts w:eastAsia="MS Mincho"/>
                 <w:sz w:val="24"/>
                 <w:szCs w:val="24"/>
-                <w:lang w:val="it-CH" w:eastAsia="ja-JP"/>
+                <w:lang w:val="fr-CH" w:eastAsia="ja-JP"/>
               </w:rPr>
               <w:br/>
             </w:r>
@@ -6796,315 +5977,9 @@
               <w:rPr>
                 <w:rStyle w:val="Codice"/>
                 <w:rFonts w:eastAsia="MS Mincho"/>
-                <w:lang w:val="it-CH"/>
+                <w:lang w:val="fr-CH"/>
               </w:rPr>
-              <w:t xml:space="preserve">SELECT </w:t>
-            </w:r>
-            <w:proofErr w:type="spellStart"/>
-            <w:r>
-              <w:rPr>
-                <w:rStyle w:val="Codice"/>
-                <w:rFonts w:eastAsia="MS Mincho"/>
-                <w:lang w:val="it-CH"/>
-              </w:rPr>
-              <w:t>imsi</w:t>
-            </w:r>
-            <w:proofErr w:type="spellEnd"/>
-            <w:r>
-              <w:rPr>
-                <w:rStyle w:val="Codice"/>
-                <w:rFonts w:eastAsia="MS Mincho"/>
-                <w:lang w:val="it-CH"/>
-              </w:rPr>
-              <w:t xml:space="preserve">, dir, </w:t>
-            </w:r>
-            <w:proofErr w:type="spellStart"/>
-            <w:r>
-              <w:rPr>
-                <w:rStyle w:val="Codice"/>
-                <w:rFonts w:eastAsia="MS Mincho"/>
-                <w:lang w:val="it-CH"/>
-              </w:rPr>
-              <w:t>keyset</w:t>
-            </w:r>
-            <w:proofErr w:type="spellEnd"/>
-            <w:r>
-              <w:rPr>
-                <w:rStyle w:val="Codice"/>
-                <w:rFonts w:eastAsia="MS Mincho"/>
-                <w:lang w:val="it-CH"/>
-              </w:rPr>
-              <w:t xml:space="preserve">, </w:t>
-            </w:r>
-            <w:proofErr w:type="spellStart"/>
-            <w:r>
-              <w:rPr>
-                <w:rStyle w:val="Codice"/>
-                <w:rFonts w:eastAsia="MS Mincho"/>
-                <w:lang w:val="it-CH"/>
-              </w:rPr>
-              <w:t>cntr</w:t>
-            </w:r>
-            <w:proofErr w:type="spellEnd"/>
-            <w:r>
-              <w:rPr>
-                <w:rStyle w:val="Codice"/>
-                <w:rFonts w:eastAsia="MS Mincho"/>
-                <w:lang w:val="it-CH"/>
-              </w:rPr>
-              <w:t xml:space="preserve">, </w:t>
-            </w:r>
-            <w:proofErr w:type="spellStart"/>
-            <w:r>
-              <w:rPr>
-                <w:rStyle w:val="Codice"/>
-                <w:rFonts w:eastAsia="MS Mincho"/>
-                <w:lang w:val="it-CH"/>
-              </w:rPr>
-              <w:t>rawtohex</w:t>
-            </w:r>
-            <w:proofErr w:type="spellEnd"/>
-            <w:r>
-              <w:rPr>
-                <w:rStyle w:val="Codice"/>
-                <w:rFonts w:eastAsia="MS Mincho"/>
-                <w:lang w:val="it-CH"/>
-              </w:rPr>
-              <w:t>(</w:t>
-            </w:r>
-            <w:proofErr w:type="spellStart"/>
-            <w:r>
-              <w:rPr>
-                <w:rStyle w:val="Codice"/>
-                <w:rFonts w:eastAsia="MS Mincho"/>
-                <w:lang w:val="it-CH"/>
-              </w:rPr>
-              <w:t>kickey</w:t>
-            </w:r>
-            <w:proofErr w:type="spellEnd"/>
-            <w:r>
-              <w:rPr>
-                <w:rStyle w:val="Codice"/>
-                <w:rFonts w:eastAsia="MS Mincho"/>
-                <w:lang w:val="it-CH"/>
-              </w:rPr>
-              <w:t xml:space="preserve">), </w:t>
-            </w:r>
-            <w:proofErr w:type="spellStart"/>
-            <w:r>
-              <w:rPr>
-                <w:rStyle w:val="Codice"/>
-                <w:rFonts w:eastAsia="MS Mincho"/>
-                <w:lang w:val="it-CH"/>
-              </w:rPr>
-              <w:t>rawtohex</w:t>
-            </w:r>
-            <w:proofErr w:type="spellEnd"/>
-            <w:r>
-              <w:rPr>
-                <w:rStyle w:val="Codice"/>
-                <w:rFonts w:eastAsia="MS Mincho"/>
-                <w:lang w:val="it-CH"/>
-              </w:rPr>
-              <w:t>(</w:t>
-            </w:r>
-            <w:proofErr w:type="spellStart"/>
-            <w:r>
-              <w:rPr>
-                <w:rStyle w:val="Codice"/>
-                <w:rFonts w:eastAsia="MS Mincho"/>
-                <w:lang w:val="it-CH"/>
-              </w:rPr>
-              <w:t>kidkey</w:t>
-            </w:r>
-            <w:proofErr w:type="spellEnd"/>
-            <w:r>
-              <w:rPr>
-                <w:rStyle w:val="Codice"/>
-                <w:rFonts w:eastAsia="MS Mincho"/>
-                <w:lang w:val="it-CH"/>
-              </w:rPr>
-              <w:t xml:space="preserve">), </w:t>
-            </w:r>
-            <w:proofErr w:type="spellStart"/>
-            <w:r>
-              <w:rPr>
-                <w:rStyle w:val="Codice"/>
-                <w:rFonts w:eastAsia="MS Mincho"/>
-                <w:lang w:val="it-CH"/>
-              </w:rPr>
-              <w:t>rawtohex</w:t>
-            </w:r>
-            <w:proofErr w:type="spellEnd"/>
-            <w:r>
-              <w:rPr>
-                <w:rStyle w:val="Codice"/>
-                <w:rFonts w:eastAsia="MS Mincho"/>
-                <w:lang w:val="it-CH"/>
-              </w:rPr>
-              <w:t>(</w:t>
-            </w:r>
-            <w:proofErr w:type="spellStart"/>
-            <w:r>
-              <w:rPr>
-                <w:rStyle w:val="Codice"/>
-                <w:rFonts w:eastAsia="MS Mincho"/>
-                <w:lang w:val="it-CH"/>
-              </w:rPr>
-              <w:t>kikkey</w:t>
-            </w:r>
-            <w:proofErr w:type="spellEnd"/>
-            <w:r>
-              <w:rPr>
-                <w:rStyle w:val="Codice"/>
-                <w:rFonts w:eastAsia="MS Mincho"/>
-                <w:lang w:val="it-CH"/>
-              </w:rPr>
-              <w:t xml:space="preserve">), </w:t>
-            </w:r>
-            <w:proofErr w:type="spellStart"/>
-            <w:r>
-              <w:rPr>
-                <w:rStyle w:val="Codice"/>
-                <w:rFonts w:eastAsia="MS Mincho"/>
-                <w:lang w:val="it-CH"/>
-              </w:rPr>
-              <w:t>rawtohex</w:t>
-            </w:r>
-            <w:proofErr w:type="spellEnd"/>
-            <w:r>
-              <w:rPr>
-                <w:rStyle w:val="Codice"/>
-                <w:rFonts w:eastAsia="MS Mincho"/>
-                <w:lang w:val="it-CH"/>
-              </w:rPr>
-              <w:t>(</w:t>
-            </w:r>
-            <w:proofErr w:type="spellStart"/>
-            <w:r>
-              <w:rPr>
-                <w:rStyle w:val="Codice"/>
-                <w:rFonts w:eastAsia="MS Mincho"/>
-                <w:lang w:val="it-CH"/>
-              </w:rPr>
-              <w:t>chv</w:t>
-            </w:r>
-            <w:proofErr w:type="spellEnd"/>
-            <w:r>
-              <w:rPr>
-                <w:rStyle w:val="Codice"/>
-                <w:rFonts w:eastAsia="MS Mincho"/>
-                <w:lang w:val="it-CH"/>
-              </w:rPr>
-              <w:t xml:space="preserve">), </w:t>
-            </w:r>
-            <w:proofErr w:type="spellStart"/>
-            <w:r>
-              <w:rPr>
-                <w:rStyle w:val="Codice"/>
-                <w:rFonts w:eastAsia="MS Mincho"/>
-                <w:lang w:val="it-CH"/>
-              </w:rPr>
-              <w:t>rawtohex</w:t>
-            </w:r>
-            <w:proofErr w:type="spellEnd"/>
-            <w:r>
-              <w:rPr>
-                <w:rStyle w:val="Codice"/>
-                <w:rFonts w:eastAsia="MS Mincho"/>
-                <w:lang w:val="it-CH"/>
-              </w:rPr>
-              <w:t>(</w:t>
-            </w:r>
-            <w:proofErr w:type="spellStart"/>
-            <w:r>
-              <w:rPr>
-                <w:rStyle w:val="Codice"/>
-                <w:rFonts w:eastAsia="MS Mincho"/>
-                <w:lang w:val="it-CH"/>
-              </w:rPr>
-              <w:t>dap</w:t>
-            </w:r>
-            <w:proofErr w:type="spellEnd"/>
-            <w:r>
-              <w:rPr>
-                <w:rStyle w:val="Codice"/>
-                <w:rFonts w:eastAsia="MS Mincho"/>
-                <w:lang w:val="it-CH"/>
-              </w:rPr>
-              <w:t xml:space="preserve">)FROM </w:t>
-            </w:r>
-            <w:proofErr w:type="spellStart"/>
-            <w:r>
-              <w:rPr>
-                <w:rStyle w:val="Codice"/>
-                <w:rFonts w:eastAsia="MS Mincho"/>
-                <w:lang w:val="it-CH"/>
-              </w:rPr>
-              <w:t>otacardkey</w:t>
-            </w:r>
-            <w:proofErr w:type="spellEnd"/>
-            <w:r>
-              <w:rPr>
-                <w:rStyle w:val="Codice"/>
-                <w:rFonts w:eastAsia="MS Mincho"/>
-                <w:lang w:val="it-CH"/>
-              </w:rPr>
-              <w:t xml:space="preserve"> a </w:t>
-            </w:r>
-            <w:proofErr w:type="spellStart"/>
-            <w:r>
-              <w:rPr>
-                <w:rStyle w:val="Codice"/>
-                <w:rFonts w:eastAsia="MS Mincho"/>
-                <w:lang w:val="it-CH"/>
-              </w:rPr>
-              <w:t>where</w:t>
-            </w:r>
-            <w:proofErr w:type="spellEnd"/>
-            <w:r>
-              <w:rPr>
-                <w:rStyle w:val="Codice"/>
-                <w:rFonts w:eastAsia="MS Mincho"/>
-                <w:lang w:val="it-CH"/>
-              </w:rPr>
-              <w:t xml:space="preserve"> </w:t>
-            </w:r>
-            <w:proofErr w:type="spellStart"/>
-            <w:r>
-              <w:rPr>
-                <w:rStyle w:val="Codice"/>
-                <w:rFonts w:eastAsia="MS Mincho"/>
-                <w:lang w:val="it-CH"/>
-              </w:rPr>
-              <w:t>imsi</w:t>
-            </w:r>
-            <w:proofErr w:type="spellEnd"/>
-            <w:r>
-              <w:rPr>
-                <w:rStyle w:val="Codice"/>
-                <w:rFonts w:eastAsia="MS Mincho"/>
-                <w:lang w:val="it-CH"/>
-              </w:rPr>
-              <w:t xml:space="preserve">='340041795924770' ORDER BY </w:t>
-            </w:r>
-            <w:proofErr w:type="spellStart"/>
-            <w:r>
-              <w:rPr>
-                <w:rStyle w:val="Codice"/>
-                <w:rFonts w:eastAsia="MS Mincho"/>
-                <w:lang w:val="it-CH"/>
-              </w:rPr>
-              <w:t>keyset</w:t>
-            </w:r>
-            <w:proofErr w:type="spellEnd"/>
-            <w:r>
-              <w:rPr>
-                <w:rStyle w:val="Codice"/>
-                <w:rFonts w:eastAsia="MS Mincho"/>
-                <w:lang w:val="it-CH"/>
-              </w:rPr>
-              <w:t>;</w:t>
+              <w:t>SELECT imsi, dir, keyset, cntr, rawtohex(kickey), rawtohex(kidkey), rawtohex(kikkey), rawtohex(chv), rawtohex(dap)FROM otacardkey a where imsi='340041795924770' ORDER BY keyset;</w:t>
             </w:r>
           </w:p>
         </w:tc>
@@ -7132,6 +6007,7 @@
                 <w:szCs w:val="24"/>
                 <w:lang w:val="it-CH"/>
               </w:rPr>
+              <w:lastRenderedPageBreak/>
               <w:t>Risultati attesi</w:t>
             </w:r>
           </w:p>
@@ -7156,97 +6032,7 @@
                 <w:szCs w:val="24"/>
                 <w:lang w:val="it-CH"/>
               </w:rPr>
-              <w:t xml:space="preserve">Keys </w:t>
-            </w:r>
-            <w:proofErr w:type="spellStart"/>
-            <w:r>
-              <w:rPr>
-                <w:sz w:val="24"/>
-                <w:szCs w:val="24"/>
-                <w:lang w:val="it-CH"/>
-              </w:rPr>
-              <w:t>visible</w:t>
-            </w:r>
-            <w:proofErr w:type="spellEnd"/>
-            <w:r>
-              <w:rPr>
-                <w:sz w:val="24"/>
-                <w:szCs w:val="24"/>
-                <w:lang w:val="it-CH"/>
-              </w:rPr>
-              <w:t xml:space="preserve"> in the DB (</w:t>
-            </w:r>
-            <w:proofErr w:type="spellStart"/>
-            <w:r>
-              <w:rPr>
-                <w:sz w:val="24"/>
-                <w:szCs w:val="24"/>
-                <w:lang w:val="it-CH"/>
-              </w:rPr>
-              <w:t>OtaCardKey</w:t>
-            </w:r>
-            <w:proofErr w:type="spellEnd"/>
-            <w:r>
-              <w:rPr>
-                <w:sz w:val="24"/>
-                <w:szCs w:val="24"/>
-                <w:lang w:val="it-CH"/>
-              </w:rPr>
-              <w:t xml:space="preserve">) </w:t>
-            </w:r>
-            <w:proofErr w:type="spellStart"/>
-            <w:r>
-              <w:rPr>
-                <w:sz w:val="24"/>
-                <w:szCs w:val="24"/>
-                <w:lang w:val="it-CH"/>
-              </w:rPr>
-              <w:t>but</w:t>
-            </w:r>
-            <w:proofErr w:type="spellEnd"/>
-            <w:r>
-              <w:rPr>
-                <w:sz w:val="24"/>
-                <w:szCs w:val="24"/>
-                <w:lang w:val="it-CH"/>
-              </w:rPr>
-              <w:t xml:space="preserve"> </w:t>
-            </w:r>
-            <w:proofErr w:type="spellStart"/>
-            <w:r>
-              <w:rPr>
-                <w:sz w:val="24"/>
-                <w:szCs w:val="24"/>
-                <w:lang w:val="it-CH"/>
-              </w:rPr>
-              <w:t>not</w:t>
-            </w:r>
-            <w:proofErr w:type="spellEnd"/>
-            <w:r>
-              <w:rPr>
-                <w:sz w:val="24"/>
-                <w:szCs w:val="24"/>
-                <w:lang w:val="it-CH"/>
-              </w:rPr>
-              <w:t xml:space="preserve"> </w:t>
-            </w:r>
-            <w:proofErr w:type="spellStart"/>
-            <w:r>
-              <w:rPr>
-                <w:sz w:val="24"/>
-                <w:szCs w:val="24"/>
-                <w:lang w:val="it-CH"/>
-              </w:rPr>
-              <w:t>visible</w:t>
-            </w:r>
-            <w:proofErr w:type="spellEnd"/>
-            <w:r>
-              <w:rPr>
-                <w:sz w:val="24"/>
-                <w:szCs w:val="24"/>
-                <w:lang w:val="it-CH"/>
-              </w:rPr>
-              <w:t xml:space="preserve"> in the GUI (Card details)</w:t>
+              <w:t>Keys visible in the DB (OtaCardKey) but not visible in the GUI (Card details)</w:t>
             </w:r>
           </w:p>
         </w:tc>
@@ -7259,7 +6045,7 @@
           <w:b/>
         </w:rPr>
       </w:pPr>
-      <w:bookmarkStart w:id="36" w:name="_Toc461179225"/>
+      <w:bookmarkStart w:id="35" w:name="_Toc461179225"/>
       <w:r>
         <w:br w:type="page"/>
       </w:r>
@@ -7271,7 +6057,7 @@
           <w:lang w:val="it-CH"/>
         </w:rPr>
       </w:pPr>
-      <w:bookmarkStart w:id="37" w:name="_Toc124935617"/>
+      <w:bookmarkStart w:id="36" w:name="_Toc124935617"/>
       <w:r>
         <w:rPr>
           <w:lang w:val="it-CH"/>
@@ -7279,8 +6065,8 @@
         <w:lastRenderedPageBreak/>
         <w:t>Risultati test</w:t>
       </w:r>
+      <w:bookmarkEnd w:id="35"/>
       <w:bookmarkEnd w:id="36"/>
-      <w:bookmarkEnd w:id="37"/>
     </w:p>
     <w:p>
       <w:r>
@@ -7513,33 +6299,33 @@
           <w:lang w:val="it-CH"/>
         </w:rPr>
       </w:pPr>
-      <w:bookmarkStart w:id="38" w:name="_Toc461179226"/>
-      <w:bookmarkStart w:id="39" w:name="_Toc124935618"/>
+      <w:bookmarkStart w:id="37" w:name="_Toc461179226"/>
+      <w:bookmarkStart w:id="38" w:name="_Toc124935618"/>
       <w:r>
         <w:rPr>
           <w:lang w:val="it-CH"/>
         </w:rPr>
         <w:t>Mancanze/limitazioni conosciute</w:t>
       </w:r>
+      <w:bookmarkEnd w:id="37"/>
       <w:bookmarkEnd w:id="38"/>
+    </w:p>
+    <w:p>
+      <w:r>
+        <w:t>Descrizione con motivazione di eventuali elementi mancanti o non completamente implementati, al di fuori dei test case. Non devono essere riportati gli errori e i problemi riscontrati e poi risolti durante il progetto.</w:t>
+      </w:r>
+    </w:p>
+    <w:p>
+      <w:pPr>
+        <w:pStyle w:val="Titolo1"/>
+      </w:pPr>
+      <w:bookmarkStart w:id="39" w:name="_Toc461179227"/>
+      <w:bookmarkStart w:id="40" w:name="_Toc124935619"/>
+      <w:r>
+        <w:t>Consuntivo</w:t>
+      </w:r>
       <w:bookmarkEnd w:id="39"/>
-    </w:p>
-    <w:p>
-      <w:r>
-        <w:t>Descrizione con motivazione di eventuali elementi mancanti o non completamente implementati, al di fuori dei test case. Non devono essere riportati gli errori e i problemi riscontrati e poi risolti durante il progetto.</w:t>
-      </w:r>
-    </w:p>
-    <w:p>
-      <w:pPr>
-        <w:pStyle w:val="Titolo1"/>
-      </w:pPr>
-      <w:bookmarkStart w:id="40" w:name="_Toc461179227"/>
-      <w:bookmarkStart w:id="41" w:name="_Toc124935619"/>
-      <w:r>
-        <w:t>Consuntivo</w:t>
-      </w:r>
       <w:bookmarkEnd w:id="40"/>
-      <w:bookmarkEnd w:id="41"/>
     </w:p>
     <w:p>
       <w:r>
@@ -7549,21 +6335,13 @@
         <w:t>.</w:t>
       </w:r>
       <w:r>
-        <w:t xml:space="preserve"> 1.7) (ad esempio </w:t>
-      </w:r>
-      <w:proofErr w:type="spellStart"/>
-      <w:r>
-        <w:t>Gan</w:t>
+        <w:t xml:space="preserve"> 1.7) (ad esempio Gan</w:t>
       </w:r>
       <w:r>
         <w:t>t</w:t>
       </w:r>
       <w:r>
-        <w:t>t</w:t>
-      </w:r>
-      <w:proofErr w:type="spellEnd"/>
-      <w:r>
-        <w:t xml:space="preserve"> consuntivo).</w:t>
+        <w:t>t consuntivo).</w:t>
       </w:r>
     </w:p>
     <w:p/>
@@ -7677,7 +6455,7 @@
                 <v:stroke joinstyle="miter"/>
                 <v:path gradientshapeok="t" o:connecttype="rect"/>
               </v:shapetype>
-              <v:shape id="Casella di testo 19" o:spid="_x0000_s1026" type="#_x0000_t202" style="position:absolute;margin-left:145.25pt;margin-top:158.65pt;width:405.95pt;height:40.95pt;rotation:-30;z-index:251659264;visibility:visible;mso-wrap-style:square;mso-height-percent:0;mso-wrap-distance-left:9pt;mso-wrap-distance-top:0;mso-wrap-distance-right:9pt;mso-wrap-distance-bottom:0;mso-position-horizontal:absolute;mso-position-horizontal-relative:text;mso-position-vertical:absolute;mso-position-vertical-relative:text;mso-height-percent:0;mso-height-relative:margin;v-text-anchor:top" o:gfxdata="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" fillcolor="white [3201]" strokeweight=".5pt">
+              <v:shape id="Casella di testo 19" o:spid="_x0000_s1026" type="#_x0000_t202" style="position:absolute;margin-left:145.25pt;margin-top:158.65pt;width:405.95pt;height:40.95pt;rotation:-30;z-index:251659264;visibility:visible;mso-wrap-style:square;mso-height-percent:0;mso-wrap-distance-left:9pt;mso-wrap-distance-top:0;mso-wrap-distance-right:9pt;mso-wrap-distance-bottom:0;mso-position-horizontal:absolute;mso-position-horizontal-relative:text;mso-position-vertical:absolute;mso-position-vertical-relative:text;mso-height-percent:0;mso-height-relative:margin;v-text-anchor:top" o:gfxdata="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" fillcolor="white [3201]" strokeweight=".5pt">
                 <v:fill opacity="27499f"/>
                 <v:textbox>
                   <w:txbxContent>
@@ -7768,33 +6546,41 @@
       <w:pPr>
         <w:pStyle w:val="Didascalia"/>
       </w:pPr>
-      <w:bookmarkStart w:id="42" w:name="_Toc124775988"/>
+      <w:bookmarkStart w:id="41" w:name="_Toc124775988"/>
       <w:r>
         <w:t xml:space="preserve">Figura </w:t>
       </w:r>
-      <w:fldSimple w:instr=" SEQ Figura \* ARABIC ">
-        <w:r>
-          <w:rPr>
-            <w:noProof/>
-          </w:rPr>
-          <w:t>5</w:t>
-        </w:r>
-      </w:fldSimple>
+      <w:r>
+        <w:fldChar w:fldCharType="begin"/>
+      </w:r>
+      <w:r>
+        <w:instrText xml:space="preserve"> SEQ Figura \* ARABIC </w:instrText>
+      </w:r>
+      <w:r>
+        <w:fldChar w:fldCharType="separate"/>
+      </w:r>
+      <w:r>
+        <w:rPr>
+          <w:noProof/>
+        </w:rPr>
+        <w:t>5</w:t>
+      </w:r>
+      <w:r>
+        <w:rPr>
+          <w:noProof/>
+        </w:rPr>
+        <w:fldChar w:fldCharType="end"/>
+      </w:r>
       <w:r>
         <w:t xml:space="preserve"> </w:t>
       </w:r>
       <w:r>
-        <w:t xml:space="preserve">Esempio di diagramma di </w:t>
-      </w:r>
-      <w:proofErr w:type="spellStart"/>
-      <w:r>
-        <w:t>Gantt</w:t>
-      </w:r>
-      <w:proofErr w:type="spellEnd"/>
+        <w:t>Esempio di diagramma di Gantt</w:t>
+      </w:r>
       <w:r>
         <w:t xml:space="preserve"> consuntivo</w:t>
       </w:r>
-      <w:bookmarkEnd w:id="42"/>
+      <w:bookmarkEnd w:id="41"/>
     </w:p>
     <w:p/>
     <w:p>
@@ -7814,72 +6600,72 @@
       <w:pPr>
         <w:pStyle w:val="Titolo1"/>
       </w:pPr>
-      <w:bookmarkStart w:id="43" w:name="_Toc461179228"/>
-      <w:bookmarkStart w:id="44" w:name="_Toc124935620"/>
+      <w:bookmarkStart w:id="42" w:name="_Toc461179228"/>
+      <w:bookmarkStart w:id="43" w:name="_Toc124935620"/>
       <w:r>
         <w:lastRenderedPageBreak/>
         <w:t>Conclusioni</w:t>
       </w:r>
+      <w:bookmarkEnd w:id="42"/>
       <w:bookmarkEnd w:id="43"/>
+    </w:p>
+    <w:p>
+      <w:r>
+        <w:t>Quali sono le implicazioni della mia soluzione? Che impatto avrà? Cambierà il mondo? È un successo importante? È solo un’aggiunta marginale o è semplicemente servita per scoprire che questo percorso è stato una perdita di tempo? I risultati ottenuti sono generali, facilmente generalizzabili o sono specifici di un caso particolare? ecc</w:t>
+      </w:r>
+      <w:r>
+        <w:t>.</w:t>
+      </w:r>
+    </w:p>
+    <w:p>
+      <w:pPr>
+        <w:pStyle w:val="Titolo2"/>
+        <w:rPr>
+          <w:lang w:val="it-CH"/>
+        </w:rPr>
+      </w:pPr>
+      <w:bookmarkStart w:id="44" w:name="_Toc461179229"/>
+      <w:bookmarkStart w:id="45" w:name="_Toc124935621"/>
+      <w:r>
+        <w:rPr>
+          <w:lang w:val="it-CH"/>
+        </w:rPr>
+        <w:t>Sviluppi futuri</w:t>
+      </w:r>
       <w:bookmarkEnd w:id="44"/>
-    </w:p>
-    <w:p>
-      <w:r>
-        <w:t>Quali sono le implicazioni della mia soluzione? Che impatto avrà? Cambierà il mondo? È un successo importante? È solo un’aggiunta marginale o è semplicemente servita per scoprire che questo percorso è stato una perdita di tempo? I risultati ottenuti sono generali, facilmente generalizzabili o sono specifici di un caso particolare? ecc</w:t>
+      <w:bookmarkEnd w:id="45"/>
+    </w:p>
+    <w:p>
+      <w:r>
+        <w:t>Migliorie o estensioni che possono essere sviluppate sul prodotto.</w:t>
+      </w:r>
+    </w:p>
+    <w:p>
+      <w:pPr>
+        <w:pStyle w:val="Titolo2"/>
+        <w:rPr>
+          <w:lang w:val="it-CH"/>
+        </w:rPr>
+      </w:pPr>
+      <w:bookmarkStart w:id="46" w:name="_Toc461179230"/>
+      <w:bookmarkStart w:id="47" w:name="_Toc124935622"/>
+      <w:r>
+        <w:rPr>
+          <w:lang w:val="it-CH"/>
+        </w:rPr>
+        <w:t>Considerazioni personali</w:t>
+      </w:r>
+      <w:bookmarkEnd w:id="46"/>
+      <w:bookmarkEnd w:id="47"/>
+    </w:p>
+    <w:p>
+      <w:r>
+        <w:t>Cosa ho imparato in questo progetto? ecc</w:t>
       </w:r>
       <w:r>
         <w:t>.</w:t>
       </w:r>
     </w:p>
-    <w:p>
-      <w:pPr>
-        <w:pStyle w:val="Titolo2"/>
-        <w:rPr>
-          <w:lang w:val="it-CH"/>
-        </w:rPr>
-      </w:pPr>
-      <w:bookmarkStart w:id="45" w:name="_Toc461179229"/>
-      <w:bookmarkStart w:id="46" w:name="_Toc124935621"/>
-      <w:r>
-        <w:rPr>
-          <w:lang w:val="it-CH"/>
-        </w:rPr>
-        <w:t>Sviluppi futuri</w:t>
-      </w:r>
-      <w:bookmarkEnd w:id="45"/>
-      <w:bookmarkEnd w:id="46"/>
-    </w:p>
-    <w:p>
-      <w:r>
-        <w:t>Migliorie o estensioni che possono essere sviluppate sul prodotto.</w:t>
-      </w:r>
-    </w:p>
-    <w:p>
-      <w:pPr>
-        <w:pStyle w:val="Titolo2"/>
-        <w:rPr>
-          <w:lang w:val="it-CH"/>
-        </w:rPr>
-      </w:pPr>
-      <w:bookmarkStart w:id="47" w:name="_Toc461179230"/>
-      <w:bookmarkStart w:id="48" w:name="_Toc124935622"/>
-      <w:r>
-        <w:rPr>
-          <w:lang w:val="it-CH"/>
-        </w:rPr>
-        <w:t>Considerazioni personali</w:t>
-      </w:r>
-      <w:bookmarkEnd w:id="47"/>
-      <w:bookmarkEnd w:id="48"/>
-    </w:p>
-    <w:p>
-      <w:r>
-        <w:t>Cosa ho imparato in questo progetto? ecc</w:t>
-      </w:r>
-      <w:r>
-        <w:t>.</w:t>
-      </w:r>
-    </w:p>
     <w:p/>
     <w:p>
       <w:pPr>
@@ -7887,7 +6673,7 @@
           <w:b/>
         </w:rPr>
       </w:pPr>
-      <w:bookmarkStart w:id="49" w:name="_Toc461179231"/>
+      <w:bookmarkStart w:id="48" w:name="_Toc461179231"/>
       <w:r>
         <w:br w:type="page"/>
       </w:r>
@@ -7896,31 +6682,31 @@
       <w:pPr>
         <w:pStyle w:val="Titolo1"/>
       </w:pPr>
-      <w:bookmarkStart w:id="50" w:name="_Toc124935623"/>
+      <w:bookmarkStart w:id="49" w:name="_Toc124935623"/>
       <w:r>
         <w:lastRenderedPageBreak/>
         <w:t>Bibliografia</w:t>
       </w:r>
+      <w:bookmarkEnd w:id="48"/>
       <w:bookmarkEnd w:id="49"/>
+    </w:p>
+    <w:p>
+      <w:pPr>
+        <w:pStyle w:val="Titolo2"/>
+        <w:rPr>
+          <w:lang w:val="it-CH"/>
+        </w:rPr>
+      </w:pPr>
+      <w:bookmarkStart w:id="50" w:name="_Toc461179232"/>
+      <w:bookmarkStart w:id="51" w:name="_Toc124935624"/>
+      <w:r>
+        <w:rPr>
+          <w:lang w:val="it-CH"/>
+        </w:rPr>
+        <w:t>Bibliografia per articoli di riviste:</w:t>
+      </w:r>
       <w:bookmarkEnd w:id="50"/>
-    </w:p>
-    <w:p>
-      <w:pPr>
-        <w:pStyle w:val="Titolo2"/>
-        <w:rPr>
-          <w:lang w:val="it-CH"/>
-        </w:rPr>
-      </w:pPr>
-      <w:bookmarkStart w:id="51" w:name="_Toc461179232"/>
-      <w:bookmarkStart w:id="52" w:name="_Toc124935624"/>
-      <w:r>
-        <w:rPr>
-          <w:lang w:val="it-CH"/>
-        </w:rPr>
-        <w:t>Bibliografia per articoli di riviste:</w:t>
-      </w:r>
       <w:bookmarkEnd w:id="51"/>
-      <w:bookmarkEnd w:id="52"/>
     </w:p>
     <w:p>
       <w:pPr>
@@ -7987,16 +6773,16 @@
           <w:lang w:val="it-CH"/>
         </w:rPr>
       </w:pPr>
-      <w:bookmarkStart w:id="53" w:name="_Toc461179233"/>
-      <w:bookmarkStart w:id="54" w:name="_Toc124935625"/>
+      <w:bookmarkStart w:id="52" w:name="_Toc461179233"/>
+      <w:bookmarkStart w:id="53" w:name="_Toc124935625"/>
       <w:r>
         <w:rPr>
           <w:lang w:val="it-CH"/>
         </w:rPr>
         <w:t>Bibliografia per libri</w:t>
       </w:r>
+      <w:bookmarkEnd w:id="52"/>
       <w:bookmarkEnd w:id="53"/>
-      <w:bookmarkEnd w:id="54"/>
     </w:p>
     <w:p>
       <w:pPr>
@@ -8027,13 +6813,8 @@
           <w:numId w:val="7"/>
         </w:numPr>
       </w:pPr>
-      <w:proofErr w:type="spellStart"/>
-      <w:r>
-        <w:t>ev</w:t>
-      </w:r>
-      <w:proofErr w:type="spellEnd"/>
-      <w:r>
-        <w:t>. Numero di edizione,</w:t>
+      <w:r>
+        <w:t>ev. Numero di edizione,</w:t>
       </w:r>
     </w:p>
     <w:p>
@@ -8076,16 +6857,16 @@
           <w:lang w:val="it-CH"/>
         </w:rPr>
       </w:pPr>
-      <w:bookmarkStart w:id="55" w:name="_Toc461179234"/>
-      <w:bookmarkStart w:id="56" w:name="_Toc124935626"/>
+      <w:bookmarkStart w:id="54" w:name="_Toc461179234"/>
+      <w:bookmarkStart w:id="55" w:name="_Toc124935626"/>
       <w:r>
         <w:rPr>
           <w:lang w:val="it-CH"/>
         </w:rPr>
         <w:t>Sitografia</w:t>
       </w:r>
+      <w:bookmarkEnd w:id="54"/>
       <w:bookmarkEnd w:id="55"/>
-      <w:bookmarkEnd w:id="56"/>
     </w:p>
     <w:p>
       <w:pPr>
@@ -8095,15 +6876,7 @@
         </w:numPr>
       </w:pPr>
       <w:r>
-        <w:t xml:space="preserve">URL del sito (se troppo lungo solo dominio, </w:t>
-      </w:r>
-      <w:proofErr w:type="spellStart"/>
-      <w:r>
-        <w:t>evt</w:t>
-      </w:r>
-      <w:proofErr w:type="spellEnd"/>
-      <w:r>
-        <w:t xml:space="preserve"> completo nel diario),</w:t>
+        <w:t>URL del sito (se troppo lungo solo dominio, evt completo nel diario),</w:t>
       </w:r>
     </w:p>
     <w:p>
@@ -8154,36 +6927,37 @@
           <w:ilvl w:val="0"/>
           <w:numId w:val="8"/>
         </w:numPr>
-      </w:pPr>
-      <w:r>
+        <w:rPr>
+          <w:lang w:val="fr-CH"/>
+        </w:rPr>
+      </w:pPr>
+      <w:r>
+        <w:rPr>
+          <w:lang w:val="fr-CH"/>
+        </w:rPr>
         <w:t xml:space="preserve">http://standards.ieee.org/guides/style/section7.html, </w:t>
       </w:r>
       <w:r>
         <w:rPr>
           <w:i/>
-        </w:rPr>
-        <w:t xml:space="preserve">IEEE </w:t>
-      </w:r>
-      <w:proofErr w:type="spellStart"/>
-      <w:r>
-        <w:rPr>
-          <w:i/>
-        </w:rPr>
-        <w:t>Standards</w:t>
-      </w:r>
-      <w:proofErr w:type="spellEnd"/>
-      <w:r>
-        <w:rPr>
-          <w:i/>
-        </w:rPr>
-        <w:t xml:space="preserve"> Style Manual</w:t>
-      </w:r>
-      <w:r>
+          <w:lang w:val="fr-CH"/>
+        </w:rPr>
+        <w:t>IEEE Standards Style Manual</w:t>
+      </w:r>
+      <w:r>
+        <w:rPr>
+          <w:lang w:val="fr-CH"/>
+        </w:rPr>
         <w:t>, 07-06-2008.</w:t>
       </w:r>
     </w:p>
     <w:p>
-      <w:bookmarkStart w:id="57" w:name="_Toc461179235"/>
+      <w:pPr>
+        <w:rPr>
+          <w:lang w:val="fr-CH"/>
+        </w:rPr>
+      </w:pPr>
+      <w:bookmarkStart w:id="56" w:name="_Toc461179235"/>
     </w:p>
     <w:p>
       <w:pPr>
@@ -8192,10 +6966,13 @@
           <w:b/>
           <w:sz w:val="28"/>
           <w:szCs w:val="32"/>
-          <w:lang w:eastAsia="en-US"/>
-        </w:rPr>
-      </w:pPr>
-      <w:r>
+          <w:lang w:val="fr-CH" w:eastAsia="en-US"/>
+        </w:rPr>
+      </w:pPr>
+      <w:r>
+        <w:rPr>
+          <w:lang w:val="fr-CH"/>
+        </w:rPr>
         <w:br w:type="page"/>
       </w:r>
     </w:p>
@@ -8203,12 +6980,12 @@
       <w:pPr>
         <w:pStyle w:val="Titolo1"/>
       </w:pPr>
-      <w:bookmarkStart w:id="58" w:name="_Toc124935627"/>
+      <w:bookmarkStart w:id="57" w:name="_Toc124935627"/>
       <w:r>
         <w:lastRenderedPageBreak/>
         <w:t>Glossario</w:t>
       </w:r>
-      <w:bookmarkEnd w:id="58"/>
+      <w:bookmarkEnd w:id="57"/>
     </w:p>
     <w:tbl>
       <w:tblPr>
@@ -8356,21 +7133,8 @@
             <w:tcW w:w="7081" w:type="dxa"/>
           </w:tcPr>
           <w:p>
-            <w:proofErr w:type="spellStart"/>
             <w:r>
-              <w:t>Zettabyte</w:t>
-            </w:r>
-            <w:proofErr w:type="spellEnd"/>
-            <w:r>
-              <w:t xml:space="preserve"> File System, filesystem </w:t>
-            </w:r>
-            <w:proofErr w:type="spellStart"/>
-            <w:r>
-              <w:t>opernsource</w:t>
-            </w:r>
-            <w:proofErr w:type="spellEnd"/>
-            <w:r>
-              <w:t xml:space="preserve"> a 128 bit con funzionalità avanzate.</w:t>
+              <w:t>Zettabyte File System, filesystem opernsource a 128 bit con funzionalità avanzate.</w:t>
             </w:r>
           </w:p>
         </w:tc>
@@ -8381,11 +7145,11 @@
       <w:pPr>
         <w:pStyle w:val="Titolo1"/>
       </w:pPr>
-      <w:bookmarkStart w:id="59" w:name="_Toc124935628"/>
+      <w:bookmarkStart w:id="58" w:name="_Toc124935628"/>
       <w:r>
         <w:t>Indice delle figure</w:t>
       </w:r>
-      <w:bookmarkEnd w:id="59"/>
+      <w:bookmarkEnd w:id="58"/>
     </w:p>
     <w:p>
       <w:pPr>
@@ -8765,12 +7529,12 @@
       <w:pPr>
         <w:pStyle w:val="Titolo1"/>
       </w:pPr>
-      <w:bookmarkStart w:id="60" w:name="_Toc124935629"/>
+      <w:bookmarkStart w:id="59" w:name="_Toc124935629"/>
       <w:r>
         <w:t>Allegati</w:t>
       </w:r>
-      <w:bookmarkEnd w:id="57"/>
-      <w:bookmarkEnd w:id="60"/>
+      <w:bookmarkEnd w:id="56"/>
+      <w:bookmarkEnd w:id="59"/>
     </w:p>
     <w:p>
       <w:r>
@@ -8840,16 +7604,11 @@
         </w:numPr>
       </w:pPr>
       <w:r>
-        <w:t xml:space="preserve">Mandato e/o </w:t>
-      </w:r>
-      <w:proofErr w:type="spellStart"/>
-      <w:r>
-        <w:t>Qd</w:t>
+        <w:t>Mandato e/o Qd</w:t>
       </w:r>
       <w:r>
         <w:t>C</w:t>
       </w:r>
-      <w:proofErr w:type="spellEnd"/>
     </w:p>
     <w:p>
       <w:pPr>
@@ -8892,7 +7651,7 @@
 </file>
 
 <file path=word/endnotes.xml><?xml version="1.0" encoding="utf-8"?>
-<w:endnotes xmlns:wpc="http://schemas.microsoft.com/office/word/2010/wordprocessingCanvas" xmlns:cx="http://schemas.microsoft.com/office/drawing/2014/chartex" xmlns:cx1="http://schemas.microsoft.com/office/drawing/2015/9/8/chartex" xmlns:cx2="http://schemas.microsoft.com/office/drawing/2015/10/21/chartex" xmlns:cx3="http://schemas.microsoft.com/office/drawing/2016/5/9/chartex" xmlns:cx4="http://schemas.microsoft.com/office/drawing/2016/5/10/chartex" xmlns:cx5="http://schemas.microsoft.com/office/drawing/2016/5/11/chartex" xmlns:cx6="http://schemas.microsoft.com/office/drawing/2016/5/12/chartex" xmlns:cx7="http://schemas.microsoft.com/office/drawing/2016/5/13/chartex" xmlns:cx8="http://schemas.microsoft.com/office/drawing/2016/5/14/chartex" xmlns:mc="http://schemas.openxmlformats.org/markup-compatibility/2006" xmlns:aink="http://schemas.microsoft.com/office/drawing/2016/ink" xmlns:am3d="http://schemas.microsoft.com/office/drawing/2017/model3d" xmlns:o="urn:schemas-microsoft-com:office:office" xmlns:r="http://schemas.openxmlformats.org/officeDocument/2006/relationships" xmlns:m="http://schemas.openxmlformats.org/officeDocument/2006/math" xmlns:v="urn:schemas-microsoft-com:vml" xmlns:wp14="http://schemas.microsoft.com/office/word/2010/wordprocessingDrawing" xmlns:wp="http://schemas.openxmlformats.org/drawingml/2006/wordprocessingDrawing" xmlns:w10="urn:schemas-microsoft-com:office:word" xmlns:w="http://schemas.openxmlformats.org/wordprocessingml/2006/main" xmlns:w14="http://schemas.microsoft.com/office/word/2010/wordml" xmlns:w15="http://schemas.microsoft.com/office/word/2012/wordml" xmlns:w16cid="http://schemas.microsoft.com/office/word/2016/wordml/cid" xmlns:w16se="http://schemas.microsoft.com/office/word/2015/wordml/symex" xmlns:wpg="http://schemas.microsoft.com/office/word/2010/wordprocessingGroup" xmlns:wpi="http://schemas.microsoft.com/office/word/2010/wordprocessingInk" xmlns:wne="http://schemas.microsoft.com/office/word/2006/wordml" xmlns:wps="http://schemas.microsoft.com/office/word/2010/wordprocessingShape" mc:Ignorable="w14 w15 w16se w16cid wp14">
+<w:endnotes xmlns:wpc="http://schemas.microsoft.com/office/word/2010/wordprocessingCanvas" xmlns:cx="http://schemas.microsoft.com/office/drawing/2014/chartex" xmlns:cx1="http://schemas.microsoft.com/office/drawing/2015/9/8/chartex" xmlns:cx2="http://schemas.microsoft.com/office/drawing/2015/10/21/chartex" xmlns:cx3="http://schemas.microsoft.com/office/drawing/2016/5/9/chartex" xmlns:cx4="http://schemas.microsoft.com/office/drawing/2016/5/10/chartex" xmlns:cx5="http://schemas.microsoft.com/office/drawing/2016/5/11/chartex" xmlns:cx6="http://schemas.microsoft.com/office/drawing/2016/5/12/chartex" xmlns:cx7="http://schemas.microsoft.com/office/drawing/2016/5/13/chartex" xmlns:cx8="http://schemas.microsoft.com/office/drawing/2016/5/14/chartex" xmlns:mc="http://schemas.openxmlformats.org/markup-compatibility/2006" xmlns:aink="http://schemas.microsoft.com/office/drawing/2016/ink" xmlns:am3d="http://schemas.microsoft.com/office/drawing/2017/model3d" xmlns:o="urn:schemas-microsoft-com:office:office" xmlns:oel="http://schemas.microsoft.com/office/2019/extlst" xmlns:r="http://schemas.openxmlformats.org/officeDocument/2006/relationships" xmlns:m="http://schemas.openxmlformats.org/officeDocument/2006/math" xmlns:v="urn:schemas-microsoft-com:vml" xmlns:wp14="http://schemas.microsoft.com/office/word/2010/wordprocessingDrawing" xmlns:wp="http://schemas.openxmlformats.org/drawingml/2006/wordprocessingDrawing" xmlns:w10="urn:schemas-microsoft-com:office:word" xmlns:w="http://schemas.openxmlformats.org/wordprocessingml/2006/main" xmlns:w14="http://schemas.microsoft.com/office/word/2010/wordml" xmlns:w15="http://schemas.microsoft.com/office/word/2012/wordml" xmlns:w16cex="http://schemas.microsoft.com/office/word/2018/wordml/cex" xmlns:w16cid="http://schemas.microsoft.com/office/word/2016/wordml/cid" xmlns:w16="http://schemas.microsoft.com/office/word/2018/wordml" xmlns:w16sdtdh="http://schemas.microsoft.com/office/word/2020/wordml/sdtdatahash" xmlns:w16se="http://schemas.microsoft.com/office/word/2015/wordml/symex" xmlns:wpg="http://schemas.microsoft.com/office/word/2010/wordprocessingGroup" xmlns:wpi="http://schemas.microsoft.com/office/word/2010/wordprocessingInk" xmlns:wne="http://schemas.microsoft.com/office/word/2006/wordml" xmlns:wps="http://schemas.microsoft.com/office/word/2010/wordprocessingShape" mc:Ignorable="w14 w15 w16se w16cid w16 w16cex w16sdtdh wp14">
   <w:endnote w:type="separator" w:id="-1">
     <w:p>
       <w:r>
@@ -8911,7 +7670,7 @@
 </file>
 
 <file path=word/footer1.xml><?xml version="1.0" encoding="utf-8"?>
-<w:ftr xmlns:wpc="http://schemas.microsoft.com/office/word/2010/wordprocessingCanvas" xmlns:cx="http://schemas.microsoft.com/office/drawing/2014/chartex" xmlns:cx1="http://schemas.microsoft.com/office/drawing/2015/9/8/chartex" xmlns:cx2="http://schemas.microsoft.com/office/drawing/2015/10/21/chartex" xmlns:cx3="http://schemas.microsoft.com/office/drawing/2016/5/9/chartex" xmlns:cx4="http://schemas.microsoft.com/office/drawing/2016/5/10/chartex" xmlns:cx5="http://schemas.microsoft.com/office/drawing/2016/5/11/chartex" xmlns:cx6="http://schemas.microsoft.com/office/drawing/2016/5/12/chartex" xmlns:cx7="http://schemas.microsoft.com/office/drawing/2016/5/13/chartex" xmlns:cx8="http://schemas.microsoft.com/office/drawing/2016/5/14/chartex" xmlns:mc="http://schemas.openxmlformats.org/markup-compatibility/2006" xmlns:aink="http://schemas.microsoft.com/office/drawing/2016/ink" xmlns:am3d="http://schemas.microsoft.com/office/drawing/2017/model3d" xmlns:o="urn:schemas-microsoft-com:office:office" xmlns:r="http://schemas.openxmlformats.org/officeDocument/2006/relationships" xmlns:m="http://schemas.openxmlformats.org/officeDocument/2006/math" xmlns:v="urn:schemas-microsoft-com:vml" xmlns:wp14="http://schemas.microsoft.com/office/word/2010/wordprocessingDrawing" xmlns:wp="http://schemas.openxmlformats.org/drawingml/2006/wordprocessingDrawing" xmlns:w10="urn:schemas-microsoft-com:office:word" xmlns:w="http://schemas.openxmlformats.org/wordprocessingml/2006/main" xmlns:w14="http://schemas.microsoft.com/office/word/2010/wordml" xmlns:w15="http://schemas.microsoft.com/office/word/2012/wordml" xmlns:w16cid="http://schemas.microsoft.com/office/word/2016/wordml/cid" xmlns:w16se="http://schemas.microsoft.com/office/word/2015/wordml/symex" xmlns:wpg="http://schemas.microsoft.com/office/word/2010/wordprocessingGroup" xmlns:wpi="http://schemas.microsoft.com/office/word/2010/wordprocessingInk" xmlns:wne="http://schemas.microsoft.com/office/word/2006/wordml" xmlns:wps="http://schemas.microsoft.com/office/word/2010/wordprocessingShape" mc:Ignorable="w14 w15 w16se w16cid wp14">
+<w:ftr xmlns:wpc="http://schemas.microsoft.com/office/word/2010/wordprocessingCanvas" xmlns:cx="http://schemas.microsoft.com/office/drawing/2014/chartex" xmlns:cx1="http://schemas.microsoft.com/office/drawing/2015/9/8/chartex" xmlns:cx2="http://schemas.microsoft.com/office/drawing/2015/10/21/chartex" xmlns:cx3="http://schemas.microsoft.com/office/drawing/2016/5/9/chartex" xmlns:cx4="http://schemas.microsoft.com/office/drawing/2016/5/10/chartex" xmlns:cx5="http://schemas.microsoft.com/office/drawing/2016/5/11/chartex" xmlns:cx6="http://schemas.microsoft.com/office/drawing/2016/5/12/chartex" xmlns:cx7="http://schemas.microsoft.com/office/drawing/2016/5/13/chartex" xmlns:cx8="http://schemas.microsoft.com/office/drawing/2016/5/14/chartex" xmlns:mc="http://schemas.openxmlformats.org/markup-compatibility/2006" xmlns:aink="http://schemas.microsoft.com/office/drawing/2016/ink" xmlns:am3d="http://schemas.microsoft.com/office/drawing/2017/model3d" xmlns:o="urn:schemas-microsoft-com:office:office" xmlns:oel="http://schemas.microsoft.com/office/2019/extlst" xmlns:r="http://schemas.openxmlformats.org/officeDocument/2006/relationships" xmlns:m="http://schemas.openxmlformats.org/officeDocument/2006/math" xmlns:v="urn:schemas-microsoft-com:vml" xmlns:wp14="http://schemas.microsoft.com/office/word/2010/wordprocessingDrawing" xmlns:wp="http://schemas.openxmlformats.org/drawingml/2006/wordprocessingDrawing" xmlns:w10="urn:schemas-microsoft-com:office:word" xmlns:w="http://schemas.openxmlformats.org/wordprocessingml/2006/main" xmlns:w14="http://schemas.microsoft.com/office/word/2010/wordml" xmlns:w15="http://schemas.microsoft.com/office/word/2012/wordml" xmlns:w16cex="http://schemas.microsoft.com/office/word/2018/wordml/cex" xmlns:w16cid="http://schemas.microsoft.com/office/word/2016/wordml/cid" xmlns:w16="http://schemas.microsoft.com/office/word/2018/wordml" xmlns:w16sdtdh="http://schemas.microsoft.com/office/word/2020/wordml/sdtdatahash" xmlns:w16se="http://schemas.microsoft.com/office/word/2015/wordml/symex" xmlns:wpg="http://schemas.microsoft.com/office/word/2010/wordprocessingGroup" xmlns:wpi="http://schemas.microsoft.com/office/word/2010/wordprocessingInk" xmlns:wne="http://schemas.microsoft.com/office/word/2006/wordml" xmlns:wps="http://schemas.microsoft.com/office/word/2010/wordprocessingShape" mc:Ignorable="w14 w15 w16se w16cid w16 w16cex w16sdtdh wp14">
   <w:p>
     <w:pPr>
       <w:pStyle w:val="Pidipagina"/>
@@ -8923,7 +7682,7 @@
       <w:rPr>
         <w:sz w:val="20"/>
       </w:rPr>
-      <w:t>Pinco Pallino</w:t>
+      <w:t>Fabio Maruca</w:t>
     </w:r>
     <w:r>
       <w:rPr>
@@ -8968,14 +7727,49 @@
         <w:sz w:val="20"/>
       </w:rPr>
       <w:tab/>
-      <w:t xml:space="preserve">11.01.2021 </w:t>
+    </w:r>
+    <w:r>
+      <w:rPr>
+        <w:sz w:val="20"/>
+      </w:rPr>
+      <w:t>11</w:t>
+    </w:r>
+    <w:r>
+      <w:rPr>
+        <w:sz w:val="20"/>
+      </w:rPr>
+      <w:t>.0</w:t>
+    </w:r>
+    <w:r>
+      <w:rPr>
+        <w:sz w:val="20"/>
+      </w:rPr>
+      <w:t>9</w:t>
+    </w:r>
+    <w:r>
+      <w:rPr>
+        <w:sz w:val="20"/>
+      </w:rPr>
+      <w:t>.202</w:t>
+    </w:r>
+    <w:r>
+      <w:rPr>
+        <w:sz w:val="20"/>
+      </w:rPr>
+      <w:t>6</w:t>
+    </w:r>
+    <w:r>
+      <w:rPr>
+        <w:sz w:val="20"/>
+      </w:rPr>
+      <w:t xml:space="preserve"> </w:t>
     </w:r>
   </w:p>
 </w:ftr>
 </file>
 
 <file path=word/footer2.xml><?xml version="1.0" encoding="utf-8"?>
-<w:ftr xmlns:wpc="http://schemas.microsoft.com/office/word/2010/wordprocessingCanvas" xmlns:cx="http://schemas.microsoft.com/office/drawing/2014/chartex" xmlns:cx1="http://schemas.microsoft.com/office/drawing/2015/9/8/chartex" xmlns:cx2="http://schemas.microsoft.com/office/drawing/2015/10/21/chartex" xmlns:cx3="http://schemas.microsoft.com/office/drawing/2016/5/9/chartex" xmlns:cx4="http://schemas.microsoft.com/office/drawing/2016/5/10/chartex" xmlns:cx5="http://schemas.microsoft.com/office/drawing/2016/5/11/chartex" xmlns:cx6="http://schemas.microsoft.com/office/drawing/2016/5/12/chartex" xmlns:cx7="http://schemas.microsoft.com/office/drawing/2016/5/13/chartex" xmlns:cx8="http://schemas.microsoft.com/office/drawing/2016/5/14/chartex" xmlns:mc="http://schemas.openxmlformats.org/markup-compatibility/2006" xmlns:aink="http://schemas.microsoft.com/office/drawing/2016/ink" xmlns:am3d="http://schemas.microsoft.com/office/drawing/2017/model3d" xmlns:o="urn:schemas-microsoft-com:office:office" xmlns:r="http://schemas.openxmlformats.org/officeDocument/2006/relationships" xmlns:m="http://schemas.openxmlformats.org/officeDocument/2006/math" xmlns:v="urn:schemas-microsoft-com:vml" xmlns:wp14="http://schemas.microsoft.com/office/word/2010/wordprocessingDrawing" xmlns:wp="http://schemas.openxmlformats.org/drawingml/2006/wordprocessingDrawing" xmlns:w10="urn:schemas-microsoft-com:office:word" xmlns:w="http://schemas.openxmlformats.org/wordprocessingml/2006/main" xmlns:w14="http://schemas.microsoft.com/office/word/2010/wordml" xmlns:w15="http://schemas.microsoft.com/office/word/2012/wordml" xmlns:w16cid="http://schemas.microsoft.com/office/word/2016/wordml/cid" xmlns:w16se="http://schemas.microsoft.com/office/word/2015/wordml/symex" xmlns:wpg="http://schemas.microsoft.com/office/word/2010/wordprocessingGroup" xmlns:wpi="http://schemas.microsoft.com/office/word/2010/wordprocessingInk" xmlns:wne="http://schemas.microsoft.com/office/word/2006/wordml" xmlns:wps="http://schemas.microsoft.com/office/word/2010/wordprocessingShape" mc:Ignorable="w14 w15 w16se w16cid wp14">
+<w:ftr xmlns:wpc="http://schemas.microsoft.com/office/word/2010/wordprocessingCanvas" xmlns:cx="http://schemas.microsoft.com/office/drawing/2014/chartex" xmlns:cx1="http://schemas.microsoft.com/office/drawing/2015/9/8/chartex" xmlns:cx2="http://schemas.microsoft.com/office/drawing/2015/10/21/chartex" xmlns:cx3="http://schemas.microsoft.com/office/drawing/2016/5/9/chartex" xmlns:cx4="http://schemas.microsoft.com/office/drawing/2016/5/10/chartex" xmlns:cx5="http://schemas.microsoft.com/office/drawing/2016/5/11/chartex" xmlns:cx6="http://schemas.microsoft.com/office/drawing/2016/5/12/chartex" xmlns:cx7="http://schemas.microsoft.com/office/drawing/2016/5/13/chartex" xmlns:cx8="http://schemas.microsoft.com/office/drawing/2016/5/14/chartex" xmlns:mc="http://schemas.openxmlformats.org/markup-compatibility/2006" xmlns:aink="http://schemas.microsoft.com/office/drawing/2016/ink" xmlns:am3d="http://schemas.microsoft.com/office/drawing/2017/model3d" xmlns:o="urn:schemas-microsoft-com:office:office" xmlns:oel="http://schemas.microsoft.com/office/2019/extlst" xmlns:r="http://schemas.openxmlformats.org/officeDocument/2006/relationships" xmlns:m="http://schemas.openxmlformats.org/officeDocument/2006/math" xmlns:v="urn:schemas-microsoft-com:vml" xmlns:wp14="http://schemas.microsoft.com/office/word/2010/wordprocessingDrawing" xmlns:wp="http://schemas.openxmlformats.org/drawingml/2006/wordprocessingDrawing" xmlns:w10="urn:schemas-microsoft-com:office:word" xmlns:w="http://schemas.openxmlformats.org/wordprocessingml/2006/main" xmlns:w14="http://schemas.microsoft.com/office/word/2010/wordml" xmlns:w15="http://schemas.microsoft.com/office/word/2012/wordml" xmlns:w16cex="http://schemas.microsoft.com/office/word/2018/wordml/cex" xmlns:w16cid="http://schemas.microsoft.com/office/word/2016/wordml/cid" xmlns:w16="http://schemas.microsoft.com/office/word/2018/wordml" xmlns:w16sdtdh="http://schemas.microsoft.com/office/word/2020/wordml/sdtdatahash" xmlns:w16se="http://schemas.microsoft.com/office/word/2015/wordml/symex" xmlns:wpg="http://schemas.microsoft.com/office/word/2010/wordprocessingGroup" xmlns:wpi="http://schemas.microsoft.com/office/word/2010/wordprocessingInk" xmlns:wne="http://schemas.microsoft.com/office/word/2006/wordml" xmlns:wps="http://schemas.microsoft.com/office/word/2010/wordprocessingShape" mc:Ignorable="w14 w15 w16se w16cid w16 w16cex w16sdtdh wp14">
   <w:tbl>
     <w:tblPr>
       <w:tblW w:w="0" w:type="auto"/>
@@ -9022,7 +7816,7 @@
             <w:rPr>
               <w:lang w:val="it-IT"/>
             </w:rPr>
-            <w:t>Esempio di documentazione</w:t>
+            <w:t>Agenda Intelligente</w:t>
           </w:r>
         </w:p>
       </w:tc>
@@ -9064,7 +7858,7 @@
             <w:rPr>
               <w:lang w:val="it-IT"/>
             </w:rPr>
-            <w:t>Pinco Pallino</w:t>
+            <w:t>Fabio Maruca</w:t>
           </w:r>
         </w:p>
       </w:tc>
@@ -9106,7 +7900,13 @@
             <w:rPr>
               <w:lang w:val="it-IT"/>
             </w:rPr>
-            <w:t>Info X</w:t>
+            <w:t xml:space="preserve">Info </w:t>
+          </w:r>
+          <w:r>
+            <w:rPr>
+              <w:lang w:val="it-IT"/>
+            </w:rPr>
+            <w:t>3BD</w:t>
           </w:r>
         </w:p>
       </w:tc>
@@ -9148,7 +7948,25 @@
             <w:rPr>
               <w:lang w:val="it-IT"/>
             </w:rPr>
-            <w:t>2020/2021</w:t>
+            <w:t>202</w:t>
+          </w:r>
+          <w:r>
+            <w:rPr>
+              <w:lang w:val="it-IT"/>
+            </w:rPr>
+            <w:t>6</w:t>
+          </w:r>
+          <w:r>
+            <w:rPr>
+              <w:lang w:val="it-IT"/>
+            </w:rPr>
+            <w:t>/202</w:t>
+          </w:r>
+          <w:r>
+            <w:rPr>
+              <w:lang w:val="it-IT"/>
+            </w:rPr>
+            <w:t>7</w:t>
           </w:r>
         </w:p>
       </w:tc>
@@ -9190,7 +8008,7 @@
             <w:rPr>
               <w:lang w:val="it-IT"/>
             </w:rPr>
-            <w:t>Alfonzo Alberini</w:t>
+            <w:t>Geo Petrini</w:t>
           </w:r>
         </w:p>
       </w:tc>
@@ -9211,7 +8029,7 @@
 </file>
 
 <file path=word/footer3.xml><?xml version="1.0" encoding="utf-8"?>
-<w:ftr xmlns:wpc="http://schemas.microsoft.com/office/word/2010/wordprocessingCanvas" xmlns:cx="http://schemas.microsoft.com/office/drawing/2014/chartex" xmlns:cx1="http://schemas.microsoft.com/office/drawing/2015/9/8/chartex" xmlns:cx2="http://schemas.microsoft.com/office/drawing/2015/10/21/chartex" xmlns:cx3="http://schemas.microsoft.com/office/drawing/2016/5/9/chartex" xmlns:cx4="http://schemas.microsoft.com/office/drawing/2016/5/10/chartex" xmlns:cx5="http://schemas.microsoft.com/office/drawing/2016/5/11/chartex" xmlns:cx6="http://schemas.microsoft.com/office/drawing/2016/5/12/chartex" xmlns:cx7="http://schemas.microsoft.com/office/drawing/2016/5/13/chartex" xmlns:cx8="http://schemas.microsoft.com/office/drawing/2016/5/14/chartex" xmlns:mc="http://schemas.openxmlformats.org/markup-compatibility/2006" xmlns:aink="http://schemas.microsoft.com/office/drawing/2016/ink" xmlns:am3d="http://schemas.microsoft.com/office/drawing/2017/model3d" xmlns:o="urn:schemas-microsoft-com:office:office" xmlns:r="http://schemas.openxmlformats.org/officeDocument/2006/relationships" xmlns:m="http://schemas.openxmlformats.org/officeDocument/2006/math" xmlns:v="urn:schemas-microsoft-com:vml" xmlns:wp14="http://schemas.microsoft.com/office/word/2010/wordprocessingDrawing" xmlns:wp="http://schemas.openxmlformats.org/drawingml/2006/wordprocessingDrawing" xmlns:w10="urn:schemas-microsoft-com:office:word" xmlns:w="http://schemas.openxmlformats.org/wordprocessingml/2006/main" xmlns:w14="http://schemas.microsoft.com/office/word/2010/wordml" xmlns:w15="http://schemas.microsoft.com/office/word/2012/wordml" xmlns:w16cid="http://schemas.microsoft.com/office/word/2016/wordml/cid" xmlns:w16se="http://schemas.microsoft.com/office/word/2015/wordml/symex" xmlns:wpg="http://schemas.microsoft.com/office/word/2010/wordprocessingGroup" xmlns:wpi="http://schemas.microsoft.com/office/word/2010/wordprocessingInk" xmlns:wne="http://schemas.microsoft.com/office/word/2006/wordml" xmlns:wps="http://schemas.microsoft.com/office/word/2010/wordprocessingShape" mc:Ignorable="w14 w15 w16se w16cid wp14">
+<w:ftr xmlns:wpc="http://schemas.microsoft.com/office/word/2010/wordprocessingCanvas" xmlns:cx="http://schemas.microsoft.com/office/drawing/2014/chartex" xmlns:cx1="http://schemas.microsoft.com/office/drawing/2015/9/8/chartex" xmlns:cx2="http://schemas.microsoft.com/office/drawing/2015/10/21/chartex" xmlns:cx3="http://schemas.microsoft.com/office/drawing/2016/5/9/chartex" xmlns:cx4="http://schemas.microsoft.com/office/drawing/2016/5/10/chartex" xmlns:cx5="http://schemas.microsoft.com/office/drawing/2016/5/11/chartex" xmlns:cx6="http://schemas.microsoft.com/office/drawing/2016/5/12/chartex" xmlns:cx7="http://schemas.microsoft.com/office/drawing/2016/5/13/chartex" xmlns:cx8="http://schemas.microsoft.com/office/drawing/2016/5/14/chartex" xmlns:mc="http://schemas.openxmlformats.org/markup-compatibility/2006" xmlns:aink="http://schemas.microsoft.com/office/drawing/2016/ink" xmlns:am3d="http://schemas.microsoft.com/office/drawing/2017/model3d" xmlns:o="urn:schemas-microsoft-com:office:office" xmlns:oel="http://schemas.microsoft.com/office/2019/extlst" xmlns:r="http://schemas.openxmlformats.org/officeDocument/2006/relationships" xmlns:m="http://schemas.openxmlformats.org/officeDocument/2006/math" xmlns:v="urn:schemas-microsoft-com:vml" xmlns:wp14="http://schemas.microsoft.com/office/word/2010/wordprocessingDrawing" xmlns:wp="http://schemas.openxmlformats.org/drawingml/2006/wordprocessingDrawing" xmlns:w10="urn:schemas-microsoft-com:office:word" xmlns:w="http://schemas.openxmlformats.org/wordprocessingml/2006/main" xmlns:w14="http://schemas.microsoft.com/office/word/2010/wordml" xmlns:w15="http://schemas.microsoft.com/office/word/2012/wordml" xmlns:w16cex="http://schemas.microsoft.com/office/word/2018/wordml/cex" xmlns:w16cid="http://schemas.microsoft.com/office/word/2016/wordml/cid" xmlns:w16="http://schemas.microsoft.com/office/word/2018/wordml" xmlns:w16sdtdh="http://schemas.microsoft.com/office/word/2020/wordml/sdtdatahash" xmlns:w16se="http://schemas.microsoft.com/office/word/2015/wordml/symex" xmlns:wpg="http://schemas.microsoft.com/office/word/2010/wordprocessingGroup" xmlns:wpi="http://schemas.microsoft.com/office/word/2010/wordprocessingInk" xmlns:wne="http://schemas.microsoft.com/office/word/2006/wordml" xmlns:wps="http://schemas.microsoft.com/office/word/2010/wordprocessingShape" mc:Ignorable="w14 w15 w16se w16cid w16 w16cex w16sdtdh wp14">
   <w:p>
     <w:pPr>
       <w:pStyle w:val="Pidipagina"/>
@@ -9275,7 +8093,7 @@
 </file>
 
 <file path=word/footer4.xml><?xml version="1.0" encoding="utf-8"?>
-<w:ftr xmlns:wpc="http://schemas.microsoft.com/office/word/2010/wordprocessingCanvas" xmlns:cx="http://schemas.microsoft.com/office/drawing/2014/chartex" xmlns:cx1="http://schemas.microsoft.com/office/drawing/2015/9/8/chartex" xmlns:cx2="http://schemas.microsoft.com/office/drawing/2015/10/21/chartex" xmlns:cx3="http://schemas.microsoft.com/office/drawing/2016/5/9/chartex" xmlns:cx4="http://schemas.microsoft.com/office/drawing/2016/5/10/chartex" xmlns:cx5="http://schemas.microsoft.com/office/drawing/2016/5/11/chartex" xmlns:cx6="http://schemas.microsoft.com/office/drawing/2016/5/12/chartex" xmlns:cx7="http://schemas.microsoft.com/office/drawing/2016/5/13/chartex" xmlns:cx8="http://schemas.microsoft.com/office/drawing/2016/5/14/chartex" xmlns:mc="http://schemas.openxmlformats.org/markup-compatibility/2006" xmlns:aink="http://schemas.microsoft.com/office/drawing/2016/ink" xmlns:am3d="http://schemas.microsoft.com/office/drawing/2017/model3d" xmlns:o="urn:schemas-microsoft-com:office:office" xmlns:r="http://schemas.openxmlformats.org/officeDocument/2006/relationships" xmlns:m="http://schemas.openxmlformats.org/officeDocument/2006/math" xmlns:v="urn:schemas-microsoft-com:vml" xmlns:wp14="http://schemas.microsoft.com/office/word/2010/wordprocessingDrawing" xmlns:wp="http://schemas.openxmlformats.org/drawingml/2006/wordprocessingDrawing" xmlns:w10="urn:schemas-microsoft-com:office:word" xmlns:w="http://schemas.openxmlformats.org/wordprocessingml/2006/main" xmlns:w14="http://schemas.microsoft.com/office/word/2010/wordml" xmlns:w15="http://schemas.microsoft.com/office/word/2012/wordml" xmlns:w16cid="http://schemas.microsoft.com/office/word/2016/wordml/cid" xmlns:w16se="http://schemas.microsoft.com/office/word/2015/wordml/symex" xmlns:wpg="http://schemas.microsoft.com/office/word/2010/wordprocessingGroup" xmlns:wpi="http://schemas.microsoft.com/office/word/2010/wordprocessingInk" xmlns:wne="http://schemas.microsoft.com/office/word/2006/wordml" xmlns:wps="http://schemas.microsoft.com/office/word/2010/wordprocessingShape" mc:Ignorable="w14 w15 w16se w16cid wp14">
+<w:ftr xmlns:wpc="http://schemas.microsoft.com/office/word/2010/wordprocessingCanvas" xmlns:cx="http://schemas.microsoft.com/office/drawing/2014/chartex" xmlns:cx1="http://schemas.microsoft.com/office/drawing/2015/9/8/chartex" xmlns:cx2="http://schemas.microsoft.com/office/drawing/2015/10/21/chartex" xmlns:cx3="http://schemas.microsoft.com/office/drawing/2016/5/9/chartex" xmlns:cx4="http://schemas.microsoft.com/office/drawing/2016/5/10/chartex" xmlns:cx5="http://schemas.microsoft.com/office/drawing/2016/5/11/chartex" xmlns:cx6="http://schemas.microsoft.com/office/drawing/2016/5/12/chartex" xmlns:cx7="http://schemas.microsoft.com/office/drawing/2016/5/13/chartex" xmlns:cx8="http://schemas.microsoft.com/office/drawing/2016/5/14/chartex" xmlns:mc="http://schemas.openxmlformats.org/markup-compatibility/2006" xmlns:aink="http://schemas.microsoft.com/office/drawing/2016/ink" xmlns:am3d="http://schemas.microsoft.com/office/drawing/2017/model3d" xmlns:o="urn:schemas-microsoft-com:office:office" xmlns:oel="http://schemas.microsoft.com/office/2019/extlst" xmlns:r="http://schemas.openxmlformats.org/officeDocument/2006/relationships" xmlns:m="http://schemas.openxmlformats.org/officeDocument/2006/math" xmlns:v="urn:schemas-microsoft-com:vml" xmlns:wp14="http://schemas.microsoft.com/office/word/2010/wordprocessingDrawing" xmlns:wp="http://schemas.openxmlformats.org/drawingml/2006/wordprocessingDrawing" xmlns:w10="urn:schemas-microsoft-com:office:word" xmlns:w="http://schemas.openxmlformats.org/wordprocessingml/2006/main" xmlns:w14="http://schemas.microsoft.com/office/word/2010/wordml" xmlns:w15="http://schemas.microsoft.com/office/word/2012/wordml" xmlns:w16cex="http://schemas.microsoft.com/office/word/2018/wordml/cex" xmlns:w16cid="http://schemas.microsoft.com/office/word/2016/wordml/cid" xmlns:w16="http://schemas.microsoft.com/office/word/2018/wordml" xmlns:w16sdtdh="http://schemas.microsoft.com/office/word/2020/wordml/sdtdatahash" xmlns:w16se="http://schemas.microsoft.com/office/word/2015/wordml/symex" xmlns:wpg="http://schemas.microsoft.com/office/word/2010/wordprocessingGroup" xmlns:wpi="http://schemas.microsoft.com/office/word/2010/wordprocessingInk" xmlns:wne="http://schemas.microsoft.com/office/word/2006/wordml" xmlns:wps="http://schemas.microsoft.com/office/word/2010/wordprocessingShape" mc:Ignorable="w14 w15 w16se w16cid w16 w16cex w16sdtdh wp14">
   <w:p>
     <w:pPr>
       <w:pStyle w:val="Pidipagina"/>
@@ -9345,7 +8163,7 @@
 </file>
 
 <file path=word/footer5.xml><?xml version="1.0" encoding="utf-8"?>
-<w:ftr xmlns:wpc="http://schemas.microsoft.com/office/word/2010/wordprocessingCanvas" xmlns:cx="http://schemas.microsoft.com/office/drawing/2014/chartex" xmlns:cx1="http://schemas.microsoft.com/office/drawing/2015/9/8/chartex" xmlns:cx2="http://schemas.microsoft.com/office/drawing/2015/10/21/chartex" xmlns:cx3="http://schemas.microsoft.com/office/drawing/2016/5/9/chartex" xmlns:cx4="http://schemas.microsoft.com/office/drawing/2016/5/10/chartex" xmlns:cx5="http://schemas.microsoft.com/office/drawing/2016/5/11/chartex" xmlns:cx6="http://schemas.microsoft.com/office/drawing/2016/5/12/chartex" xmlns:cx7="http://schemas.microsoft.com/office/drawing/2016/5/13/chartex" xmlns:cx8="http://schemas.microsoft.com/office/drawing/2016/5/14/chartex" xmlns:mc="http://schemas.openxmlformats.org/markup-compatibility/2006" xmlns:aink="http://schemas.microsoft.com/office/drawing/2016/ink" xmlns:am3d="http://schemas.microsoft.com/office/drawing/2017/model3d" xmlns:o="urn:schemas-microsoft-com:office:office" xmlns:r="http://schemas.openxmlformats.org/officeDocument/2006/relationships" xmlns:m="http://schemas.openxmlformats.org/officeDocument/2006/math" xmlns:v="urn:schemas-microsoft-com:vml" xmlns:wp14="http://schemas.microsoft.com/office/word/2010/wordprocessingDrawing" xmlns:wp="http://schemas.openxmlformats.org/drawingml/2006/wordprocessingDrawing" xmlns:w10="urn:schemas-microsoft-com:office:word" xmlns:w="http://schemas.openxmlformats.org/wordprocessingml/2006/main" xmlns:w14="http://schemas.microsoft.com/office/word/2010/wordml" xmlns:w15="http://schemas.microsoft.com/office/word/2012/wordml" xmlns:w16cid="http://schemas.microsoft.com/office/word/2016/wordml/cid" xmlns:w16se="http://schemas.microsoft.com/office/word/2015/wordml/symex" xmlns:wpg="http://schemas.microsoft.com/office/word/2010/wordprocessingGroup" xmlns:wpi="http://schemas.microsoft.com/office/word/2010/wordprocessingInk" xmlns:wne="http://schemas.microsoft.com/office/word/2006/wordml" xmlns:wps="http://schemas.microsoft.com/office/word/2010/wordprocessingShape" mc:Ignorable="w14 w15 w16se w16cid wp14">
+<w:ftr xmlns:wpc="http://schemas.microsoft.com/office/word/2010/wordprocessingCanvas" xmlns:cx="http://schemas.microsoft.com/office/drawing/2014/chartex" xmlns:cx1="http://schemas.microsoft.com/office/drawing/2015/9/8/chartex" xmlns:cx2="http://schemas.microsoft.com/office/drawing/2015/10/21/chartex" xmlns:cx3="http://schemas.microsoft.com/office/drawing/2016/5/9/chartex" xmlns:cx4="http://schemas.microsoft.com/office/drawing/2016/5/10/chartex" xmlns:cx5="http://schemas.microsoft.com/office/drawing/2016/5/11/chartex" xmlns:cx6="http://schemas.microsoft.com/office/drawing/2016/5/12/chartex" xmlns:cx7="http://schemas.microsoft.com/office/drawing/2016/5/13/chartex" xmlns:cx8="http://schemas.microsoft.com/office/drawing/2016/5/14/chartex" xmlns:mc="http://schemas.openxmlformats.org/markup-compatibility/2006" xmlns:aink="http://schemas.microsoft.com/office/drawing/2016/ink" xmlns:am3d="http://schemas.microsoft.com/office/drawing/2017/model3d" xmlns:o="urn:schemas-microsoft-com:office:office" xmlns:oel="http://schemas.microsoft.com/office/2019/extlst" xmlns:r="http://schemas.openxmlformats.org/officeDocument/2006/relationships" xmlns:m="http://schemas.openxmlformats.org/officeDocument/2006/math" xmlns:v="urn:schemas-microsoft-com:vml" xmlns:wp14="http://schemas.microsoft.com/office/word/2010/wordprocessingDrawing" xmlns:wp="http://schemas.openxmlformats.org/drawingml/2006/wordprocessingDrawing" xmlns:w10="urn:schemas-microsoft-com:office:word" xmlns:w="http://schemas.openxmlformats.org/wordprocessingml/2006/main" xmlns:w14="http://schemas.microsoft.com/office/word/2010/wordml" xmlns:w15="http://schemas.microsoft.com/office/word/2012/wordml" xmlns:w16cex="http://schemas.microsoft.com/office/word/2018/wordml/cex" xmlns:w16cid="http://schemas.microsoft.com/office/word/2016/wordml/cid" xmlns:w16="http://schemas.microsoft.com/office/word/2018/wordml" xmlns:w16sdtdh="http://schemas.microsoft.com/office/word/2020/wordml/sdtdatahash" xmlns:w16se="http://schemas.microsoft.com/office/word/2015/wordml/symex" xmlns:wpg="http://schemas.microsoft.com/office/word/2010/wordprocessingGroup" xmlns:wpi="http://schemas.microsoft.com/office/word/2010/wordprocessingInk" xmlns:wne="http://schemas.microsoft.com/office/word/2006/wordml" xmlns:wps="http://schemas.microsoft.com/office/word/2010/wordprocessingShape" mc:Ignorable="w14 w15 w16se w16cid w16 w16cex w16sdtdh wp14">
   <w:p>
     <w:pPr>
       <w:pStyle w:val="Pidipagina"/>
@@ -9426,7 +8244,7 @@
         <w:noProof/>
         <w:sz w:val="20"/>
       </w:rPr>
-      <w:t>16.01.2023</w:t>
+      <w:t>11.09.2026</w:t>
     </w:r>
     <w:r>
       <w:rPr>
@@ -9439,7 +8257,7 @@
 </file>
 
 <file path=word/footer6.xml><?xml version="1.0" encoding="utf-8"?>
-<w:ftr xmlns:wpc="http://schemas.microsoft.com/office/word/2010/wordprocessingCanvas" xmlns:cx="http://schemas.microsoft.com/office/drawing/2014/chartex" xmlns:cx1="http://schemas.microsoft.com/office/drawing/2015/9/8/chartex" xmlns:cx2="http://schemas.microsoft.com/office/drawing/2015/10/21/chartex" xmlns:cx3="http://schemas.microsoft.com/office/drawing/2016/5/9/chartex" xmlns:cx4="http://schemas.microsoft.com/office/drawing/2016/5/10/chartex" xmlns:cx5="http://schemas.microsoft.com/office/drawing/2016/5/11/chartex" xmlns:cx6="http://schemas.microsoft.com/office/drawing/2016/5/12/chartex" xmlns:cx7="http://schemas.microsoft.com/office/drawing/2016/5/13/chartex" xmlns:cx8="http://schemas.microsoft.com/office/drawing/2016/5/14/chartex" xmlns:mc="http://schemas.openxmlformats.org/markup-compatibility/2006" xmlns:aink="http://schemas.microsoft.com/office/drawing/2016/ink" xmlns:am3d="http://schemas.microsoft.com/office/drawing/2017/model3d" xmlns:o="urn:schemas-microsoft-com:office:office" xmlns:r="http://schemas.openxmlformats.org/officeDocument/2006/relationships" xmlns:m="http://schemas.openxmlformats.org/officeDocument/2006/math" xmlns:v="urn:schemas-microsoft-com:vml" xmlns:wp14="http://schemas.microsoft.com/office/word/2010/wordprocessingDrawing" xmlns:wp="http://schemas.openxmlformats.org/drawingml/2006/wordprocessingDrawing" xmlns:w10="urn:schemas-microsoft-com:office:word" xmlns:w="http://schemas.openxmlformats.org/wordprocessingml/2006/main" xmlns:w14="http://schemas.microsoft.com/office/word/2010/wordml" xmlns:w15="http://schemas.microsoft.com/office/word/2012/wordml" xmlns:w16cid="http://schemas.microsoft.com/office/word/2016/wordml/cid" xmlns:w16se="http://schemas.microsoft.com/office/word/2015/wordml/symex" xmlns:wpg="http://schemas.microsoft.com/office/word/2010/wordprocessingGroup" xmlns:wpi="http://schemas.microsoft.com/office/word/2010/wordprocessingInk" xmlns:wne="http://schemas.microsoft.com/office/word/2006/wordml" xmlns:wps="http://schemas.microsoft.com/office/word/2010/wordprocessingShape" mc:Ignorable="w14 w15 w16se w16cid wp14">
+<w:ftr xmlns:wpc="http://schemas.microsoft.com/office/word/2010/wordprocessingCanvas" xmlns:cx="http://schemas.microsoft.com/office/drawing/2014/chartex" xmlns:cx1="http://schemas.microsoft.com/office/drawing/2015/9/8/chartex" xmlns:cx2="http://schemas.microsoft.com/office/drawing/2015/10/21/chartex" xmlns:cx3="http://schemas.microsoft.com/office/drawing/2016/5/9/chartex" xmlns:cx4="http://schemas.microsoft.com/office/drawing/2016/5/10/chartex" xmlns:cx5="http://schemas.microsoft.com/office/drawing/2016/5/11/chartex" xmlns:cx6="http://schemas.microsoft.com/office/drawing/2016/5/12/chartex" xmlns:cx7="http://schemas.microsoft.com/office/drawing/2016/5/13/chartex" xmlns:cx8="http://schemas.microsoft.com/office/drawing/2016/5/14/chartex" xmlns:mc="http://schemas.openxmlformats.org/markup-compatibility/2006" xmlns:aink="http://schemas.microsoft.com/office/drawing/2016/ink" xmlns:am3d="http://schemas.microsoft.com/office/drawing/2017/model3d" xmlns:o="urn:schemas-microsoft-com:office:office" xmlns:oel="http://schemas.microsoft.com/office/2019/extlst" xmlns:r="http://schemas.openxmlformats.org/officeDocument/2006/relationships" xmlns:m="http://schemas.openxmlformats.org/officeDocument/2006/math" xmlns:v="urn:schemas-microsoft-com:vml" xmlns:wp14="http://schemas.microsoft.com/office/word/2010/wordprocessingDrawing" xmlns:wp="http://schemas.openxmlformats.org/drawingml/2006/wordprocessingDrawing" xmlns:w10="urn:schemas-microsoft-com:office:word" xmlns:w="http://schemas.openxmlformats.org/wordprocessingml/2006/main" xmlns:w14="http://schemas.microsoft.com/office/word/2010/wordml" xmlns:w15="http://schemas.microsoft.com/office/word/2012/wordml" xmlns:w16cex="http://schemas.microsoft.com/office/word/2018/wordml/cex" xmlns:w16cid="http://schemas.microsoft.com/office/word/2016/wordml/cid" xmlns:w16="http://schemas.microsoft.com/office/word/2018/wordml" xmlns:w16sdtdh="http://schemas.microsoft.com/office/word/2020/wordml/sdtdatahash" xmlns:w16se="http://schemas.microsoft.com/office/word/2015/wordml/symex" xmlns:wpg="http://schemas.microsoft.com/office/word/2010/wordprocessingGroup" xmlns:wpi="http://schemas.microsoft.com/office/word/2010/wordprocessingInk" xmlns:wne="http://schemas.microsoft.com/office/word/2006/wordml" xmlns:wps="http://schemas.microsoft.com/office/word/2010/wordprocessingShape" mc:Ignorable="w14 w15 w16se w16cid w16 w16cex w16sdtdh wp14">
   <w:p>
     <w:pPr>
       <w:pStyle w:val="Pidipagina"/>
@@ -9503,7 +8321,7 @@
 </file>
 
 <file path=word/footer7.xml><?xml version="1.0" encoding="utf-8"?>
-<w:ftr xmlns:wpc="http://schemas.microsoft.com/office/word/2010/wordprocessingCanvas" xmlns:cx="http://schemas.microsoft.com/office/drawing/2014/chartex" xmlns:cx1="http://schemas.microsoft.com/office/drawing/2015/9/8/chartex" xmlns:cx2="http://schemas.microsoft.com/office/drawing/2015/10/21/chartex" xmlns:cx3="http://schemas.microsoft.com/office/drawing/2016/5/9/chartex" xmlns:cx4="http://schemas.microsoft.com/office/drawing/2016/5/10/chartex" xmlns:cx5="http://schemas.microsoft.com/office/drawing/2016/5/11/chartex" xmlns:cx6="http://schemas.microsoft.com/office/drawing/2016/5/12/chartex" xmlns:cx7="http://schemas.microsoft.com/office/drawing/2016/5/13/chartex" xmlns:cx8="http://schemas.microsoft.com/office/drawing/2016/5/14/chartex" xmlns:mc="http://schemas.openxmlformats.org/markup-compatibility/2006" xmlns:aink="http://schemas.microsoft.com/office/drawing/2016/ink" xmlns:am3d="http://schemas.microsoft.com/office/drawing/2017/model3d" xmlns:o="urn:schemas-microsoft-com:office:office" xmlns:r="http://schemas.openxmlformats.org/officeDocument/2006/relationships" xmlns:m="http://schemas.openxmlformats.org/officeDocument/2006/math" xmlns:v="urn:schemas-microsoft-com:vml" xmlns:wp14="http://schemas.microsoft.com/office/word/2010/wordprocessingDrawing" xmlns:wp="http://schemas.openxmlformats.org/drawingml/2006/wordprocessingDrawing" xmlns:w10="urn:schemas-microsoft-com:office:word" xmlns:w="http://schemas.openxmlformats.org/wordprocessingml/2006/main" xmlns:w14="http://schemas.microsoft.com/office/word/2010/wordml" xmlns:w15="http://schemas.microsoft.com/office/word/2012/wordml" xmlns:w16cid="http://schemas.microsoft.com/office/word/2016/wordml/cid" xmlns:w16se="http://schemas.microsoft.com/office/word/2015/wordml/symex" xmlns:wpg="http://schemas.microsoft.com/office/word/2010/wordprocessingGroup" xmlns:wpi="http://schemas.microsoft.com/office/word/2010/wordprocessingInk" xmlns:wne="http://schemas.microsoft.com/office/word/2006/wordml" xmlns:wps="http://schemas.microsoft.com/office/word/2010/wordprocessingShape" mc:Ignorable="w14 w15 w16se w16cid wp14">
+<w:ftr xmlns:wpc="http://schemas.microsoft.com/office/word/2010/wordprocessingCanvas" xmlns:cx="http://schemas.microsoft.com/office/drawing/2014/chartex" xmlns:cx1="http://schemas.microsoft.com/office/drawing/2015/9/8/chartex" xmlns:cx2="http://schemas.microsoft.com/office/drawing/2015/10/21/chartex" xmlns:cx3="http://schemas.microsoft.com/office/drawing/2016/5/9/chartex" xmlns:cx4="http://schemas.microsoft.com/office/drawing/2016/5/10/chartex" xmlns:cx5="http://schemas.microsoft.com/office/drawing/2016/5/11/chartex" xmlns:cx6="http://schemas.microsoft.com/office/drawing/2016/5/12/chartex" xmlns:cx7="http://schemas.microsoft.com/office/drawing/2016/5/13/chartex" xmlns:cx8="http://schemas.microsoft.com/office/drawing/2016/5/14/chartex" xmlns:mc="http://schemas.openxmlformats.org/markup-compatibility/2006" xmlns:aink="http://schemas.microsoft.com/office/drawing/2016/ink" xmlns:am3d="http://schemas.microsoft.com/office/drawing/2017/model3d" xmlns:o="urn:schemas-microsoft-com:office:office" xmlns:oel="http://schemas.microsoft.com/office/2019/extlst" xmlns:r="http://schemas.openxmlformats.org/officeDocument/2006/relationships" xmlns:m="http://schemas.openxmlformats.org/officeDocument/2006/math" xmlns:v="urn:schemas-microsoft-com:vml" xmlns:wp14="http://schemas.microsoft.com/office/word/2010/wordprocessingDrawing" xmlns:wp="http://schemas.openxmlformats.org/drawingml/2006/wordprocessingDrawing" xmlns:w10="urn:schemas-microsoft-com:office:word" xmlns:w="http://schemas.openxmlformats.org/wordprocessingml/2006/main" xmlns:w14="http://schemas.microsoft.com/office/word/2010/wordml" xmlns:w15="http://schemas.microsoft.com/office/word/2012/wordml" xmlns:w16cex="http://schemas.microsoft.com/office/word/2018/wordml/cex" xmlns:w16cid="http://schemas.microsoft.com/office/word/2016/wordml/cid" xmlns:w16="http://schemas.microsoft.com/office/word/2018/wordml" xmlns:w16sdtdh="http://schemas.microsoft.com/office/word/2020/wordml/sdtdatahash" xmlns:w16se="http://schemas.microsoft.com/office/word/2015/wordml/symex" xmlns:wpg="http://schemas.microsoft.com/office/word/2010/wordprocessingGroup" xmlns:wpi="http://schemas.microsoft.com/office/word/2010/wordprocessingInk" xmlns:wne="http://schemas.microsoft.com/office/word/2006/wordml" xmlns:wps="http://schemas.microsoft.com/office/word/2010/wordprocessingShape" mc:Ignorable="w14 w15 w16se w16cid w16 w16cex w16sdtdh wp14">
   <w:p>
     <w:pPr>
       <w:pStyle w:val="Pidipagina"/>
@@ -9573,7 +8391,7 @@
 </file>
 
 <file path=word/footer8.xml><?xml version="1.0" encoding="utf-8"?>
-<w:ftr xmlns:wpc="http://schemas.microsoft.com/office/word/2010/wordprocessingCanvas" xmlns:cx="http://schemas.microsoft.com/office/drawing/2014/chartex" xmlns:cx1="http://schemas.microsoft.com/office/drawing/2015/9/8/chartex" xmlns:cx2="http://schemas.microsoft.com/office/drawing/2015/10/21/chartex" xmlns:cx3="http://schemas.microsoft.com/office/drawing/2016/5/9/chartex" xmlns:cx4="http://schemas.microsoft.com/office/drawing/2016/5/10/chartex" xmlns:cx5="http://schemas.microsoft.com/office/drawing/2016/5/11/chartex" xmlns:cx6="http://schemas.microsoft.com/office/drawing/2016/5/12/chartex" xmlns:cx7="http://schemas.microsoft.com/office/drawing/2016/5/13/chartex" xmlns:cx8="http://schemas.microsoft.com/office/drawing/2016/5/14/chartex" xmlns:mc="http://schemas.openxmlformats.org/markup-compatibility/2006" xmlns:aink="http://schemas.microsoft.com/office/drawing/2016/ink" xmlns:am3d="http://schemas.microsoft.com/office/drawing/2017/model3d" xmlns:o="urn:schemas-microsoft-com:office:office" xmlns:r="http://schemas.openxmlformats.org/officeDocument/2006/relationships" xmlns:m="http://schemas.openxmlformats.org/officeDocument/2006/math" xmlns:v="urn:schemas-microsoft-com:vml" xmlns:wp14="http://schemas.microsoft.com/office/word/2010/wordprocessingDrawing" xmlns:wp="http://schemas.openxmlformats.org/drawingml/2006/wordprocessingDrawing" xmlns:w10="urn:schemas-microsoft-com:office:word" xmlns:w="http://schemas.openxmlformats.org/wordprocessingml/2006/main" xmlns:w14="http://schemas.microsoft.com/office/word/2010/wordml" xmlns:w15="http://schemas.microsoft.com/office/word/2012/wordml" xmlns:w16cid="http://schemas.microsoft.com/office/word/2016/wordml/cid" xmlns:w16se="http://schemas.microsoft.com/office/word/2015/wordml/symex" xmlns:wpg="http://schemas.microsoft.com/office/word/2010/wordprocessingGroup" xmlns:wpi="http://schemas.microsoft.com/office/word/2010/wordprocessingInk" xmlns:wne="http://schemas.microsoft.com/office/word/2006/wordml" xmlns:wps="http://schemas.microsoft.com/office/word/2010/wordprocessingShape" mc:Ignorable="w14 w15 w16se w16cid wp14">
+<w:ftr xmlns:wpc="http://schemas.microsoft.com/office/word/2010/wordprocessingCanvas" xmlns:cx="http://schemas.microsoft.com/office/drawing/2014/chartex" xmlns:cx1="http://schemas.microsoft.com/office/drawing/2015/9/8/chartex" xmlns:cx2="http://schemas.microsoft.com/office/drawing/2015/10/21/chartex" xmlns:cx3="http://schemas.microsoft.com/office/drawing/2016/5/9/chartex" xmlns:cx4="http://schemas.microsoft.com/office/drawing/2016/5/10/chartex" xmlns:cx5="http://schemas.microsoft.com/office/drawing/2016/5/11/chartex" xmlns:cx6="http://schemas.microsoft.com/office/drawing/2016/5/12/chartex" xmlns:cx7="http://schemas.microsoft.com/office/drawing/2016/5/13/chartex" xmlns:cx8="http://schemas.microsoft.com/office/drawing/2016/5/14/chartex" xmlns:mc="http://schemas.openxmlformats.org/markup-compatibility/2006" xmlns:aink="http://schemas.microsoft.com/office/drawing/2016/ink" xmlns:am3d="http://schemas.microsoft.com/office/drawing/2017/model3d" xmlns:o="urn:schemas-microsoft-com:office:office" xmlns:oel="http://schemas.microsoft.com/office/2019/extlst" xmlns:r="http://schemas.openxmlformats.org/officeDocument/2006/relationships" xmlns:m="http://schemas.openxmlformats.org/officeDocument/2006/math" xmlns:v="urn:schemas-microsoft-com:vml" xmlns:wp14="http://schemas.microsoft.com/office/word/2010/wordprocessingDrawing" xmlns:wp="http://schemas.openxmlformats.org/drawingml/2006/wordprocessingDrawing" xmlns:w10="urn:schemas-microsoft-com:office:word" xmlns:w="http://schemas.openxmlformats.org/wordprocessingml/2006/main" xmlns:w14="http://schemas.microsoft.com/office/word/2010/wordml" xmlns:w15="http://schemas.microsoft.com/office/word/2012/wordml" xmlns:w16cex="http://schemas.microsoft.com/office/word/2018/wordml/cex" xmlns:w16cid="http://schemas.microsoft.com/office/word/2016/wordml/cid" xmlns:w16="http://schemas.microsoft.com/office/word/2018/wordml" xmlns:w16sdtdh="http://schemas.microsoft.com/office/word/2020/wordml/sdtdatahash" xmlns:w16se="http://schemas.microsoft.com/office/word/2015/wordml/symex" xmlns:wpg="http://schemas.microsoft.com/office/word/2010/wordprocessingGroup" xmlns:wpi="http://schemas.microsoft.com/office/word/2010/wordprocessingInk" xmlns:wne="http://schemas.microsoft.com/office/word/2006/wordml" xmlns:wps="http://schemas.microsoft.com/office/word/2010/wordprocessingShape" mc:Ignorable="w14 w15 w16se w16cid w16 w16cex w16sdtdh wp14">
   <w:p>
     <w:pPr>
       <w:pStyle w:val="Pidipagina"/>
@@ -9654,7 +8472,7 @@
         <w:noProof/>
         <w:sz w:val="20"/>
       </w:rPr>
-      <w:t>16.01.2023</w:t>
+      <w:t>11.09.2026</w:t>
     </w:r>
     <w:r>
       <w:rPr>
@@ -9681,7 +8499,7 @@
 </file>
 
 <file path=word/footnotes.xml><?xml version="1.0" encoding="utf-8"?>
-<w:footnotes xmlns:wpc="http://schemas.microsoft.com/office/word/2010/wordprocessingCanvas" xmlns:cx="http://schemas.microsoft.com/office/drawing/2014/chartex" xmlns:cx1="http://schemas.microsoft.com/office/drawing/2015/9/8/chartex" xmlns:cx2="http://schemas.microsoft.com/office/drawing/2015/10/21/chartex" xmlns:cx3="http://schemas.microsoft.com/office/drawing/2016/5/9/chartex" xmlns:cx4="http://schemas.microsoft.com/office/drawing/2016/5/10/chartex" xmlns:cx5="http://schemas.microsoft.com/office/drawing/2016/5/11/chartex" xmlns:cx6="http://schemas.microsoft.com/office/drawing/2016/5/12/chartex" xmlns:cx7="http://schemas.microsoft.com/office/drawing/2016/5/13/chartex" xmlns:cx8="http://schemas.microsoft.com/office/drawing/2016/5/14/chartex" xmlns:mc="http://schemas.openxmlformats.org/markup-compatibility/2006" xmlns:aink="http://schemas.microsoft.com/office/drawing/2016/ink" xmlns:am3d="http://schemas.microsoft.com/office/drawing/2017/model3d" xmlns:o="urn:schemas-microsoft-com:office:office" xmlns:r="http://schemas.openxmlformats.org/officeDocument/2006/relationships" xmlns:m="http://schemas.openxmlformats.org/officeDocument/2006/math" xmlns:v="urn:schemas-microsoft-com:vml" xmlns:wp14="http://schemas.microsoft.com/office/word/2010/wordprocessingDrawing" xmlns:wp="http://schemas.openxmlformats.org/drawingml/2006/wordprocessingDrawing" xmlns:w10="urn:schemas-microsoft-com:office:word" xmlns:w="http://schemas.openxmlformats.org/wordprocessingml/2006/main" xmlns:w14="http://schemas.microsoft.com/office/word/2010/wordml" xmlns:w15="http://schemas.microsoft.com/office/word/2012/wordml" xmlns:w16cid="http://schemas.microsoft.com/office/word/2016/wordml/cid" xmlns:w16se="http://schemas.microsoft.com/office/word/2015/wordml/symex" xmlns:wpg="http://schemas.microsoft.com/office/word/2010/wordprocessingGroup" xmlns:wpi="http://schemas.microsoft.com/office/word/2010/wordprocessingInk" xmlns:wne="http://schemas.microsoft.com/office/word/2006/wordml" xmlns:wps="http://schemas.microsoft.com/office/word/2010/wordprocessingShape" mc:Ignorable="w14 w15 w16se w16cid wp14">
+<w:footnotes xmlns:wpc="http://schemas.microsoft.com/office/word/2010/wordprocessingCanvas" xmlns:cx="http://schemas.microsoft.com/office/drawing/2014/chartex" xmlns:cx1="http://schemas.microsoft.com/office/drawing/2015/9/8/chartex" xmlns:cx2="http://schemas.microsoft.com/office/drawing/2015/10/21/chartex" xmlns:cx3="http://schemas.microsoft.com/office/drawing/2016/5/9/chartex" xmlns:cx4="http://schemas.microsoft.com/office/drawing/2016/5/10/chartex" xmlns:cx5="http://schemas.microsoft.com/office/drawing/2016/5/11/chartex" xmlns:cx6="http://schemas.microsoft.com/office/drawing/2016/5/12/chartex" xmlns:cx7="http://schemas.microsoft.com/office/drawing/2016/5/13/chartex" xmlns:cx8="http://schemas.microsoft.com/office/drawing/2016/5/14/chartex" xmlns:mc="http://schemas.openxmlformats.org/markup-compatibility/2006" xmlns:aink="http://schemas.microsoft.com/office/drawing/2016/ink" xmlns:am3d="http://schemas.microsoft.com/office/drawing/2017/model3d" xmlns:o="urn:schemas-microsoft-com:office:office" xmlns:oel="http://schemas.microsoft.com/office/2019/extlst" xmlns:r="http://schemas.openxmlformats.org/officeDocument/2006/relationships" xmlns:m="http://schemas.openxmlformats.org/officeDocument/2006/math" xmlns:v="urn:schemas-microsoft-com:vml" xmlns:wp14="http://schemas.microsoft.com/office/word/2010/wordprocessingDrawing" xmlns:wp="http://schemas.openxmlformats.org/drawingml/2006/wordprocessingDrawing" xmlns:w10="urn:schemas-microsoft-com:office:word" xmlns:w="http://schemas.openxmlformats.org/wordprocessingml/2006/main" xmlns:w14="http://schemas.microsoft.com/office/word/2010/wordml" xmlns:w15="http://schemas.microsoft.com/office/word/2012/wordml" xmlns:w16cex="http://schemas.microsoft.com/office/word/2018/wordml/cex" xmlns:w16cid="http://schemas.microsoft.com/office/word/2016/wordml/cid" xmlns:w16="http://schemas.microsoft.com/office/word/2018/wordml" xmlns:w16sdtdh="http://schemas.microsoft.com/office/word/2020/wordml/sdtdatahash" xmlns:w16se="http://schemas.microsoft.com/office/word/2015/wordml/symex" xmlns:wpg="http://schemas.microsoft.com/office/word/2010/wordprocessingGroup" xmlns:wpi="http://schemas.microsoft.com/office/word/2010/wordprocessingInk" xmlns:wne="http://schemas.microsoft.com/office/word/2006/wordml" xmlns:wps="http://schemas.microsoft.com/office/word/2010/wordprocessingShape" mc:Ignorable="w14 w15 w16se w16cid w16 w16cex w16sdtdh wp14">
   <w:footnote w:type="separator" w:id="-1">
     <w:p>
       <w:r>
@@ -9700,7 +8518,7 @@
 </file>
 
 <file path=word/header1.xml><?xml version="1.0" encoding="utf-8"?>
-<w:hdr xmlns:wpc="http://schemas.microsoft.com/office/word/2010/wordprocessingCanvas" xmlns:cx="http://schemas.microsoft.com/office/drawing/2014/chartex" xmlns:cx1="http://schemas.microsoft.com/office/drawing/2015/9/8/chartex" xmlns:cx2="http://schemas.microsoft.com/office/drawing/2015/10/21/chartex" xmlns:cx3="http://schemas.microsoft.com/office/drawing/2016/5/9/chartex" xmlns:cx4="http://schemas.microsoft.com/office/drawing/2016/5/10/chartex" xmlns:cx5="http://schemas.microsoft.com/office/drawing/2016/5/11/chartex" xmlns:cx6="http://schemas.microsoft.com/office/drawing/2016/5/12/chartex" xmlns:cx7="http://schemas.microsoft.com/office/drawing/2016/5/13/chartex" xmlns:cx8="http://schemas.microsoft.com/office/drawing/2016/5/14/chartex" xmlns:mc="http://schemas.openxmlformats.org/markup-compatibility/2006" xmlns:aink="http://schemas.microsoft.com/office/drawing/2016/ink" xmlns:am3d="http://schemas.microsoft.com/office/drawing/2017/model3d" xmlns:o="urn:schemas-microsoft-com:office:office" xmlns:r="http://schemas.openxmlformats.org/officeDocument/2006/relationships" xmlns:m="http://schemas.openxmlformats.org/officeDocument/2006/math" xmlns:v="urn:schemas-microsoft-com:vml" xmlns:wp14="http://schemas.microsoft.com/office/word/2010/wordprocessingDrawing" xmlns:wp="http://schemas.openxmlformats.org/drawingml/2006/wordprocessingDrawing" xmlns:w10="urn:schemas-microsoft-com:office:word" xmlns:w="http://schemas.openxmlformats.org/wordprocessingml/2006/main" xmlns:w14="http://schemas.microsoft.com/office/word/2010/wordml" xmlns:w15="http://schemas.microsoft.com/office/word/2012/wordml" xmlns:w16cid="http://schemas.microsoft.com/office/word/2016/wordml/cid" xmlns:w16se="http://schemas.microsoft.com/office/word/2015/wordml/symex" xmlns:wpg="http://schemas.microsoft.com/office/word/2010/wordprocessingGroup" xmlns:wpi="http://schemas.microsoft.com/office/word/2010/wordprocessingInk" xmlns:wne="http://schemas.microsoft.com/office/word/2006/wordml" xmlns:wps="http://schemas.microsoft.com/office/word/2010/wordprocessingShape" mc:Ignorable="w14 w15 w16se w16cid wp14">
+<w:hdr xmlns:wpc="http://schemas.microsoft.com/office/word/2010/wordprocessingCanvas" xmlns:cx="http://schemas.microsoft.com/office/drawing/2014/chartex" xmlns:cx1="http://schemas.microsoft.com/office/drawing/2015/9/8/chartex" xmlns:cx2="http://schemas.microsoft.com/office/drawing/2015/10/21/chartex" xmlns:cx3="http://schemas.microsoft.com/office/drawing/2016/5/9/chartex" xmlns:cx4="http://schemas.microsoft.com/office/drawing/2016/5/10/chartex" xmlns:cx5="http://schemas.microsoft.com/office/drawing/2016/5/11/chartex" xmlns:cx6="http://schemas.microsoft.com/office/drawing/2016/5/12/chartex" xmlns:cx7="http://schemas.microsoft.com/office/drawing/2016/5/13/chartex" xmlns:cx8="http://schemas.microsoft.com/office/drawing/2016/5/14/chartex" xmlns:mc="http://schemas.openxmlformats.org/markup-compatibility/2006" xmlns:aink="http://schemas.microsoft.com/office/drawing/2016/ink" xmlns:am3d="http://schemas.microsoft.com/office/drawing/2017/model3d" xmlns:o="urn:schemas-microsoft-com:office:office" xmlns:oel="http://schemas.microsoft.com/office/2019/extlst" xmlns:r="http://schemas.openxmlformats.org/officeDocument/2006/relationships" xmlns:m="http://schemas.openxmlformats.org/officeDocument/2006/math" xmlns:v="urn:schemas-microsoft-com:vml" xmlns:wp14="http://schemas.microsoft.com/office/word/2010/wordprocessingDrawing" xmlns:wp="http://schemas.openxmlformats.org/drawingml/2006/wordprocessingDrawing" xmlns:w10="urn:schemas-microsoft-com:office:word" xmlns:w="http://schemas.openxmlformats.org/wordprocessingml/2006/main" xmlns:w14="http://schemas.microsoft.com/office/word/2010/wordml" xmlns:w15="http://schemas.microsoft.com/office/word/2012/wordml" xmlns:w16cex="http://schemas.microsoft.com/office/word/2018/wordml/cex" xmlns:w16cid="http://schemas.microsoft.com/office/word/2016/wordml/cid" xmlns:w16="http://schemas.microsoft.com/office/word/2018/wordml" xmlns:w16sdtdh="http://schemas.microsoft.com/office/word/2020/wordml/sdtdatahash" xmlns:w16se="http://schemas.microsoft.com/office/word/2015/wordml/symex" xmlns:wpg="http://schemas.microsoft.com/office/word/2010/wordprocessingGroup" xmlns:wpi="http://schemas.microsoft.com/office/word/2010/wordprocessingInk" xmlns:wne="http://schemas.microsoft.com/office/word/2006/wordml" xmlns:wps="http://schemas.microsoft.com/office/word/2010/wordprocessingShape" mc:Ignorable="w14 w15 w16se w16cid w16 w16cex w16sdtdh wp14">
   <w:tbl>
     <w:tblPr>
       <w:tblW w:w="9694" w:type="dxa"/>
@@ -10039,7 +8857,7 @@
               <w:b/>
               <w:sz w:val="20"/>
             </w:rPr>
-            <w:t>Esempio di documentazione</w:t>
+            <w:t>Documentazione Agenda intelligente</w:t>
           </w:r>
         </w:p>
       </w:tc>
@@ -10086,7 +8904,7 @@
 </file>
 
 <file path=word/header2.xml><?xml version="1.0" encoding="utf-8"?>
-<w:hdr xmlns:wpc="http://schemas.microsoft.com/office/word/2010/wordprocessingCanvas" xmlns:cx="http://schemas.microsoft.com/office/drawing/2014/chartex" xmlns:cx1="http://schemas.microsoft.com/office/drawing/2015/9/8/chartex" xmlns:cx2="http://schemas.microsoft.com/office/drawing/2015/10/21/chartex" xmlns:cx3="http://schemas.microsoft.com/office/drawing/2016/5/9/chartex" xmlns:cx4="http://schemas.microsoft.com/office/drawing/2016/5/10/chartex" xmlns:cx5="http://schemas.microsoft.com/office/drawing/2016/5/11/chartex" xmlns:cx6="http://schemas.microsoft.com/office/drawing/2016/5/12/chartex" xmlns:cx7="http://schemas.microsoft.com/office/drawing/2016/5/13/chartex" xmlns:cx8="http://schemas.microsoft.com/office/drawing/2016/5/14/chartex" xmlns:mc="http://schemas.openxmlformats.org/markup-compatibility/2006" xmlns:aink="http://schemas.microsoft.com/office/drawing/2016/ink" xmlns:am3d="http://schemas.microsoft.com/office/drawing/2017/model3d" xmlns:o="urn:schemas-microsoft-com:office:office" xmlns:r="http://schemas.openxmlformats.org/officeDocument/2006/relationships" xmlns:m="http://schemas.openxmlformats.org/officeDocument/2006/math" xmlns:v="urn:schemas-microsoft-com:vml" xmlns:wp14="http://schemas.microsoft.com/office/word/2010/wordprocessingDrawing" xmlns:wp="http://schemas.openxmlformats.org/drawingml/2006/wordprocessingDrawing" xmlns:w10="urn:schemas-microsoft-com:office:word" xmlns:w="http://schemas.openxmlformats.org/wordprocessingml/2006/main" xmlns:w14="http://schemas.microsoft.com/office/word/2010/wordml" xmlns:w15="http://schemas.microsoft.com/office/word/2012/wordml" xmlns:w16cid="http://schemas.microsoft.com/office/word/2016/wordml/cid" xmlns:w16se="http://schemas.microsoft.com/office/word/2015/wordml/symex" xmlns:wpg="http://schemas.microsoft.com/office/word/2010/wordprocessingGroup" xmlns:wpi="http://schemas.microsoft.com/office/word/2010/wordprocessingInk" xmlns:wne="http://schemas.microsoft.com/office/word/2006/wordml" xmlns:wps="http://schemas.microsoft.com/office/word/2010/wordprocessingShape" mc:Ignorable="w14 w15 w16se w16cid wp14">
+<w:hdr xmlns:wpc="http://schemas.microsoft.com/office/word/2010/wordprocessingCanvas" xmlns:cx="http://schemas.microsoft.com/office/drawing/2014/chartex" xmlns:cx1="http://schemas.microsoft.com/office/drawing/2015/9/8/chartex" xmlns:cx2="http://schemas.microsoft.com/office/drawing/2015/10/21/chartex" xmlns:cx3="http://schemas.microsoft.com/office/drawing/2016/5/9/chartex" xmlns:cx4="http://schemas.microsoft.com/office/drawing/2016/5/10/chartex" xmlns:cx5="http://schemas.microsoft.com/office/drawing/2016/5/11/chartex" xmlns:cx6="http://schemas.microsoft.com/office/drawing/2016/5/12/chartex" xmlns:cx7="http://schemas.microsoft.com/office/drawing/2016/5/13/chartex" xmlns:cx8="http://schemas.microsoft.com/office/drawing/2016/5/14/chartex" xmlns:mc="http://schemas.openxmlformats.org/markup-compatibility/2006" xmlns:aink="http://schemas.microsoft.com/office/drawing/2016/ink" xmlns:am3d="http://schemas.microsoft.com/office/drawing/2017/model3d" xmlns:o="urn:schemas-microsoft-com:office:office" xmlns:oel="http://schemas.microsoft.com/office/2019/extlst" xmlns:r="http://schemas.openxmlformats.org/officeDocument/2006/relationships" xmlns:m="http://schemas.openxmlformats.org/officeDocument/2006/math" xmlns:v="urn:schemas-microsoft-com:vml" xmlns:wp14="http://schemas.microsoft.com/office/word/2010/wordprocessingDrawing" xmlns:wp="http://schemas.openxmlformats.org/drawingml/2006/wordprocessingDrawing" xmlns:w10="urn:schemas-microsoft-com:office:word" xmlns:w="http://schemas.openxmlformats.org/wordprocessingml/2006/main" xmlns:w14="http://schemas.microsoft.com/office/word/2010/wordml" xmlns:w15="http://schemas.microsoft.com/office/word/2012/wordml" xmlns:w16cex="http://schemas.microsoft.com/office/word/2018/wordml/cex" xmlns:w16cid="http://schemas.microsoft.com/office/word/2016/wordml/cid" xmlns:w16="http://schemas.microsoft.com/office/word/2018/wordml" xmlns:w16sdtdh="http://schemas.microsoft.com/office/word/2020/wordml/sdtdatahash" xmlns:w16se="http://schemas.microsoft.com/office/word/2015/wordml/symex" xmlns:wpg="http://schemas.microsoft.com/office/word/2010/wordprocessingGroup" xmlns:wpi="http://schemas.microsoft.com/office/word/2010/wordprocessingInk" xmlns:wne="http://schemas.microsoft.com/office/word/2006/wordml" xmlns:wps="http://schemas.microsoft.com/office/word/2010/wordprocessingShape" mc:Ignorable="w14 w15 w16se w16cid w16 w16cex w16sdtdh wp14">
   <w:tbl>
     <w:tblPr>
       <w:tblW w:w="9638" w:type="dxa"/>
@@ -10356,7 +9174,7 @@
 </file>
 
 <file path=word/header3.xml><?xml version="1.0" encoding="utf-8"?>
-<w:hdr xmlns:wpc="http://schemas.microsoft.com/office/word/2010/wordprocessingCanvas" xmlns:cx="http://schemas.microsoft.com/office/drawing/2014/chartex" xmlns:cx1="http://schemas.microsoft.com/office/drawing/2015/9/8/chartex" xmlns:cx2="http://schemas.microsoft.com/office/drawing/2015/10/21/chartex" xmlns:cx3="http://schemas.microsoft.com/office/drawing/2016/5/9/chartex" xmlns:cx4="http://schemas.microsoft.com/office/drawing/2016/5/10/chartex" xmlns:cx5="http://schemas.microsoft.com/office/drawing/2016/5/11/chartex" xmlns:cx6="http://schemas.microsoft.com/office/drawing/2016/5/12/chartex" xmlns:cx7="http://schemas.microsoft.com/office/drawing/2016/5/13/chartex" xmlns:cx8="http://schemas.microsoft.com/office/drawing/2016/5/14/chartex" xmlns:mc="http://schemas.openxmlformats.org/markup-compatibility/2006" xmlns:aink="http://schemas.microsoft.com/office/drawing/2016/ink" xmlns:am3d="http://schemas.microsoft.com/office/drawing/2017/model3d" xmlns:o="urn:schemas-microsoft-com:office:office" xmlns:r="http://schemas.openxmlformats.org/officeDocument/2006/relationships" xmlns:m="http://schemas.openxmlformats.org/officeDocument/2006/math" xmlns:v="urn:schemas-microsoft-com:vml" xmlns:wp14="http://schemas.microsoft.com/office/word/2010/wordprocessingDrawing" xmlns:wp="http://schemas.openxmlformats.org/drawingml/2006/wordprocessingDrawing" xmlns:w10="urn:schemas-microsoft-com:office:word" xmlns:w="http://schemas.openxmlformats.org/wordprocessingml/2006/main" xmlns:w14="http://schemas.microsoft.com/office/word/2010/wordml" xmlns:w15="http://schemas.microsoft.com/office/word/2012/wordml" xmlns:w16cid="http://schemas.microsoft.com/office/word/2016/wordml/cid" xmlns:w16se="http://schemas.microsoft.com/office/word/2015/wordml/symex" xmlns:wpg="http://schemas.microsoft.com/office/word/2010/wordprocessingGroup" xmlns:wpi="http://schemas.microsoft.com/office/word/2010/wordprocessingInk" xmlns:wne="http://schemas.microsoft.com/office/word/2006/wordml" xmlns:wps="http://schemas.microsoft.com/office/word/2010/wordprocessingShape" mc:Ignorable="w14 w15 w16se w16cid wp14">
+<w:hdr xmlns:wpc="http://schemas.microsoft.com/office/word/2010/wordprocessingCanvas" xmlns:cx="http://schemas.microsoft.com/office/drawing/2014/chartex" xmlns:cx1="http://schemas.microsoft.com/office/drawing/2015/9/8/chartex" xmlns:cx2="http://schemas.microsoft.com/office/drawing/2015/10/21/chartex" xmlns:cx3="http://schemas.microsoft.com/office/drawing/2016/5/9/chartex" xmlns:cx4="http://schemas.microsoft.com/office/drawing/2016/5/10/chartex" xmlns:cx5="http://schemas.microsoft.com/office/drawing/2016/5/11/chartex" xmlns:cx6="http://schemas.microsoft.com/office/drawing/2016/5/12/chartex" xmlns:cx7="http://schemas.microsoft.com/office/drawing/2016/5/13/chartex" xmlns:cx8="http://schemas.microsoft.com/office/drawing/2016/5/14/chartex" xmlns:mc="http://schemas.openxmlformats.org/markup-compatibility/2006" xmlns:aink="http://schemas.microsoft.com/office/drawing/2016/ink" xmlns:am3d="http://schemas.microsoft.com/office/drawing/2017/model3d" xmlns:o="urn:schemas-microsoft-com:office:office" xmlns:oel="http://schemas.microsoft.com/office/2019/extlst" xmlns:r="http://schemas.openxmlformats.org/officeDocument/2006/relationships" xmlns:m="http://schemas.openxmlformats.org/officeDocument/2006/math" xmlns:v="urn:schemas-microsoft-com:vml" xmlns:wp14="http://schemas.microsoft.com/office/word/2010/wordprocessingDrawing" xmlns:wp="http://schemas.openxmlformats.org/drawingml/2006/wordprocessingDrawing" xmlns:w10="urn:schemas-microsoft-com:office:word" xmlns:w="http://schemas.openxmlformats.org/wordprocessingml/2006/main" xmlns:w14="http://schemas.microsoft.com/office/word/2010/wordml" xmlns:w15="http://schemas.microsoft.com/office/word/2012/wordml" xmlns:w16cex="http://schemas.microsoft.com/office/word/2018/wordml/cex" xmlns:w16cid="http://schemas.microsoft.com/office/word/2016/wordml/cid" xmlns:w16="http://schemas.microsoft.com/office/word/2018/wordml" xmlns:w16sdtdh="http://schemas.microsoft.com/office/word/2020/wordml/sdtdatahash" xmlns:w16se="http://schemas.microsoft.com/office/word/2015/wordml/symex" xmlns:wpg="http://schemas.microsoft.com/office/word/2010/wordprocessingGroup" xmlns:wpi="http://schemas.microsoft.com/office/word/2010/wordprocessingInk" xmlns:wne="http://schemas.microsoft.com/office/word/2006/wordml" xmlns:wps="http://schemas.microsoft.com/office/word/2010/wordprocessingShape" mc:Ignorable="w14 w15 w16se w16cid w16 w16cex w16sdtdh wp14">
   <w:tbl>
     <w:tblPr>
       <w:tblW w:w="15363" w:type="dxa"/>
@@ -10737,7 +9555,7 @@
 </file>
 
 <file path=word/header4.xml><?xml version="1.0" encoding="utf-8"?>
-<w:hdr xmlns:wpc="http://schemas.microsoft.com/office/word/2010/wordprocessingCanvas" xmlns:cx="http://schemas.microsoft.com/office/drawing/2014/chartex" xmlns:cx1="http://schemas.microsoft.com/office/drawing/2015/9/8/chartex" xmlns:cx2="http://schemas.microsoft.com/office/drawing/2015/10/21/chartex" xmlns:cx3="http://schemas.microsoft.com/office/drawing/2016/5/9/chartex" xmlns:cx4="http://schemas.microsoft.com/office/drawing/2016/5/10/chartex" xmlns:cx5="http://schemas.microsoft.com/office/drawing/2016/5/11/chartex" xmlns:cx6="http://schemas.microsoft.com/office/drawing/2016/5/12/chartex" xmlns:cx7="http://schemas.microsoft.com/office/drawing/2016/5/13/chartex" xmlns:cx8="http://schemas.microsoft.com/office/drawing/2016/5/14/chartex" xmlns:mc="http://schemas.openxmlformats.org/markup-compatibility/2006" xmlns:aink="http://schemas.microsoft.com/office/drawing/2016/ink" xmlns:am3d="http://schemas.microsoft.com/office/drawing/2017/model3d" xmlns:o="urn:schemas-microsoft-com:office:office" xmlns:r="http://schemas.openxmlformats.org/officeDocument/2006/relationships" xmlns:m="http://schemas.openxmlformats.org/officeDocument/2006/math" xmlns:v="urn:schemas-microsoft-com:vml" xmlns:wp14="http://schemas.microsoft.com/office/word/2010/wordprocessingDrawing" xmlns:wp="http://schemas.openxmlformats.org/drawingml/2006/wordprocessingDrawing" xmlns:w10="urn:schemas-microsoft-com:office:word" xmlns:w="http://schemas.openxmlformats.org/wordprocessingml/2006/main" xmlns:w14="http://schemas.microsoft.com/office/word/2010/wordml" xmlns:w15="http://schemas.microsoft.com/office/word/2012/wordml" xmlns:w16cid="http://schemas.microsoft.com/office/word/2016/wordml/cid" xmlns:w16se="http://schemas.microsoft.com/office/word/2015/wordml/symex" xmlns:wpg="http://schemas.microsoft.com/office/word/2010/wordprocessingGroup" xmlns:wpi="http://schemas.microsoft.com/office/word/2010/wordprocessingInk" xmlns:wne="http://schemas.microsoft.com/office/word/2006/wordml" xmlns:wps="http://schemas.microsoft.com/office/word/2010/wordprocessingShape" mc:Ignorable="w14 w15 w16se w16cid wp14">
+<w:hdr xmlns:wpc="http://schemas.microsoft.com/office/word/2010/wordprocessingCanvas" xmlns:cx="http://schemas.microsoft.com/office/drawing/2014/chartex" xmlns:cx1="http://schemas.microsoft.com/office/drawing/2015/9/8/chartex" xmlns:cx2="http://schemas.microsoft.com/office/drawing/2015/10/21/chartex" xmlns:cx3="http://schemas.microsoft.com/office/drawing/2016/5/9/chartex" xmlns:cx4="http://schemas.microsoft.com/office/drawing/2016/5/10/chartex" xmlns:cx5="http://schemas.microsoft.com/office/drawing/2016/5/11/chartex" xmlns:cx6="http://schemas.microsoft.com/office/drawing/2016/5/12/chartex" xmlns:cx7="http://schemas.microsoft.com/office/drawing/2016/5/13/chartex" xmlns:cx8="http://schemas.microsoft.com/office/drawing/2016/5/14/chartex" xmlns:mc="http://schemas.openxmlformats.org/markup-compatibility/2006" xmlns:aink="http://schemas.microsoft.com/office/drawing/2016/ink" xmlns:am3d="http://schemas.microsoft.com/office/drawing/2017/model3d" xmlns:o="urn:schemas-microsoft-com:office:office" xmlns:oel="http://schemas.microsoft.com/office/2019/extlst" xmlns:r="http://schemas.openxmlformats.org/officeDocument/2006/relationships" xmlns:m="http://schemas.openxmlformats.org/officeDocument/2006/math" xmlns:v="urn:schemas-microsoft-com:vml" xmlns:wp14="http://schemas.microsoft.com/office/word/2010/wordprocessingDrawing" xmlns:wp="http://schemas.openxmlformats.org/drawingml/2006/wordprocessingDrawing" xmlns:w10="urn:schemas-microsoft-com:office:word" xmlns:w="http://schemas.openxmlformats.org/wordprocessingml/2006/main" xmlns:w14="http://schemas.microsoft.com/office/word/2010/wordml" xmlns:w15="http://schemas.microsoft.com/office/word/2012/wordml" xmlns:w16cex="http://schemas.microsoft.com/office/word/2018/wordml/cex" xmlns:w16cid="http://schemas.microsoft.com/office/word/2016/wordml/cid" xmlns:w16="http://schemas.microsoft.com/office/word/2018/wordml" xmlns:w16sdtdh="http://schemas.microsoft.com/office/word/2020/wordml/sdtdatahash" xmlns:w16se="http://schemas.microsoft.com/office/word/2015/wordml/symex" xmlns:wpg="http://schemas.microsoft.com/office/word/2010/wordprocessingGroup" xmlns:wpi="http://schemas.microsoft.com/office/word/2010/wordprocessingInk" xmlns:wne="http://schemas.microsoft.com/office/word/2006/wordml" xmlns:wps="http://schemas.microsoft.com/office/word/2010/wordprocessingShape" mc:Ignorable="w14 w15 w16se w16cid w16 w16cex w16sdtdh wp14">
   <w:tbl>
     <w:tblPr>
       <w:tblW w:w="9694" w:type="dxa"/>
@@ -11123,7 +9941,7 @@
 </file>
 
 <file path=word/header5.xml><?xml version="1.0" encoding="utf-8"?>
-<w:hdr xmlns:wpc="http://schemas.microsoft.com/office/word/2010/wordprocessingCanvas" xmlns:cx="http://schemas.microsoft.com/office/drawing/2014/chartex" xmlns:cx1="http://schemas.microsoft.com/office/drawing/2015/9/8/chartex" xmlns:cx2="http://schemas.microsoft.com/office/drawing/2015/10/21/chartex" xmlns:cx3="http://schemas.microsoft.com/office/drawing/2016/5/9/chartex" xmlns:cx4="http://schemas.microsoft.com/office/drawing/2016/5/10/chartex" xmlns:cx5="http://schemas.microsoft.com/office/drawing/2016/5/11/chartex" xmlns:cx6="http://schemas.microsoft.com/office/drawing/2016/5/12/chartex" xmlns:cx7="http://schemas.microsoft.com/office/drawing/2016/5/13/chartex" xmlns:cx8="http://schemas.microsoft.com/office/drawing/2016/5/14/chartex" xmlns:mc="http://schemas.openxmlformats.org/markup-compatibility/2006" xmlns:aink="http://schemas.microsoft.com/office/drawing/2016/ink" xmlns:am3d="http://schemas.microsoft.com/office/drawing/2017/model3d" xmlns:o="urn:schemas-microsoft-com:office:office" xmlns:r="http://schemas.openxmlformats.org/officeDocument/2006/relationships" xmlns:m="http://schemas.openxmlformats.org/officeDocument/2006/math" xmlns:v="urn:schemas-microsoft-com:vml" xmlns:wp14="http://schemas.microsoft.com/office/word/2010/wordprocessingDrawing" xmlns:wp="http://schemas.openxmlformats.org/drawingml/2006/wordprocessingDrawing" xmlns:w10="urn:schemas-microsoft-com:office:word" xmlns:w="http://schemas.openxmlformats.org/wordprocessingml/2006/main" xmlns:w14="http://schemas.microsoft.com/office/word/2010/wordml" xmlns:w15="http://schemas.microsoft.com/office/word/2012/wordml" xmlns:w16cid="http://schemas.microsoft.com/office/word/2016/wordml/cid" xmlns:w16se="http://schemas.microsoft.com/office/word/2015/wordml/symex" xmlns:wpg="http://schemas.microsoft.com/office/word/2010/wordprocessingGroup" xmlns:wpi="http://schemas.microsoft.com/office/word/2010/wordprocessingInk" xmlns:wne="http://schemas.microsoft.com/office/word/2006/wordml" xmlns:wps="http://schemas.microsoft.com/office/word/2010/wordprocessingShape" mc:Ignorable="w14 w15 w16se w16cid wp14">
+<w:hdr xmlns:wpc="http://schemas.microsoft.com/office/word/2010/wordprocessingCanvas" xmlns:cx="http://schemas.microsoft.com/office/drawing/2014/chartex" xmlns:cx1="http://schemas.microsoft.com/office/drawing/2015/9/8/chartex" xmlns:cx2="http://schemas.microsoft.com/office/drawing/2015/10/21/chartex" xmlns:cx3="http://schemas.microsoft.com/office/drawing/2016/5/9/chartex" xmlns:cx4="http://schemas.microsoft.com/office/drawing/2016/5/10/chartex" xmlns:cx5="http://schemas.microsoft.com/office/drawing/2016/5/11/chartex" xmlns:cx6="http://schemas.microsoft.com/office/drawing/2016/5/12/chartex" xmlns:cx7="http://schemas.microsoft.com/office/drawing/2016/5/13/chartex" xmlns:cx8="http://schemas.microsoft.com/office/drawing/2016/5/14/chartex" xmlns:mc="http://schemas.openxmlformats.org/markup-compatibility/2006" xmlns:aink="http://schemas.microsoft.com/office/drawing/2016/ink" xmlns:am3d="http://schemas.microsoft.com/office/drawing/2017/model3d" xmlns:o="urn:schemas-microsoft-com:office:office" xmlns:oel="http://schemas.microsoft.com/office/2019/extlst" xmlns:r="http://schemas.openxmlformats.org/officeDocument/2006/relationships" xmlns:m="http://schemas.openxmlformats.org/officeDocument/2006/math" xmlns:v="urn:schemas-microsoft-com:vml" xmlns:wp14="http://schemas.microsoft.com/office/word/2010/wordprocessingDrawing" xmlns:wp="http://schemas.openxmlformats.org/drawingml/2006/wordprocessingDrawing" xmlns:w10="urn:schemas-microsoft-com:office:word" xmlns:w="http://schemas.openxmlformats.org/wordprocessingml/2006/main" xmlns:w14="http://schemas.microsoft.com/office/word/2010/wordml" xmlns:w15="http://schemas.microsoft.com/office/word/2012/wordml" xmlns:w16cex="http://schemas.microsoft.com/office/word/2018/wordml/cex" xmlns:w16cid="http://schemas.microsoft.com/office/word/2016/wordml/cid" xmlns:w16="http://schemas.microsoft.com/office/word/2018/wordml" xmlns:w16sdtdh="http://schemas.microsoft.com/office/word/2020/wordml/sdtdatahash" xmlns:w16se="http://schemas.microsoft.com/office/word/2015/wordml/symex" xmlns:wpg="http://schemas.microsoft.com/office/word/2010/wordprocessingGroup" xmlns:wpi="http://schemas.microsoft.com/office/word/2010/wordprocessingInk" xmlns:wne="http://schemas.microsoft.com/office/word/2006/wordml" xmlns:wps="http://schemas.microsoft.com/office/word/2010/wordprocessingShape" mc:Ignorable="w14 w15 w16se w16cid w16 w16cex w16sdtdh wp14">
   <w:tbl>
     <w:tblPr>
       <w:tblW w:w="9694" w:type="dxa"/>
@@ -11504,7 +10322,7 @@
 </file>
 
 <file path=word/header6.xml><?xml version="1.0" encoding="utf-8"?>
-<w:hdr xmlns:wpc="http://schemas.microsoft.com/office/word/2010/wordprocessingCanvas" xmlns:cx="http://schemas.microsoft.com/office/drawing/2014/chartex" xmlns:cx1="http://schemas.microsoft.com/office/drawing/2015/9/8/chartex" xmlns:cx2="http://schemas.microsoft.com/office/drawing/2015/10/21/chartex" xmlns:cx3="http://schemas.microsoft.com/office/drawing/2016/5/9/chartex" xmlns:cx4="http://schemas.microsoft.com/office/drawing/2016/5/10/chartex" xmlns:cx5="http://schemas.microsoft.com/office/drawing/2016/5/11/chartex" xmlns:cx6="http://schemas.microsoft.com/office/drawing/2016/5/12/chartex" xmlns:cx7="http://schemas.microsoft.com/office/drawing/2016/5/13/chartex" xmlns:cx8="http://schemas.microsoft.com/office/drawing/2016/5/14/chartex" xmlns:mc="http://schemas.openxmlformats.org/markup-compatibility/2006" xmlns:aink="http://schemas.microsoft.com/office/drawing/2016/ink" xmlns:am3d="http://schemas.microsoft.com/office/drawing/2017/model3d" xmlns:o="urn:schemas-microsoft-com:office:office" xmlns:r="http://schemas.openxmlformats.org/officeDocument/2006/relationships" xmlns:m="http://schemas.openxmlformats.org/officeDocument/2006/math" xmlns:v="urn:schemas-microsoft-com:vml" xmlns:wp14="http://schemas.microsoft.com/office/word/2010/wordprocessingDrawing" xmlns:wp="http://schemas.openxmlformats.org/drawingml/2006/wordprocessingDrawing" xmlns:w10="urn:schemas-microsoft-com:office:word" xmlns:w="http://schemas.openxmlformats.org/wordprocessingml/2006/main" xmlns:w14="http://schemas.microsoft.com/office/word/2010/wordml" xmlns:w15="http://schemas.microsoft.com/office/word/2012/wordml" xmlns:w16cid="http://schemas.microsoft.com/office/word/2016/wordml/cid" xmlns:w16se="http://schemas.microsoft.com/office/word/2015/wordml/symex" xmlns:wpg="http://schemas.microsoft.com/office/word/2010/wordprocessingGroup" xmlns:wpi="http://schemas.microsoft.com/office/word/2010/wordprocessingInk" xmlns:wne="http://schemas.microsoft.com/office/word/2006/wordml" xmlns:wps="http://schemas.microsoft.com/office/word/2010/wordprocessingShape" mc:Ignorable="w14 w15 w16se w16cid wp14">
+<w:hdr xmlns:wpc="http://schemas.microsoft.com/office/word/2010/wordprocessingCanvas" xmlns:cx="http://schemas.microsoft.com/office/drawing/2014/chartex" xmlns:cx1="http://schemas.microsoft.com/office/drawing/2015/9/8/chartex" xmlns:cx2="http://schemas.microsoft.com/office/drawing/2015/10/21/chartex" xmlns:cx3="http://schemas.microsoft.com/office/drawing/2016/5/9/chartex" xmlns:cx4="http://schemas.microsoft.com/office/drawing/2016/5/10/chartex" xmlns:cx5="http://schemas.microsoft.com/office/drawing/2016/5/11/chartex" xmlns:cx6="http://schemas.microsoft.com/office/drawing/2016/5/12/chartex" xmlns:cx7="http://schemas.microsoft.com/office/drawing/2016/5/13/chartex" xmlns:cx8="http://schemas.microsoft.com/office/drawing/2016/5/14/chartex" xmlns:mc="http://schemas.openxmlformats.org/markup-compatibility/2006" xmlns:aink="http://schemas.microsoft.com/office/drawing/2016/ink" xmlns:am3d="http://schemas.microsoft.com/office/drawing/2017/model3d" xmlns:o="urn:schemas-microsoft-com:office:office" xmlns:oel="http://schemas.microsoft.com/office/2019/extlst" xmlns:r="http://schemas.openxmlformats.org/officeDocument/2006/relationships" xmlns:m="http://schemas.openxmlformats.org/officeDocument/2006/math" xmlns:v="urn:schemas-microsoft-com:vml" xmlns:wp14="http://schemas.microsoft.com/office/word/2010/wordprocessingDrawing" xmlns:wp="http://schemas.openxmlformats.org/drawingml/2006/wordprocessingDrawing" xmlns:w10="urn:schemas-microsoft-com:office:word" xmlns:w="http://schemas.openxmlformats.org/wordprocessingml/2006/main" xmlns:w14="http://schemas.microsoft.com/office/word/2010/wordml" xmlns:w15="http://schemas.microsoft.com/office/word/2012/wordml" xmlns:w16cex="http://schemas.microsoft.com/office/word/2018/wordml/cex" xmlns:w16cid="http://schemas.microsoft.com/office/word/2016/wordml/cid" xmlns:w16="http://schemas.microsoft.com/office/word/2018/wordml" xmlns:w16sdtdh="http://schemas.microsoft.com/office/word/2020/wordml/sdtdatahash" xmlns:w16se="http://schemas.microsoft.com/office/word/2015/wordml/symex" xmlns:wpg="http://schemas.microsoft.com/office/word/2010/wordprocessingGroup" xmlns:wpi="http://schemas.microsoft.com/office/word/2010/wordprocessingInk" xmlns:wne="http://schemas.microsoft.com/office/word/2006/wordml" xmlns:wps="http://schemas.microsoft.com/office/word/2010/wordprocessingShape" mc:Ignorable="w14 w15 w16se w16cid w16 w16cex w16sdtdh wp14">
   <w:tbl>
     <w:tblPr>
       <w:tblW w:w="15363" w:type="dxa"/>
@@ -11885,7 +10703,7 @@
 </file>
 
 <file path=word/header7.xml><?xml version="1.0" encoding="utf-8"?>
-<w:hdr xmlns:wpc="http://schemas.microsoft.com/office/word/2010/wordprocessingCanvas" xmlns:cx="http://schemas.microsoft.com/office/drawing/2014/chartex" xmlns:cx1="http://schemas.microsoft.com/office/drawing/2015/9/8/chartex" xmlns:cx2="http://schemas.microsoft.com/office/drawing/2015/10/21/chartex" xmlns:cx3="http://schemas.microsoft.com/office/drawing/2016/5/9/chartex" xmlns:cx4="http://schemas.microsoft.com/office/drawing/2016/5/10/chartex" xmlns:cx5="http://schemas.microsoft.com/office/drawing/2016/5/11/chartex" xmlns:cx6="http://schemas.microsoft.com/office/drawing/2016/5/12/chartex" xmlns:cx7="http://schemas.microsoft.com/office/drawing/2016/5/13/chartex" xmlns:cx8="http://schemas.microsoft.com/office/drawing/2016/5/14/chartex" xmlns:mc="http://schemas.openxmlformats.org/markup-compatibility/2006" xmlns:aink="http://schemas.microsoft.com/office/drawing/2016/ink" xmlns:am3d="http://schemas.microsoft.com/office/drawing/2017/model3d" xmlns:o="urn:schemas-microsoft-com:office:office" xmlns:r="http://schemas.openxmlformats.org/officeDocument/2006/relationships" xmlns:m="http://schemas.openxmlformats.org/officeDocument/2006/math" xmlns:v="urn:schemas-microsoft-com:vml" xmlns:wp14="http://schemas.microsoft.com/office/word/2010/wordprocessingDrawing" xmlns:wp="http://schemas.openxmlformats.org/drawingml/2006/wordprocessingDrawing" xmlns:w10="urn:schemas-microsoft-com:office:word" xmlns:w="http://schemas.openxmlformats.org/wordprocessingml/2006/main" xmlns:w14="http://schemas.microsoft.com/office/word/2010/wordml" xmlns:w15="http://schemas.microsoft.com/office/word/2012/wordml" xmlns:w16cid="http://schemas.microsoft.com/office/word/2016/wordml/cid" xmlns:w16se="http://schemas.microsoft.com/office/word/2015/wordml/symex" xmlns:wpg="http://schemas.microsoft.com/office/word/2010/wordprocessingGroup" xmlns:wpi="http://schemas.microsoft.com/office/word/2010/wordprocessingInk" xmlns:wne="http://schemas.microsoft.com/office/word/2006/wordml" xmlns:wps="http://schemas.microsoft.com/office/word/2010/wordprocessingShape" mc:Ignorable="w14 w15 w16se w16cid wp14">
+<w:hdr xmlns:wpc="http://schemas.microsoft.com/office/word/2010/wordprocessingCanvas" xmlns:cx="http://schemas.microsoft.com/office/drawing/2014/chartex" xmlns:cx1="http://schemas.microsoft.com/office/drawing/2015/9/8/chartex" xmlns:cx2="http://schemas.microsoft.com/office/drawing/2015/10/21/chartex" xmlns:cx3="http://schemas.microsoft.com/office/drawing/2016/5/9/chartex" xmlns:cx4="http://schemas.microsoft.com/office/drawing/2016/5/10/chartex" xmlns:cx5="http://schemas.microsoft.com/office/drawing/2016/5/11/chartex" xmlns:cx6="http://schemas.microsoft.com/office/drawing/2016/5/12/chartex" xmlns:cx7="http://schemas.microsoft.com/office/drawing/2016/5/13/chartex" xmlns:cx8="http://schemas.microsoft.com/office/drawing/2016/5/14/chartex" xmlns:mc="http://schemas.openxmlformats.org/markup-compatibility/2006" xmlns:aink="http://schemas.microsoft.com/office/drawing/2016/ink" xmlns:am3d="http://schemas.microsoft.com/office/drawing/2017/model3d" xmlns:o="urn:schemas-microsoft-com:office:office" xmlns:oel="http://schemas.microsoft.com/office/2019/extlst" xmlns:r="http://schemas.openxmlformats.org/officeDocument/2006/relationships" xmlns:m="http://schemas.openxmlformats.org/officeDocument/2006/math" xmlns:v="urn:schemas-microsoft-com:vml" xmlns:wp14="http://schemas.microsoft.com/office/word/2010/wordprocessingDrawing" xmlns:wp="http://schemas.openxmlformats.org/drawingml/2006/wordprocessingDrawing" xmlns:w10="urn:schemas-microsoft-com:office:word" xmlns:w="http://schemas.openxmlformats.org/wordprocessingml/2006/main" xmlns:w14="http://schemas.microsoft.com/office/word/2010/wordml" xmlns:w15="http://schemas.microsoft.com/office/word/2012/wordml" xmlns:w16cex="http://schemas.microsoft.com/office/word/2018/wordml/cex" xmlns:w16cid="http://schemas.microsoft.com/office/word/2016/wordml/cid" xmlns:w16="http://schemas.microsoft.com/office/word/2018/wordml" xmlns:w16sdtdh="http://schemas.microsoft.com/office/word/2020/wordml/sdtdatahash" xmlns:w16se="http://schemas.microsoft.com/office/word/2015/wordml/symex" xmlns:wpg="http://schemas.microsoft.com/office/word/2010/wordprocessingGroup" xmlns:wpi="http://schemas.microsoft.com/office/word/2010/wordprocessingInk" xmlns:wne="http://schemas.microsoft.com/office/word/2006/wordml" xmlns:wps="http://schemas.microsoft.com/office/word/2010/wordprocessingShape" mc:Ignorable="w14 w15 w16se w16cid w16 w16cex w16sdtdh wp14">
   <w:tbl>
     <w:tblPr>
       <w:tblW w:w="9694" w:type="dxa"/>
@@ -12266,7 +11084,7 @@
 </file>
 
 <file path=word/numbering.xml><?xml version="1.0" encoding="utf-8"?>
-<w:numbering xmlns:wpc="http://schemas.microsoft.com/office/word/2010/wordprocessingCanvas" xmlns:cx="http://schemas.microsoft.com/office/drawing/2014/chartex" xmlns:cx1="http://schemas.microsoft.com/office/drawing/2015/9/8/chartex" xmlns:cx2="http://schemas.microsoft.com/office/drawing/2015/10/21/chartex" xmlns:cx3="http://schemas.microsoft.com/office/drawing/2016/5/9/chartex" xmlns:cx4="http://schemas.microsoft.com/office/drawing/2016/5/10/chartex" xmlns:cx5="http://schemas.microsoft.com/office/drawing/2016/5/11/chartex" xmlns:cx6="http://schemas.microsoft.com/office/drawing/2016/5/12/chartex" xmlns:cx7="http://schemas.microsoft.com/office/drawing/2016/5/13/chartex" xmlns:cx8="http://schemas.microsoft.com/office/drawing/2016/5/14/chartex" xmlns:mc="http://schemas.openxmlformats.org/markup-compatibility/2006" xmlns:aink="http://schemas.microsoft.com/office/drawing/2016/ink" xmlns:am3d="http://schemas.microsoft.com/office/drawing/2017/model3d" xmlns:o="urn:schemas-microsoft-com:office:office" xmlns:r="http://schemas.openxmlformats.org/officeDocument/2006/relationships" xmlns:m="http://schemas.openxmlformats.org/officeDocument/2006/math" xmlns:v="urn:schemas-microsoft-com:vml" xmlns:wp14="http://schemas.microsoft.com/office/word/2010/wordprocessingDrawing" xmlns:wp="http://schemas.openxmlformats.org/drawingml/2006/wordprocessingDrawing" xmlns:w10="urn:schemas-microsoft-com:office:word" xmlns:w="http://schemas.openxmlformats.org/wordprocessingml/2006/main" xmlns:w14="http://schemas.microsoft.com/office/word/2010/wordml" xmlns:w15="http://schemas.microsoft.com/office/word/2012/wordml" xmlns:w16cid="http://schemas.microsoft.com/office/word/2016/wordml/cid" xmlns:w16se="http://schemas.microsoft.com/office/word/2015/wordml/symex" xmlns:wpg="http://schemas.microsoft.com/office/word/2010/wordprocessingGroup" xmlns:wpi="http://schemas.microsoft.com/office/word/2010/wordprocessingInk" xmlns:wne="http://schemas.microsoft.com/office/word/2006/wordml" xmlns:wps="http://schemas.microsoft.com/office/word/2010/wordprocessingShape" mc:Ignorable="w14 w15 w16se w16cid wp14">
+<w:numbering xmlns:wpc="http://schemas.microsoft.com/office/word/2010/wordprocessingCanvas" xmlns:cx="http://schemas.microsoft.com/office/drawing/2014/chartex" xmlns:cx1="http://schemas.microsoft.com/office/drawing/2015/9/8/chartex" xmlns:cx2="http://schemas.microsoft.com/office/drawing/2015/10/21/chartex" xmlns:cx3="http://schemas.microsoft.com/office/drawing/2016/5/9/chartex" xmlns:cx4="http://schemas.microsoft.com/office/drawing/2016/5/10/chartex" xmlns:cx5="http://schemas.microsoft.com/office/drawing/2016/5/11/chartex" xmlns:cx6="http://schemas.microsoft.com/office/drawing/2016/5/12/chartex" xmlns:cx7="http://schemas.microsoft.com/office/drawing/2016/5/13/chartex" xmlns:cx8="http://schemas.microsoft.com/office/drawing/2016/5/14/chartex" xmlns:mc="http://schemas.openxmlformats.org/markup-compatibility/2006" xmlns:aink="http://schemas.microsoft.com/office/drawing/2016/ink" xmlns:am3d="http://schemas.microsoft.com/office/drawing/2017/model3d" xmlns:o="urn:schemas-microsoft-com:office:office" xmlns:oel="http://schemas.microsoft.com/office/2019/extlst" xmlns:r="http://schemas.openxmlformats.org/officeDocument/2006/relationships" xmlns:m="http://schemas.openxmlformats.org/officeDocument/2006/math" xmlns:v="urn:schemas-microsoft-com:vml" xmlns:wp14="http://schemas.microsoft.com/office/word/2010/wordprocessingDrawing" xmlns:wp="http://schemas.openxmlformats.org/drawingml/2006/wordprocessingDrawing" xmlns:w10="urn:schemas-microsoft-com:office:word" xmlns:w="http://schemas.openxmlformats.org/wordprocessingml/2006/main" xmlns:w14="http://schemas.microsoft.com/office/word/2010/wordml" xmlns:w15="http://schemas.microsoft.com/office/word/2012/wordml" xmlns:w16cex="http://schemas.microsoft.com/office/word/2018/wordml/cex" xmlns:w16cid="http://schemas.microsoft.com/office/word/2016/wordml/cid" xmlns:w16="http://schemas.microsoft.com/office/word/2018/wordml" xmlns:w16sdtdh="http://schemas.microsoft.com/office/word/2020/wordml/sdtdatahash" xmlns:w16se="http://schemas.microsoft.com/office/word/2015/wordml/symex" xmlns:wpg="http://schemas.microsoft.com/office/word/2010/wordprocessingGroup" xmlns:wpi="http://schemas.microsoft.com/office/word/2010/wordprocessingInk" xmlns:wne="http://schemas.microsoft.com/office/word/2006/wordml" xmlns:wps="http://schemas.microsoft.com/office/word/2010/wordprocessingShape" mc:Ignorable="w14 w15 w16se w16cid w16 w16cex w16sdtdh wp14">
   <w:abstractNum w:abstractNumId="0" w15:restartNumberingAfterBreak="0">
     <w:nsid w:val="0801489A"/>
     <w:multiLevelType w:val="hybridMultilevel"/>
@@ -13173,6 +11991,119 @@
     </w:lvl>
   </w:abstractNum>
   <w:abstractNum w:abstractNumId="7" w15:restartNumberingAfterBreak="0">
+    <w:nsid w:val="19CA1166"/>
+    <w:multiLevelType w:val="hybridMultilevel"/>
+    <w:tmpl w:val="71FE7A4E"/>
+    <w:lvl w:ilvl="0" w:tplc="08100001">
+      <w:start w:val="1"/>
+      <w:numFmt w:val="bullet"/>
+      <w:lvlText w:val=""/>
+      <w:lvlJc w:val="left"/>
+      <w:pPr>
+        <w:ind w:left="720" w:hanging="360"/>
+      </w:pPr>
+      <w:rPr>
+        <w:rFonts w:ascii="Symbol" w:hAnsi="Symbol" w:hint="default"/>
+      </w:rPr>
+    </w:lvl>
+    <w:lvl w:ilvl="1" w:tplc="08100003" w:tentative="1">
+      <w:start w:val="1"/>
+      <w:numFmt w:val="bullet"/>
+      <w:lvlText w:val="o"/>
+      <w:lvlJc w:val="left"/>
+      <w:pPr>
+        <w:ind w:left="1440" w:hanging="360"/>
+      </w:pPr>
+      <w:rPr>
+        <w:rFonts w:ascii="Courier New" w:hAnsi="Courier New" w:cs="Courier New" w:hint="default"/>
+      </w:rPr>
+    </w:lvl>
+    <w:lvl w:ilvl="2" w:tplc="08100005" w:tentative="1">
+      <w:start w:val="1"/>
+      <w:numFmt w:val="bullet"/>
+      <w:lvlText w:val=""/>
+      <w:lvlJc w:val="left"/>
+      <w:pPr>
+        <w:ind w:left="2160" w:hanging="360"/>
+      </w:pPr>
+      <w:rPr>
+        <w:rFonts w:ascii="Wingdings" w:hAnsi="Wingdings" w:hint="default"/>
+      </w:rPr>
+    </w:lvl>
+    <w:lvl w:ilvl="3" w:tplc="08100001" w:tentative="1">
+      <w:start w:val="1"/>
+      <w:numFmt w:val="bullet"/>
+      <w:lvlText w:val=""/>
+      <w:lvlJc w:val="left"/>
+      <w:pPr>
+        <w:ind w:left="2880" w:hanging="360"/>
+      </w:pPr>
+      <w:rPr>
+        <w:rFonts w:ascii="Symbol" w:hAnsi="Symbol" w:hint="default"/>
+      </w:rPr>
+    </w:lvl>
+    <w:lvl w:ilvl="4" w:tplc="08100003" w:tentative="1">
+      <w:start w:val="1"/>
+      <w:numFmt w:val="bullet"/>
+      <w:lvlText w:val="o"/>
+      <w:lvlJc w:val="left"/>
+      <w:pPr>
+        <w:ind w:left="3600" w:hanging="360"/>
+      </w:pPr>
+      <w:rPr>
+        <w:rFonts w:ascii="Courier New" w:hAnsi="Courier New" w:cs="Courier New" w:hint="default"/>
+      </w:rPr>
+    </w:lvl>
+    <w:lvl w:ilvl="5" w:tplc="08100005" w:tentative="1">
+      <w:start w:val="1"/>
+      <w:numFmt w:val="bullet"/>
+      <w:lvlText w:val=""/>
+      <w:lvlJc w:val="left"/>
+      <w:pPr>
+        <w:ind w:left="4320" w:hanging="360"/>
+      </w:pPr>
+      <w:rPr>
+        <w:rFonts w:ascii="Wingdings" w:hAnsi="Wingdings" w:hint="default"/>
+      </w:rPr>
+    </w:lvl>
+    <w:lvl w:ilvl="6" w:tplc="08100001" w:tentative="1">
+      <w:start w:val="1"/>
+      <w:numFmt w:val="bullet"/>
+      <w:lvlText w:val=""/>
+      <w:lvlJc w:val="left"/>
+      <w:pPr>
+        <w:ind w:left="5040" w:hanging="360"/>
+      </w:pPr>
+      <w:rPr>
+        <w:rFonts w:ascii="Symbol" w:hAnsi="Symbol" w:hint="default"/>
+      </w:rPr>
+    </w:lvl>
+    <w:lvl w:ilvl="7" w:tplc="08100003" w:tentative="1">
+      <w:start w:val="1"/>
+      <w:numFmt w:val="bullet"/>
+      <w:lvlText w:val="o"/>
+      <w:lvlJc w:val="left"/>
+      <w:pPr>
+        <w:ind w:left="5760" w:hanging="360"/>
+      </w:pPr>
+      <w:rPr>
+        <w:rFonts w:ascii="Courier New" w:hAnsi="Courier New" w:cs="Courier New" w:hint="default"/>
+      </w:rPr>
+    </w:lvl>
+    <w:lvl w:ilvl="8" w:tplc="08100005" w:tentative="1">
+      <w:start w:val="1"/>
+      <w:numFmt w:val="bullet"/>
+      <w:lvlText w:val=""/>
+      <w:lvlJc w:val="left"/>
+      <w:pPr>
+        <w:ind w:left="6480" w:hanging="360"/>
+      </w:pPr>
+      <w:rPr>
+        <w:rFonts w:ascii="Wingdings" w:hAnsi="Wingdings" w:hint="default"/>
+      </w:rPr>
+    </w:lvl>
+  </w:abstractNum>
+  <w:abstractNum w:abstractNumId="8" w15:restartNumberingAfterBreak="0">
     <w:nsid w:val="22DC02CA"/>
     <w:multiLevelType w:val="hybridMultilevel"/>
     <w:tmpl w:val="3E6C221C"/>
@@ -13312,7 +12243,7 @@
       </w:rPr>
     </w:lvl>
   </w:abstractNum>
-  <w:abstractNum w:abstractNumId="8" w15:restartNumberingAfterBreak="0">
+  <w:abstractNum w:abstractNumId="9" w15:restartNumberingAfterBreak="0">
     <w:nsid w:val="24A46D31"/>
     <w:multiLevelType w:val="hybridMultilevel"/>
     <w:tmpl w:val="A56221F0"/>
@@ -13425,7 +12356,156 @@
       </w:pPr>
     </w:lvl>
   </w:abstractNum>
-  <w:abstractNum w:abstractNumId="9" w15:restartNumberingAfterBreak="0">
+  <w:abstractNum w:abstractNumId="10" w15:restartNumberingAfterBreak="0">
+    <w:nsid w:val="44BB053A"/>
+    <w:multiLevelType w:val="multilevel"/>
+    <w:tmpl w:val="5434D0AE"/>
+    <w:lvl w:ilvl="0">
+      <w:start w:val="1"/>
+      <w:numFmt w:val="bullet"/>
+      <w:lvlText w:val=""/>
+      <w:lvlJc w:val="left"/>
+      <w:pPr>
+        <w:tabs>
+          <w:tab w:val="num" w:pos="720"/>
+        </w:tabs>
+        <w:ind w:left="720" w:hanging="360"/>
+      </w:pPr>
+      <w:rPr>
+        <w:rFonts w:ascii="Symbol" w:hAnsi="Symbol" w:hint="default"/>
+        <w:sz w:val="20"/>
+      </w:rPr>
+    </w:lvl>
+    <w:lvl w:ilvl="1" w:tentative="1">
+      <w:start w:val="1"/>
+      <w:numFmt w:val="bullet"/>
+      <w:lvlText w:val="o"/>
+      <w:lvlJc w:val="left"/>
+      <w:pPr>
+        <w:tabs>
+          <w:tab w:val="num" w:pos="1440"/>
+        </w:tabs>
+        <w:ind w:left="1440" w:hanging="360"/>
+      </w:pPr>
+      <w:rPr>
+        <w:rFonts w:ascii="Courier New" w:hAnsi="Courier New" w:hint="default"/>
+        <w:sz w:val="20"/>
+      </w:rPr>
+    </w:lvl>
+    <w:lvl w:ilvl="2" w:tentative="1">
+      <w:start w:val="1"/>
+      <w:numFmt w:val="bullet"/>
+      <w:lvlText w:val=""/>
+      <w:lvlJc w:val="left"/>
+      <w:pPr>
+        <w:tabs>
+          <w:tab w:val="num" w:pos="2160"/>
+        </w:tabs>
+        <w:ind w:left="2160" w:hanging="360"/>
+      </w:pPr>
+      <w:rPr>
+        <w:rFonts w:ascii="Wingdings" w:hAnsi="Wingdings" w:hint="default"/>
+        <w:sz w:val="20"/>
+      </w:rPr>
+    </w:lvl>
+    <w:lvl w:ilvl="3" w:tentative="1">
+      <w:start w:val="1"/>
+      <w:numFmt w:val="bullet"/>
+      <w:lvlText w:val=""/>
+      <w:lvlJc w:val="left"/>
+      <w:pPr>
+        <w:tabs>
+          <w:tab w:val="num" w:pos="2880"/>
+        </w:tabs>
+        <w:ind w:left="2880" w:hanging="360"/>
+      </w:pPr>
+      <w:rPr>
+        <w:rFonts w:ascii="Wingdings" w:hAnsi="Wingdings" w:hint="default"/>
+        <w:sz w:val="20"/>
+      </w:rPr>
+    </w:lvl>
+    <w:lvl w:ilvl="4" w:tentative="1">
+      <w:start w:val="1"/>
+      <w:numFmt w:val="bullet"/>
+      <w:lvlText w:val=""/>
+      <w:lvlJc w:val="left"/>
+      <w:pPr>
+        <w:tabs>
+          <w:tab w:val="num" w:pos="3600"/>
+        </w:tabs>
+        <w:ind w:left="3600" w:hanging="360"/>
+      </w:pPr>
+      <w:rPr>
+        <w:rFonts w:ascii="Wingdings" w:hAnsi="Wingdings" w:hint="default"/>
+        <w:sz w:val="20"/>
+      </w:rPr>
+    </w:lvl>
+    <w:lvl w:ilvl="5" w:tentative="1">
+      <w:start w:val="1"/>
+      <w:numFmt w:val="bullet"/>
+      <w:lvlText w:val=""/>
+      <w:lvlJc w:val="left"/>
+      <w:pPr>
+        <w:tabs>
+          <w:tab w:val="num" w:pos="4320"/>
+        </w:tabs>
+        <w:ind w:left="4320" w:hanging="360"/>
+      </w:pPr>
+      <w:rPr>
+        <w:rFonts w:ascii="Wingdings" w:hAnsi="Wingdings" w:hint="default"/>
+        <w:sz w:val="20"/>
+      </w:rPr>
+    </w:lvl>
+    <w:lvl w:ilvl="6" w:tentative="1">
+      <w:start w:val="1"/>
+      <w:numFmt w:val="bullet"/>
+      <w:lvlText w:val=""/>
+      <w:lvlJc w:val="left"/>
+      <w:pPr>
+        <w:tabs>
+          <w:tab w:val="num" w:pos="5040"/>
+        </w:tabs>
+        <w:ind w:left="5040" w:hanging="360"/>
+      </w:pPr>
+      <w:rPr>
+        <w:rFonts w:ascii="Wingdings" w:hAnsi="Wingdings" w:hint="default"/>
+        <w:sz w:val="20"/>
+      </w:rPr>
+    </w:lvl>
+    <w:lvl w:ilvl="7" w:tentative="1">
+      <w:start w:val="1"/>
+      <w:numFmt w:val="bullet"/>
+      <w:lvlText w:val=""/>
+      <w:lvlJc w:val="left"/>
+      <w:pPr>
+        <w:tabs>
+          <w:tab w:val="num" w:pos="5760"/>
+        </w:tabs>
+        <w:ind w:left="5760" w:hanging="360"/>
+      </w:pPr>
+      <w:rPr>
+        <w:rFonts w:ascii="Wingdings" w:hAnsi="Wingdings" w:hint="default"/>
+        <w:sz w:val="20"/>
+      </w:rPr>
+    </w:lvl>
+    <w:lvl w:ilvl="8" w:tentative="1">
+      <w:start w:val="1"/>
+      <w:numFmt w:val="bullet"/>
+      <w:lvlText w:val=""/>
+      <w:lvlJc w:val="left"/>
+      <w:pPr>
+        <w:tabs>
+          <w:tab w:val="num" w:pos="6480"/>
+        </w:tabs>
+        <w:ind w:left="6480" w:hanging="360"/>
+      </w:pPr>
+      <w:rPr>
+        <w:rFonts w:ascii="Wingdings" w:hAnsi="Wingdings" w:hint="default"/>
+        <w:sz w:val="20"/>
+      </w:rPr>
+    </w:lvl>
+  </w:abstractNum>
+  <w:abstractNum w:abstractNumId="11" w15:restartNumberingAfterBreak="0">
     <w:nsid w:val="57C86EE7"/>
     <w:multiLevelType w:val="multilevel"/>
     <w:tmpl w:val="30BAB0BA"/>
@@ -13574,7 +12654,7 @@
       </w:rPr>
     </w:lvl>
   </w:abstractNum>
-  <w:abstractNum w:abstractNumId="10" w15:restartNumberingAfterBreak="0">
+  <w:abstractNum w:abstractNumId="12" w15:restartNumberingAfterBreak="0">
     <w:nsid w:val="652809B9"/>
     <w:multiLevelType w:val="hybridMultilevel"/>
     <w:tmpl w:val="C10EC632"/>
@@ -13687,7 +12767,7 @@
       </w:rPr>
     </w:lvl>
   </w:abstractNum>
-  <w:abstractNum w:abstractNumId="11" w15:restartNumberingAfterBreak="0">
+  <w:abstractNum w:abstractNumId="13" w15:restartNumberingAfterBreak="0">
     <w:nsid w:val="66871ECE"/>
     <w:multiLevelType w:val="hybridMultilevel"/>
     <w:tmpl w:val="7F74FC56"/>
@@ -13803,7 +12883,7 @@
       </w:pPr>
     </w:lvl>
   </w:abstractNum>
-  <w:abstractNum w:abstractNumId="12" w15:restartNumberingAfterBreak="0">
+  <w:abstractNum w:abstractNumId="14" w15:restartNumberingAfterBreak="0">
     <w:nsid w:val="6ABE5228"/>
     <w:multiLevelType w:val="hybridMultilevel"/>
     <w:tmpl w:val="089EE6D8"/>
@@ -13919,7 +12999,7 @@
       </w:pPr>
     </w:lvl>
   </w:abstractNum>
-  <w:abstractNum w:abstractNumId="13" w15:restartNumberingAfterBreak="0">
+  <w:abstractNum w:abstractNumId="15" w15:restartNumberingAfterBreak="0">
     <w:nsid w:val="6C1D7334"/>
     <w:multiLevelType w:val="hybridMultilevel"/>
     <w:tmpl w:val="0D64F25A"/>
@@ -14035,7 +13115,7 @@
       </w:pPr>
     </w:lvl>
   </w:abstractNum>
-  <w:abstractNum w:abstractNumId="14" w15:restartNumberingAfterBreak="0">
+  <w:abstractNum w:abstractNumId="16" w15:restartNumberingAfterBreak="0">
     <w:nsid w:val="72904C79"/>
     <w:multiLevelType w:val="hybridMultilevel"/>
     <w:tmpl w:val="EB328896"/>
@@ -14175,7 +13255,7 @@
       </w:rPr>
     </w:lvl>
   </w:abstractNum>
-  <w:abstractNum w:abstractNumId="15" w15:restartNumberingAfterBreak="0">
+  <w:abstractNum w:abstractNumId="17" w15:restartNumberingAfterBreak="0">
     <w:nsid w:val="7ACC392C"/>
     <w:multiLevelType w:val="hybridMultilevel"/>
     <w:tmpl w:val="F282F7F0"/>
@@ -14315,7 +13395,7 @@
       </w:rPr>
     </w:lvl>
   </w:abstractNum>
-  <w:abstractNum w:abstractNumId="16" w15:restartNumberingAfterBreak="0">
+  <w:abstractNum w:abstractNumId="18" w15:restartNumberingAfterBreak="0">
     <w:nsid w:val="7CD54937"/>
     <w:multiLevelType w:val="hybridMultilevel"/>
     <w:tmpl w:val="1AB0305A"/>
@@ -14455,84 +13535,90 @@
       </w:rPr>
     </w:lvl>
   </w:abstractNum>
-  <w:num w:numId="1">
+  <w:num w:numId="1" w16cid:durableId="660158848">
+    <w:abstractNumId w:val="11"/>
+  </w:num>
+  <w:num w:numId="2" w16cid:durableId="895436243">
+    <w:abstractNumId w:val="3"/>
+  </w:num>
+  <w:num w:numId="3" w16cid:durableId="1216355192">
+    <w:abstractNumId w:val="8"/>
+  </w:num>
+  <w:num w:numId="4" w16cid:durableId="1870603404">
+    <w:abstractNumId w:val="1"/>
+  </w:num>
+  <w:num w:numId="5" w16cid:durableId="798836380">
+    <w:abstractNumId w:val="4"/>
+  </w:num>
+  <w:num w:numId="6" w16cid:durableId="470484199">
+    <w:abstractNumId w:val="13"/>
+  </w:num>
+  <w:num w:numId="7" w16cid:durableId="547112661">
     <w:abstractNumId w:val="9"/>
   </w:num>
-  <w:num w:numId="2">
-    <w:abstractNumId w:val="3"/>
+  <w:num w:numId="8" w16cid:durableId="974678593">
+    <w:abstractNumId w:val="14"/>
   </w:num>
-  <w:num w:numId="3">
+  <w:num w:numId="9" w16cid:durableId="1357342392">
+    <w:abstractNumId w:val="0"/>
+  </w:num>
+  <w:num w:numId="10" w16cid:durableId="1837915208">
+    <w:abstractNumId w:val="16"/>
+  </w:num>
+  <w:num w:numId="11" w16cid:durableId="240912661">
+    <w:abstractNumId w:val="17"/>
+  </w:num>
+  <w:num w:numId="12" w16cid:durableId="68235207">
+    <w:abstractNumId w:val="5"/>
+  </w:num>
+  <w:num w:numId="13" w16cid:durableId="1316101887">
+    <w:abstractNumId w:val="2"/>
+  </w:num>
+  <w:num w:numId="14" w16cid:durableId="629826896">
+    <w:abstractNumId w:val="18"/>
+  </w:num>
+  <w:num w:numId="15" w16cid:durableId="1650161364">
+    <w:abstractNumId w:val="6"/>
+  </w:num>
+  <w:num w:numId="16" w16cid:durableId="1834374535">
+    <w:abstractNumId w:val="11"/>
+  </w:num>
+  <w:num w:numId="17" w16cid:durableId="986594386">
+    <w:abstractNumId w:val="15"/>
+  </w:num>
+  <w:num w:numId="18" w16cid:durableId="1451123838">
+    <w:abstractNumId w:val="11"/>
+  </w:num>
+  <w:num w:numId="19" w16cid:durableId="952596576">
+    <w:abstractNumId w:val="11"/>
+  </w:num>
+  <w:num w:numId="20" w16cid:durableId="1997876962">
+    <w:abstractNumId w:val="11"/>
+  </w:num>
+  <w:num w:numId="21" w16cid:durableId="881290581">
+    <w:abstractNumId w:val="11"/>
+  </w:num>
+  <w:num w:numId="22" w16cid:durableId="183252743">
+    <w:abstractNumId w:val="11"/>
+  </w:num>
+  <w:num w:numId="23" w16cid:durableId="1091702211">
+    <w:abstractNumId w:val="12"/>
+  </w:num>
+  <w:num w:numId="24" w16cid:durableId="1058825710">
+    <w:abstractNumId w:val="11"/>
+  </w:num>
+  <w:num w:numId="25" w16cid:durableId="263848553">
     <w:abstractNumId w:val="7"/>
   </w:num>
-  <w:num w:numId="4">
-    <w:abstractNumId w:val="1"/>
-  </w:num>
-  <w:num w:numId="5">
-    <w:abstractNumId w:val="4"/>
-  </w:num>
-  <w:num w:numId="6">
-    <w:abstractNumId w:val="11"/>
-  </w:num>
-  <w:num w:numId="7">
-    <w:abstractNumId w:val="8"/>
-  </w:num>
-  <w:num w:numId="8">
-    <w:abstractNumId w:val="12"/>
-  </w:num>
-  <w:num w:numId="9">
-    <w:abstractNumId w:val="0"/>
-  </w:num>
-  <w:num w:numId="10">
-    <w:abstractNumId w:val="14"/>
-  </w:num>
-  <w:num w:numId="11">
-    <w:abstractNumId w:val="15"/>
-  </w:num>
-  <w:num w:numId="12">
-    <w:abstractNumId w:val="5"/>
-  </w:num>
-  <w:num w:numId="13">
-    <w:abstractNumId w:val="2"/>
-  </w:num>
-  <w:num w:numId="14">
-    <w:abstractNumId w:val="16"/>
-  </w:num>
-  <w:num w:numId="15">
-    <w:abstractNumId w:val="6"/>
-  </w:num>
-  <w:num w:numId="16">
-    <w:abstractNumId w:val="9"/>
-  </w:num>
-  <w:num w:numId="17">
-    <w:abstractNumId w:val="13"/>
-  </w:num>
-  <w:num w:numId="18">
-    <w:abstractNumId w:val="9"/>
-  </w:num>
-  <w:num w:numId="19">
-    <w:abstractNumId w:val="9"/>
-  </w:num>
-  <w:num w:numId="20">
-    <w:abstractNumId w:val="9"/>
-  </w:num>
-  <w:num w:numId="21">
-    <w:abstractNumId w:val="9"/>
-  </w:num>
-  <w:num w:numId="22">
-    <w:abstractNumId w:val="9"/>
-  </w:num>
-  <w:num w:numId="23">
+  <w:num w:numId="26" w16cid:durableId="352927653">
     <w:abstractNumId w:val="10"/>
-  </w:num>
-  <w:num w:numId="24">
-    <w:abstractNumId w:val="9"/>
   </w:num>
   <w:numIdMacAtCleanup w:val="14"/>
 </w:numbering>
 </file>
 
 <file path=word/styles.xml><?xml version="1.0" encoding="utf-8"?>
-<w:styles xmlns:mc="http://schemas.openxmlformats.org/markup-compatibility/2006" xmlns:r="http://schemas.openxmlformats.org/officeDocument/2006/relationships" xmlns:w="http://schemas.openxmlformats.org/wordprocessingml/2006/main" xmlns:w14="http://schemas.microsoft.com/office/word/2010/wordml" xmlns:w15="http://schemas.microsoft.com/office/word/2012/wordml" xmlns:w16cid="http://schemas.microsoft.com/office/word/2016/wordml/cid" xmlns:w16se="http://schemas.microsoft.com/office/word/2015/wordml/symex" mc:Ignorable="w14 w15 w16se w16cid">
+<w:styles xmlns:mc="http://schemas.openxmlformats.org/markup-compatibility/2006" xmlns:r="http://schemas.openxmlformats.org/officeDocument/2006/relationships" xmlns:w="http://schemas.openxmlformats.org/wordprocessingml/2006/main" xmlns:w14="http://schemas.microsoft.com/office/word/2010/wordml" xmlns:w15="http://schemas.microsoft.com/office/word/2012/wordml" xmlns:w16cex="http://schemas.microsoft.com/office/word/2018/wordml/cex" xmlns:w16cid="http://schemas.microsoft.com/office/word/2016/wordml/cid" xmlns:w16="http://schemas.microsoft.com/office/word/2018/wordml" xmlns:w16sdtdh="http://schemas.microsoft.com/office/word/2020/wordml/sdtdatahash" xmlns:w16se="http://schemas.microsoft.com/office/word/2015/wordml/symex" mc:Ignorable="w14 w15 w16se w16cid w16 w16cex w16sdtdh">
   <w:docDefaults>
     <w:rPrDefault>
       <w:rPr>
@@ -14542,7 +13628,7 @@
     </w:rPrDefault>
     <w:pPrDefault/>
   </w:docDefaults>
-  <w:latentStyles w:defLockedState="0" w:defUIPriority="99" w:defSemiHidden="0" w:defUnhideWhenUsed="0" w:defQFormat="0" w:count="375">
+  <w:latentStyles w:defLockedState="0" w:defUIPriority="99" w:defSemiHidden="0" w:defUnhideWhenUsed="0" w:defQFormat="0" w:count="376">
     <w:lsdException w:name="Normal" w:uiPriority="0" w:qFormat="1"/>
     <w:lsdException w:name="heading 1" w:uiPriority="9" w:qFormat="1"/>
     <w:lsdException w:name="heading 2" w:uiPriority="0" w:qFormat="1"/>
@@ -14918,6 +14004,7 @@
     <w:lsdException w:name="Smart Hyperlink" w:semiHidden="1" w:unhideWhenUsed="1"/>
     <w:lsdException w:name="Hashtag" w:semiHidden="1" w:unhideWhenUsed="1"/>
     <w:lsdException w:name="Unresolved Mention" w:semiHidden="1" w:unhideWhenUsed="1"/>
+    <w:lsdException w:name="Smart Link" w:semiHidden="1" w:unhideWhenUsed="1"/>
   </w:latentStyles>
   <w:style w:type="paragraph" w:default="1" w:styleId="Normale">
     <w:name w:val="Normal"/>
@@ -15505,6 +14592,17 @@
     <w:unhideWhenUsed/>
     <w:rsid w:val="00B45E6F"/>
   </w:style>
+  <w:style w:type="paragraph" w:styleId="Paragrafoelenco">
+    <w:name w:val="List Paragraph"/>
+    <w:basedOn w:val="Normale"/>
+    <w:uiPriority w:val="34"/>
+    <w:qFormat/>
+    <w:rsid w:val="007E1D58"/>
+    <w:pPr>
+      <w:ind w:left="720"/>
+      <w:contextualSpacing/>
+    </w:pPr>
+  </w:style>
 </w:styles>
 </file>
 
